--- a/docs/Documentação/documentação.docx
+++ b/docs/Documentação/documentação.docx
@@ -1419,7 +1419,7 @@
           <w:r>
             <w:fldChar w:fldCharType="separate"/>
           </w:r>
-          <w:hyperlink w:anchor="_Toc176502332" w:history="1">
+          <w:hyperlink w:anchor="_Toc184018157" w:history="1">
             <w:r>
               <w:rPr>
                 <w:rStyle w:val="Hyperlink"/>
@@ -1462,7 +1462,7 @@
                 <w:noProof/>
                 <w:webHidden/>
               </w:rPr>
-              <w:instrText xml:space="preserve"> PAGEREF _Toc176502332 \h </w:instrText>
+              <w:instrText xml:space="preserve"> PAGEREF _Toc184018157 \h </w:instrText>
             </w:r>
             <w:r>
               <w:rPr>
@@ -1507,7 +1507,7 @@
               <w:sz w:val="24"/>
             </w:rPr>
           </w:pPr>
-          <w:hyperlink w:anchor="_Toc176502333" w:history="1">
+          <w:hyperlink w:anchor="_Toc184018158" w:history="1">
             <w:r>
               <w:rPr>
                 <w:rStyle w:val="Hyperlink"/>
@@ -1550,7 +1550,7 @@
                 <w:noProof/>
                 <w:webHidden/>
               </w:rPr>
-              <w:instrText xml:space="preserve"> PAGEREF _Toc176502333 \h </w:instrText>
+              <w:instrText xml:space="preserve"> PAGEREF _Toc184018158 \h </w:instrText>
             </w:r>
             <w:r>
               <w:rPr>
@@ -1595,7 +1595,7 @@
               <w:sz w:val="24"/>
             </w:rPr>
           </w:pPr>
-          <w:hyperlink w:anchor="_Toc176502334" w:history="1">
+          <w:hyperlink w:anchor="_Toc184018159" w:history="1">
             <w:r>
               <w:rPr>
                 <w:rStyle w:val="Hyperlink"/>
@@ -1638,7 +1638,7 @@
                 <w:noProof/>
                 <w:webHidden/>
               </w:rPr>
-              <w:instrText xml:space="preserve"> PAGEREF _Toc176502334 \h </w:instrText>
+              <w:instrText xml:space="preserve"> PAGEREF _Toc184018159 \h </w:instrText>
             </w:r>
             <w:r>
               <w:rPr>
@@ -1683,7 +1683,7 @@
               <w:sz w:val="24"/>
             </w:rPr>
           </w:pPr>
-          <w:hyperlink w:anchor="_Toc176502335" w:history="1">
+          <w:hyperlink w:anchor="_Toc184018160" w:history="1">
             <w:r>
               <w:rPr>
                 <w:rStyle w:val="Hyperlink"/>
@@ -1727,7 +1727,7 @@
                 <w:noProof/>
                 <w:webHidden/>
               </w:rPr>
-              <w:instrText xml:space="preserve"> PAGEREF _Toc176502335 \h </w:instrText>
+              <w:instrText xml:space="preserve"> PAGEREF _Toc184018160 \h </w:instrText>
             </w:r>
             <w:r>
               <w:rPr>
@@ -1772,7 +1772,7 @@
               <w:sz w:val="24"/>
             </w:rPr>
           </w:pPr>
-          <w:hyperlink w:anchor="_Toc176502336" w:history="1">
+          <w:hyperlink w:anchor="_Toc184018161" w:history="1">
             <w:r>
               <w:rPr>
                 <w:rStyle w:val="Hyperlink"/>
@@ -1816,7 +1816,7 @@
                 <w:noProof/>
                 <w:webHidden/>
               </w:rPr>
-              <w:instrText xml:space="preserve"> PAGEREF _Toc176502336 \h </w:instrText>
+              <w:instrText xml:space="preserve"> PAGEREF _Toc184018161 \h </w:instrText>
             </w:r>
             <w:r>
               <w:rPr>
@@ -1861,7 +1861,7 @@
               <w:sz w:val="24"/>
             </w:rPr>
           </w:pPr>
-          <w:hyperlink w:anchor="_Toc176502337" w:history="1">
+          <w:hyperlink w:anchor="_Toc184018162" w:history="1">
             <w:r>
               <w:rPr>
                 <w:rStyle w:val="Hyperlink"/>
@@ -1905,7 +1905,7 @@
                 <w:noProof/>
                 <w:webHidden/>
               </w:rPr>
-              <w:instrText xml:space="preserve"> PAGEREF _Toc176502337 \h </w:instrText>
+              <w:instrText xml:space="preserve"> PAGEREF _Toc184018162 \h </w:instrText>
             </w:r>
             <w:r>
               <w:rPr>
@@ -1950,7 +1950,7 @@
               <w:sz w:val="24"/>
             </w:rPr>
           </w:pPr>
-          <w:hyperlink w:anchor="_Toc176502338" w:history="1">
+          <w:hyperlink w:anchor="_Toc184018163" w:history="1">
             <w:r>
               <w:rPr>
                 <w:rStyle w:val="Hyperlink"/>
@@ -1994,7 +1994,7 @@
                 <w:noProof/>
                 <w:webHidden/>
               </w:rPr>
-              <w:instrText xml:space="preserve"> PAGEREF _Toc176502338 \h </w:instrText>
+              <w:instrText xml:space="preserve"> PAGEREF _Toc184018163 \h </w:instrText>
             </w:r>
             <w:r>
               <w:rPr>
@@ -2039,7 +2039,7 @@
               <w:sz w:val="24"/>
             </w:rPr>
           </w:pPr>
-          <w:hyperlink w:anchor="_Toc176502339" w:history="1">
+          <w:hyperlink w:anchor="_Toc184018164" w:history="1">
             <w:r>
               <w:rPr>
                 <w:rStyle w:val="Hyperlink"/>
@@ -2083,7 +2083,7 @@
                 <w:noProof/>
                 <w:webHidden/>
               </w:rPr>
-              <w:instrText xml:space="preserve"> PAGEREF _Toc176502339 \h </w:instrText>
+              <w:instrText xml:space="preserve"> PAGEREF _Toc184018164 \h </w:instrText>
             </w:r>
             <w:r>
               <w:rPr>
@@ -2128,7 +2128,7 @@
               <w:sz w:val="24"/>
             </w:rPr>
           </w:pPr>
-          <w:hyperlink w:anchor="_Toc176502340" w:history="1">
+          <w:hyperlink w:anchor="_Toc184018165" w:history="1">
             <w:r>
               <w:rPr>
                 <w:rStyle w:val="Hyperlink"/>
@@ -2172,7 +2172,7 @@
                 <w:noProof/>
                 <w:webHidden/>
               </w:rPr>
-              <w:instrText xml:space="preserve"> PAGEREF _Toc176502340 \h </w:instrText>
+              <w:instrText xml:space="preserve"> PAGEREF _Toc184018165 \h </w:instrText>
             </w:r>
             <w:r>
               <w:rPr>
@@ -2217,7 +2217,7 @@
               <w:sz w:val="24"/>
             </w:rPr>
           </w:pPr>
-          <w:hyperlink w:anchor="_Toc176502341" w:history="1">
+          <w:hyperlink w:anchor="_Toc184018166" w:history="1">
             <w:r>
               <w:rPr>
                 <w:rStyle w:val="Hyperlink"/>
@@ -2261,7 +2261,7 @@
                 <w:noProof/>
                 <w:webHidden/>
               </w:rPr>
-              <w:instrText xml:space="preserve"> PAGEREF _Toc176502341 \h </w:instrText>
+              <w:instrText xml:space="preserve"> PAGEREF _Toc184018166 \h </w:instrText>
             </w:r>
             <w:r>
               <w:rPr>
@@ -2306,7 +2306,7 @@
               <w:sz w:val="24"/>
             </w:rPr>
           </w:pPr>
-          <w:hyperlink w:anchor="_Toc176502342" w:history="1">
+          <w:hyperlink w:anchor="_Toc184018167" w:history="1">
             <w:r>
               <w:rPr>
                 <w:rStyle w:val="Hyperlink"/>
@@ -2350,7 +2350,7 @@
                 <w:noProof/>
                 <w:webHidden/>
               </w:rPr>
-              <w:instrText xml:space="preserve"> PAGEREF _Toc176502342 \h </w:instrText>
+              <w:instrText xml:space="preserve"> PAGEREF _Toc184018167 \h </w:instrText>
             </w:r>
             <w:r>
               <w:rPr>
@@ -2395,7 +2395,7 @@
               <w:sz w:val="24"/>
             </w:rPr>
           </w:pPr>
-          <w:hyperlink w:anchor="_Toc176502343" w:history="1">
+          <w:hyperlink w:anchor="_Toc184018168" w:history="1">
             <w:r>
               <w:rPr>
                 <w:rStyle w:val="Hyperlink"/>
@@ -2438,7 +2438,7 @@
                 <w:noProof/>
                 <w:webHidden/>
               </w:rPr>
-              <w:instrText xml:space="preserve"> PAGEREF _Toc176502343 \h </w:instrText>
+              <w:instrText xml:space="preserve"> PAGEREF _Toc184018168 \h </w:instrText>
             </w:r>
             <w:r>
               <w:rPr>
@@ -2483,7 +2483,7 @@
               <w:sz w:val="24"/>
             </w:rPr>
           </w:pPr>
-          <w:hyperlink w:anchor="_Toc176502344" w:history="1">
+          <w:hyperlink w:anchor="_Toc184018169" w:history="1">
             <w:r>
               <w:rPr>
                 <w:rStyle w:val="Hyperlink"/>
@@ -2526,7 +2526,7 @@
                 <w:noProof/>
                 <w:webHidden/>
               </w:rPr>
-              <w:instrText xml:space="preserve"> PAGEREF _Toc176502344 \h </w:instrText>
+              <w:instrText xml:space="preserve"> PAGEREF _Toc184018169 \h </w:instrText>
             </w:r>
             <w:r>
               <w:rPr>
@@ -2571,7 +2571,7 @@
               <w:sz w:val="24"/>
             </w:rPr>
           </w:pPr>
-          <w:hyperlink w:anchor="_Toc176502345" w:history="1">
+          <w:hyperlink w:anchor="_Toc184018170" w:history="1">
             <w:r>
               <w:rPr>
                 <w:rStyle w:val="Hyperlink"/>
@@ -2614,7 +2614,7 @@
                 <w:noProof/>
                 <w:webHidden/>
               </w:rPr>
-              <w:instrText xml:space="preserve"> PAGEREF _Toc176502345 \h </w:instrText>
+              <w:instrText xml:space="preserve"> PAGEREF _Toc184018170 \h </w:instrText>
             </w:r>
             <w:r>
               <w:rPr>
@@ -2659,7 +2659,7 @@
               <w:sz w:val="24"/>
             </w:rPr>
           </w:pPr>
-          <w:hyperlink w:anchor="_Toc176502346" w:history="1">
+          <w:hyperlink w:anchor="_Toc184018171" w:history="1">
             <w:r>
               <w:rPr>
                 <w:rStyle w:val="Hyperlink"/>
@@ -2702,7 +2702,7 @@
                 <w:noProof/>
                 <w:webHidden/>
               </w:rPr>
-              <w:instrText xml:space="preserve"> PAGEREF _Toc176502346 \h </w:instrText>
+              <w:instrText xml:space="preserve"> PAGEREF _Toc184018171 \h </w:instrText>
             </w:r>
             <w:r>
               <w:rPr>
@@ -2747,7 +2747,7 @@
               <w:sz w:val="24"/>
             </w:rPr>
           </w:pPr>
-          <w:hyperlink w:anchor="_Toc176502347" w:history="1">
+          <w:hyperlink w:anchor="_Toc184018172" w:history="1">
             <w:r>
               <w:rPr>
                 <w:rStyle w:val="Hyperlink"/>
@@ -2790,7 +2790,7 @@
                 <w:noProof/>
                 <w:webHidden/>
               </w:rPr>
-              <w:instrText xml:space="preserve"> PAGEREF _Toc176502347 \h </w:instrText>
+              <w:instrText xml:space="preserve"> PAGEREF _Toc184018172 \h </w:instrText>
             </w:r>
             <w:r>
               <w:rPr>
@@ -2834,7 +2834,7 @@
               <w:sz w:val="24"/>
             </w:rPr>
           </w:pPr>
-          <w:hyperlink w:anchor="_Toc176502348" w:history="1">
+          <w:hyperlink w:anchor="_Toc184018173" w:history="1">
             <w:r>
               <w:rPr>
                 <w:rStyle w:val="Hyperlink"/>
@@ -2861,7 +2861,7 @@
                 <w:noProof/>
                 <w:webHidden/>
               </w:rPr>
-              <w:instrText xml:space="preserve"> PAGEREF _Toc176502348 \h </w:instrText>
+              <w:instrText xml:space="preserve"> PAGEREF _Toc184018173 \h </w:instrText>
             </w:r>
             <w:r>
               <w:rPr>
@@ -2905,7 +2905,7 @@
               <w:sz w:val="24"/>
             </w:rPr>
           </w:pPr>
-          <w:hyperlink w:anchor="_Toc176502349" w:history="1">
+          <w:hyperlink w:anchor="_Toc184018174" w:history="1">
             <w:r>
               <w:rPr>
                 <w:rStyle w:val="Hyperlink"/>
@@ -2932,7 +2932,7 @@
                 <w:noProof/>
                 <w:webHidden/>
               </w:rPr>
-              <w:instrText xml:space="preserve"> PAGEREF _Toc176502349 \h </w:instrText>
+              <w:instrText xml:space="preserve"> PAGEREF _Toc184018174 \h </w:instrText>
             </w:r>
             <w:r>
               <w:rPr>
@@ -2976,7 +2976,7 @@
               <w:sz w:val="24"/>
             </w:rPr>
           </w:pPr>
-          <w:hyperlink w:anchor="_Toc176502350" w:history="1">
+          <w:hyperlink w:anchor="_Toc184018175" w:history="1">
             <w:r>
               <w:rPr>
                 <w:rStyle w:val="Hyperlink"/>
@@ -3003,7 +3003,7 @@
                 <w:noProof/>
                 <w:webHidden/>
               </w:rPr>
-              <w:instrText xml:space="preserve"> PAGEREF _Toc176502350 \h </w:instrText>
+              <w:instrText xml:space="preserve"> PAGEREF _Toc184018175 \h </w:instrText>
             </w:r>
             <w:r>
               <w:rPr>
@@ -3047,7 +3047,7 @@
               <w:sz w:val="24"/>
             </w:rPr>
           </w:pPr>
-          <w:hyperlink w:anchor="_Toc176502351" w:history="1">
+          <w:hyperlink w:anchor="_Toc184018176" w:history="1">
             <w:r>
               <w:rPr>
                 <w:rStyle w:val="Hyperlink"/>
@@ -3074,7 +3074,7 @@
                 <w:noProof/>
                 <w:webHidden/>
               </w:rPr>
-              <w:instrText xml:space="preserve"> PAGEREF _Toc176502351 \h </w:instrText>
+              <w:instrText xml:space="preserve"> PAGEREF _Toc184018176 \h </w:instrText>
             </w:r>
             <w:r>
               <w:rPr>
@@ -3119,7 +3119,7 @@
               <w:sz w:val="24"/>
             </w:rPr>
           </w:pPr>
-          <w:hyperlink w:anchor="_Toc176502352" w:history="1">
+          <w:hyperlink w:anchor="_Toc184018177" w:history="1">
             <w:r>
               <w:rPr>
                 <w:rStyle w:val="Hyperlink"/>
@@ -3162,7 +3162,7 @@
                 <w:noProof/>
                 <w:webHidden/>
               </w:rPr>
-              <w:instrText xml:space="preserve"> PAGEREF _Toc176502352 \h </w:instrText>
+              <w:instrText xml:space="preserve"> PAGEREF _Toc184018177 \h </w:instrText>
             </w:r>
             <w:r>
               <w:rPr>
@@ -3183,6 +3183,77 @@
                 <w:webHidden/>
               </w:rPr>
               <w:t>19</w:t>
+            </w:r>
+            <w:r>
+              <w:rPr>
+                <w:noProof/>
+                <w:webHidden/>
+              </w:rPr>
+              <w:fldChar w:fldCharType="end"/>
+            </w:r>
+          </w:hyperlink>
+        </w:p>
+        <w:p>
+          <w:pPr>
+            <w:pStyle w:val="Sumrio1"/>
+            <w:tabs>
+              <w:tab w:val="right" w:leader="dot" w:pos="9444"/>
+            </w:tabs>
+            <w:rPr>
+              <w:rFonts w:asciiTheme="minorHAnsi" w:eastAsiaTheme="minorEastAsia" w:hAnsiTheme="minorHAnsi" w:cstheme="minorBidi"/>
+              <w:noProof/>
+              <w:color w:val="auto"/>
+              <w:sz w:val="24"/>
+            </w:rPr>
+          </w:pPr>
+          <w:hyperlink w:anchor="_Toc184018178" w:history="1">
+            <w:r>
+              <w:rPr>
+                <w:rStyle w:val="Hyperlink"/>
+                <w:noProof/>
+              </w:rPr>
+              <w:t>9. MELHORIAS</w:t>
+            </w:r>
+            <w:r>
+              <w:rPr>
+                <w:noProof/>
+                <w:webHidden/>
+              </w:rPr>
+              <w:tab/>
+            </w:r>
+            <w:r>
+              <w:rPr>
+                <w:noProof/>
+                <w:webHidden/>
+              </w:rPr>
+              <w:fldChar w:fldCharType="begin"/>
+            </w:r>
+            <w:r>
+              <w:rPr>
+                <w:noProof/>
+                <w:webHidden/>
+              </w:rPr>
+              <w:instrText xml:space="preserve"> PAGEREF _Toc184018178 \h </w:instrText>
+            </w:r>
+            <w:r>
+              <w:rPr>
+                <w:noProof/>
+                <w:webHidden/>
+              </w:rPr>
+            </w:r>
+            <w:r>
+              <w:rPr>
+                <w:noProof/>
+                <w:webHidden/>
+              </w:rPr>
+              <w:fldChar w:fldCharType="separate"/>
+            </w:r>
+            <w:r>
+              <w:rPr>
+                <w:noProof/>
+                <w:webHidden/>
+              </w:rPr>
+              <w:t>26</w:t>
             </w:r>
             <w:r>
               <w:rPr>
@@ -3207,6 +3278,16 @@
     <w:p>
       <w:pPr>
         <w:ind w:left="0" w:right="333" w:firstLine="0"/>
+      </w:pPr>
+    </w:p>
+    <w:p>
+      <w:pPr>
+        <w:ind w:left="0" w:right="333" w:firstLine="0"/>
+      </w:pPr>
+    </w:p>
+    <w:p>
+      <w:pPr>
+        <w:ind w:left="0" w:right="333" w:firstLine="0"/>
         <w:sectPr>
           <w:pgSz w:w="11906" w:h="16838"/>
           <w:pgMar w:top="1526" w:right="1012" w:bottom="1567" w:left="1440" w:header="763" w:footer="718" w:gutter="0"/>
@@ -3222,7 +3303,7 @@
           <w:numId w:val="1"/>
         </w:numPr>
       </w:pPr>
-      <w:bookmarkStart w:id="1" w:name="_Toc176502332"/>
+      <w:bookmarkStart w:id="1" w:name="_Toc184018157"/>
       <w:r>
         <w:lastRenderedPageBreak/>
         <w:t>INTRODUÇÃO</w:t>
@@ -3337,7 +3418,7 @@
           <w:numId w:val="2"/>
         </w:numPr>
       </w:pPr>
-      <w:bookmarkStart w:id="2" w:name="_Toc176502333"/>
+      <w:bookmarkStart w:id="2" w:name="_Toc184018158"/>
       <w:r>
         <w:t>OBJETIVOS</w:t>
       </w:r>
@@ -3545,7 +3626,7 @@
           <w:numId w:val="1"/>
         </w:numPr>
       </w:pPr>
-      <w:bookmarkStart w:id="3" w:name="_Toc176502334"/>
+      <w:bookmarkStart w:id="3" w:name="_Toc184018159"/>
       <w:r>
         <w:lastRenderedPageBreak/>
         <w:t>ESCOPO</w:t>
@@ -3594,7 +3675,7 @@
           <w:szCs w:val="22"/>
         </w:rPr>
       </w:pPr>
-      <w:bookmarkStart w:id="4" w:name="_Toc176502335"/>
+      <w:bookmarkStart w:id="4" w:name="_Toc184018160"/>
       <w:r>
         <w:rPr>
           <w:rStyle w:val="Ttulo1Char"/>
@@ -3697,7 +3778,7 @@
           <w:szCs w:val="22"/>
         </w:rPr>
       </w:pPr>
-      <w:bookmarkStart w:id="5" w:name="_Toc176502336"/>
+      <w:bookmarkStart w:id="5" w:name="_Toc184018161"/>
       <w:r>
         <w:rPr>
           <w:rStyle w:val="Ttulo1Char"/>
@@ -3794,7 +3875,7 @@
           <w:szCs w:val="22"/>
         </w:rPr>
       </w:pPr>
-      <w:bookmarkStart w:id="6" w:name="_Toc176502337"/>
+      <w:bookmarkStart w:id="6" w:name="_Toc184018162"/>
       <w:r>
         <w:rPr>
           <w:rStyle w:val="Ttulo1Char"/>
@@ -3954,7 +4035,7 @@
           <w:szCs w:val="22"/>
         </w:rPr>
       </w:pPr>
-      <w:bookmarkStart w:id="7" w:name="_Toc176502338"/>
+      <w:bookmarkStart w:id="7" w:name="_Toc184018163"/>
       <w:r>
         <w:rPr>
           <w:rStyle w:val="Ttulo1Char"/>
@@ -4149,7 +4230,7 @@
           <w:szCs w:val="22"/>
         </w:rPr>
       </w:pPr>
-      <w:bookmarkStart w:id="8" w:name="_Toc176502339"/>
+      <w:bookmarkStart w:id="8" w:name="_Toc184018164"/>
       <w:r>
         <w:rPr>
           <w:rStyle w:val="Ttulo1Char"/>
@@ -4239,7 +4320,7 @@
           <w:szCs w:val="22"/>
         </w:rPr>
       </w:pPr>
-      <w:bookmarkStart w:id="9" w:name="_Toc176502340"/>
+      <w:bookmarkStart w:id="9" w:name="_Toc184018165"/>
       <w:r>
         <w:rPr>
           <w:rStyle w:val="Ttulo1Char"/>
@@ -4339,7 +4420,7 @@
           <w:szCs w:val="22"/>
         </w:rPr>
       </w:pPr>
-      <w:bookmarkStart w:id="10" w:name="_Toc176502341"/>
+      <w:bookmarkStart w:id="10" w:name="_Toc184018166"/>
       <w:r>
         <w:rPr>
           <w:rStyle w:val="Ttulo1Char"/>
@@ -4451,7 +4532,7 @@
           <w:szCs w:val="22"/>
         </w:rPr>
       </w:pPr>
-      <w:bookmarkStart w:id="11" w:name="_Toc176502342"/>
+      <w:bookmarkStart w:id="11" w:name="_Toc184018167"/>
       <w:r>
         <w:rPr>
           <w:rStyle w:val="Ttulo1Char"/>
@@ -4546,7 +4627,7 @@
           <w:numId w:val="1"/>
         </w:numPr>
       </w:pPr>
-      <w:bookmarkStart w:id="12" w:name="_Toc176502343"/>
+      <w:bookmarkStart w:id="12" w:name="_Toc184018168"/>
       <w:r>
         <w:lastRenderedPageBreak/>
         <w:t>MATRIZ SWOT</w:t>
@@ -4609,7 +4690,7 @@
           <w:noProof/>
         </w:rPr>
         <w:drawing>
-          <wp:inline distT="0" distB="0" distL="0" distR="0" wp14:anchorId="51653AD8" wp14:editId="4110941D">
+          <wp:inline distT="0" distB="0" distL="0" distR="0" wp14:anchorId="51653AD8" wp14:editId="556433E7">
             <wp:extent cx="6124539" cy="4451201"/>
             <wp:effectExtent l="0" t="0" r="0" b="6985"/>
             <wp:docPr id="405436921" name="Imagem 3" descr="Diagrama&#10;&#10;Descrição gerada automaticamente"/>
@@ -4688,7 +4769,7 @@
           <w:numId w:val="1"/>
         </w:numPr>
       </w:pPr>
-      <w:bookmarkStart w:id="13" w:name="_Toc176502344"/>
+      <w:bookmarkStart w:id="13" w:name="_Toc184018169"/>
       <w:r>
         <w:t xml:space="preserve">TAP </w:t>
       </w:r>
@@ -5732,7 +5813,7 @@
           <w:numId w:val="1"/>
         </w:numPr>
       </w:pPr>
-      <w:bookmarkStart w:id="14" w:name="_Toc176502345"/>
+      <w:bookmarkStart w:id="14" w:name="_Toc184018170"/>
       <w:r>
         <w:lastRenderedPageBreak/>
         <w:t>CAMINHO CRÍTICO</w:t>
@@ -5879,20 +5960,22 @@
         <w:t>Cronograma</w:t>
       </w:r>
     </w:p>
-    <w:p/>
     <w:p>
       <w:pPr>
         <w:keepNext/>
+        <w:spacing w:after="160" w:line="278" w:lineRule="auto"/>
+        <w:ind w:left="360" w:right="0" w:firstLine="0"/>
+        <w:jc w:val="left"/>
       </w:pPr>
       <w:r>
         <w:rPr>
           <w:noProof/>
         </w:rPr>
         <w:drawing>
-          <wp:inline distT="0" distB="0" distL="0" distR="0" wp14:anchorId="61843019" wp14:editId="3880D24D">
-            <wp:extent cx="6164655" cy="1600200"/>
-            <wp:effectExtent l="0" t="0" r="7620" b="0"/>
-            <wp:docPr id="1263057986" name="Imagem 4" descr="Gráfico, Gráfico de cascata&#10;&#10;Descrição gerada automaticamente"/>
+          <wp:inline distT="0" distB="0" distL="0" distR="0" wp14:anchorId="31282A27" wp14:editId="60B2C6C2">
+            <wp:extent cx="6003290" cy="1588135"/>
+            <wp:effectExtent l="0" t="0" r="0" b="0"/>
+            <wp:docPr id="177568843" name="Imagem 2" descr="Gráfico, Linha do tempo, Gráfico de cascata&#10;&#10;Descrição gerada automaticamente"/>
             <wp:cNvGraphicFramePr>
               <a:graphicFrameLocks xmlns:a="http://schemas.openxmlformats.org/drawingml/2006/main" noChangeAspect="1"/>
             </wp:cNvGraphicFramePr>
@@ -5900,7 +5983,7 @@
               <a:graphicData uri="http://schemas.openxmlformats.org/drawingml/2006/picture">
                 <pic:pic xmlns:pic="http://schemas.openxmlformats.org/drawingml/2006/picture">
                   <pic:nvPicPr>
-                    <pic:cNvPr id="1263057986" name="Imagem 4" descr="Gráfico, Gráfico de cascata&#10;&#10;Descrição gerada automaticamente"/>
+                    <pic:cNvPr id="177568843" name="Imagem 2" descr="Gráfico, Linha do tempo, Gráfico de cascata&#10;&#10;Descrição gerada automaticamente"/>
                     <pic:cNvPicPr/>
                   </pic:nvPicPr>
                   <pic:blipFill>
@@ -5918,7 +6001,7 @@
                   <pic:spPr>
                     <a:xfrm>
                       <a:off x="0" y="0"/>
-                      <a:ext cx="6172239" cy="1602169"/>
+                      <a:ext cx="6003290" cy="1588135"/>
                     </a:xfrm>
                     <a:prstGeom prst="rect">
                       <a:avLst/>
@@ -5934,6 +6017,11 @@
     <w:p>
       <w:pPr>
         <w:pStyle w:val="Legenda"/>
+        <w:jc w:val="left"/>
+        <w:rPr>
+          <w:b/>
+          <w:bCs/>
+        </w:rPr>
       </w:pPr>
       <w:r>
         <w:t xml:space="preserve">Figura </w:t>
@@ -5956,9 +6044,13 @@
       <w:r>
         <w:fldChar w:fldCharType="end"/>
       </w:r>
-      <w:r>
-        <w:br w:type="page"/>
-      </w:r>
+    </w:p>
+    <w:p/>
+    <w:p>
+      <w:pPr>
+        <w:pStyle w:val="Legenda"/>
+        <w:ind w:left="0" w:firstLine="0"/>
+      </w:pPr>
     </w:p>
     <w:p>
       <w:pPr>
@@ -5968,9 +6060,8 @@
           <w:numId w:val="1"/>
         </w:numPr>
       </w:pPr>
-      <w:bookmarkStart w:id="15" w:name="_Toc176502346"/>
-      <w:r>
-        <w:lastRenderedPageBreak/>
+      <w:bookmarkStart w:id="15" w:name="_Toc184018171"/>
+      <w:r>
         <w:t>DIAGRAMAS</w:t>
       </w:r>
       <w:bookmarkEnd w:id="15"/>
@@ -6111,7 +6202,6 @@
           <w:b/>
           <w:bCs/>
         </w:rPr>
-        <w:lastRenderedPageBreak/>
         <w:t>DIAGRAMA DE CASOS DE USO</w:t>
       </w:r>
     </w:p>
@@ -6280,7 +6370,7 @@
           <w:numId w:val="1"/>
         </w:numPr>
       </w:pPr>
-      <w:bookmarkStart w:id="16" w:name="_Toc176502347"/>
+      <w:bookmarkStart w:id="16" w:name="_Toc184018172"/>
       <w:r>
         <w:lastRenderedPageBreak/>
         <w:t>DER</w:t>
@@ -6396,7 +6486,7 @@
         <w:pStyle w:val="Ttulo1"/>
         <w:ind w:left="0" w:firstLine="0"/>
       </w:pPr>
-      <w:bookmarkStart w:id="17" w:name="_Toc176502348"/>
+      <w:bookmarkStart w:id="17" w:name="_Toc184018173"/>
       <w:r>
         <w:lastRenderedPageBreak/>
         <w:t>7. ANÁLISE DE RISCOS</w:t>
@@ -6407,7 +6497,7 @@
       <w:pPr>
         <w:pStyle w:val="Ttulo1"/>
       </w:pPr>
-      <w:bookmarkStart w:id="18" w:name="_Toc176502349"/>
+      <w:bookmarkStart w:id="18" w:name="_Toc184018174"/>
       <w:r>
         <w:t xml:space="preserve">7.1 </w:t>
       </w:r>
@@ -6468,7 +6558,7 @@
       <w:pPr>
         <w:pStyle w:val="Ttulo1"/>
       </w:pPr>
-      <w:bookmarkStart w:id="19" w:name="_Toc176502350"/>
+      <w:bookmarkStart w:id="19" w:name="_Toc184018175"/>
       <w:r>
         <w:t>7</w:t>
       </w:r>
@@ -6519,7 +6609,7 @@
       <w:pPr>
         <w:pStyle w:val="Ttulo1"/>
       </w:pPr>
-      <w:bookmarkStart w:id="20" w:name="_Toc176502351"/>
+      <w:bookmarkStart w:id="20" w:name="_Toc184018176"/>
       <w:r>
         <w:t xml:space="preserve">7.1.2 </w:t>
       </w:r>
@@ -6592,7 +6682,7 @@
         <w:lastRenderedPageBreak/>
         <w:t xml:space="preserve"> </w:t>
       </w:r>
-      <w:bookmarkStart w:id="21" w:name="_Toc176502352"/>
+      <w:bookmarkStart w:id="21" w:name="_Toc184018177"/>
       <w:r>
         <w:t>IDENTIDADE VISUAL</w:t>
       </w:r>
@@ -7241,6 +7331,2772 @@
         <w:fldChar w:fldCharType="end"/>
       </w:r>
     </w:p>
+    <w:p/>
+    <w:p/>
+    <w:p/>
+    <w:p/>
+    <w:p/>
+    <w:p>
+      <w:pPr>
+        <w:pStyle w:val="Ttulo1"/>
+        <w:numPr>
+          <w:ilvl w:val="0"/>
+          <w:numId w:val="3"/>
+        </w:numPr>
+      </w:pPr>
+      <w:r>
+        <w:lastRenderedPageBreak/>
+        <w:t>MELHORIAS</w:t>
+      </w:r>
+    </w:p>
+    <w:p/>
+    <w:p/>
+    <w:p>
+      <w:pPr>
+        <w:rPr>
+          <w:b/>
+          <w:bCs/>
+          <w:szCs w:val="28"/>
+        </w:rPr>
+      </w:pPr>
+      <w:r>
+        <w:rPr>
+          <w:b/>
+          <w:bCs/>
+          <w:szCs w:val="28"/>
+        </w:rPr>
+        <w:t>9.1</w:t>
+      </w:r>
+      <w:r>
+        <w:rPr>
+          <w:b/>
+          <w:bCs/>
+          <w:szCs w:val="28"/>
+        </w:rPr>
+        <w:t xml:space="preserve"> Experiência do Usuário (UX)</w:t>
+      </w:r>
+    </w:p>
+    <w:p>
+      <w:pPr>
+        <w:tabs>
+          <w:tab w:val="num" w:pos="720"/>
+        </w:tabs>
+        <w:spacing w:after="0" w:line="360" w:lineRule="auto"/>
+        <w:ind w:left="0" w:right="0" w:firstLine="1134"/>
+        <w:rPr>
+          <w:rFonts w:ascii="Arial" w:hAnsi="Arial" w:cs="Arial"/>
+          <w:sz w:val="24"/>
+          <w:szCs w:val="22"/>
+        </w:rPr>
+      </w:pPr>
+      <w:r>
+        <w:rPr>
+          <w:rFonts w:ascii="Arial" w:hAnsi="Arial" w:cs="Arial"/>
+          <w:sz w:val="24"/>
+          <w:szCs w:val="22"/>
+        </w:rPr>
+        <w:t>Navegação clara e intuitiva: A navegação deve ser simples e fácil de entender. O usuário não deve se perder nas opções do site. Menus com categorias claras (como "Exercícios", "Planos de Treino", "Dúvidas Frequentes", etc.) e uma boa hierarquia de informações ajudam nisso.</w:t>
+      </w:r>
+    </w:p>
+    <w:p>
+      <w:pPr>
+        <w:tabs>
+          <w:tab w:val="num" w:pos="720"/>
+        </w:tabs>
+        <w:spacing w:after="0" w:line="360" w:lineRule="auto"/>
+        <w:ind w:left="0" w:right="0" w:firstLine="1134"/>
+        <w:rPr>
+          <w:rFonts w:ascii="Arial" w:hAnsi="Arial" w:cs="Arial"/>
+          <w:sz w:val="24"/>
+          <w:szCs w:val="22"/>
+        </w:rPr>
+      </w:pPr>
+      <w:r>
+        <w:rPr>
+          <w:rFonts w:ascii="Arial" w:hAnsi="Arial" w:cs="Arial"/>
+          <w:sz w:val="24"/>
+          <w:szCs w:val="22"/>
+        </w:rPr>
+        <w:t>Busca eficiente: Implementar uma funcionalidade de busca que permita ao usuário encontrar rapidamente exercícios específicos, planos de treino, dicas, etc.</w:t>
+      </w:r>
+    </w:p>
+    <w:p>
+      <w:pPr>
+        <w:tabs>
+          <w:tab w:val="num" w:pos="720"/>
+        </w:tabs>
+        <w:spacing w:after="0" w:line="360" w:lineRule="auto"/>
+        <w:ind w:left="0" w:right="0" w:firstLine="1134"/>
+        <w:rPr>
+          <w:rFonts w:ascii="Arial" w:hAnsi="Arial" w:cs="Arial"/>
+          <w:sz w:val="24"/>
+          <w:szCs w:val="22"/>
+        </w:rPr>
+      </w:pPr>
+      <w:r>
+        <w:rPr>
+          <w:rFonts w:ascii="Arial" w:hAnsi="Arial" w:cs="Arial"/>
+          <w:sz w:val="24"/>
+          <w:szCs w:val="22"/>
+        </w:rPr>
+        <w:t>Responsividade: Garantir que o site seja responsivo, ou seja, funcione bem em dispositivos móveis, tablets e desktops.</w:t>
+      </w:r>
+    </w:p>
+    <w:p>
+      <w:pPr>
+        <w:tabs>
+          <w:tab w:val="num" w:pos="720"/>
+        </w:tabs>
+        <w:spacing w:after="0" w:line="360" w:lineRule="auto"/>
+        <w:ind w:left="0" w:right="0" w:firstLine="1134"/>
+        <w:rPr>
+          <w:rFonts w:ascii="Arial" w:hAnsi="Arial" w:cs="Arial"/>
+          <w:sz w:val="24"/>
+          <w:szCs w:val="22"/>
+        </w:rPr>
+      </w:pPr>
+      <w:r>
+        <w:rPr>
+          <w:rFonts w:ascii="Arial" w:hAnsi="Arial" w:cs="Arial"/>
+          <w:sz w:val="24"/>
+          <w:szCs w:val="22"/>
+        </w:rPr>
+        <w:t>Design limpo e atraente: Um design visualmente atraente e que não seja sobrecarregado com informações, banners ou pop-ups, facilita a navegação e aumenta o tempo que o usuário permanece no site.</w:t>
+      </w:r>
+    </w:p>
+    <w:p>
+      <w:pPr>
+        <w:tabs>
+          <w:tab w:val="num" w:pos="720"/>
+        </w:tabs>
+        <w:spacing w:after="0" w:line="360" w:lineRule="auto"/>
+        <w:ind w:left="0" w:right="0" w:firstLine="1134"/>
+        <w:rPr>
+          <w:rFonts w:ascii="Arial" w:hAnsi="Arial" w:cs="Arial"/>
+          <w:sz w:val="24"/>
+          <w:szCs w:val="22"/>
+        </w:rPr>
+      </w:pPr>
+      <w:r>
+        <w:rPr>
+          <w:rFonts w:ascii="Arial" w:hAnsi="Arial" w:cs="Arial"/>
+          <w:sz w:val="24"/>
+          <w:szCs w:val="22"/>
+        </w:rPr>
+        <w:t>Velocidade de carregamento: Sites rápidos são essenciais, principalmente em dispositivos móveis, onde a internet pode ser mais lenta.</w:t>
+      </w:r>
+    </w:p>
+    <w:p>
+      <w:pPr>
+        <w:tabs>
+          <w:tab w:val="num" w:pos="720"/>
+        </w:tabs>
+        <w:spacing w:after="0" w:line="360" w:lineRule="auto"/>
+        <w:ind w:left="0" w:right="0" w:firstLine="1134"/>
+        <w:rPr>
+          <w:rFonts w:ascii="Arial" w:hAnsi="Arial" w:cs="Arial"/>
+          <w:sz w:val="24"/>
+          <w:szCs w:val="22"/>
+        </w:rPr>
+      </w:pPr>
+    </w:p>
+    <w:p>
+      <w:pPr>
+        <w:rPr>
+          <w:b/>
+          <w:bCs/>
+          <w:szCs w:val="28"/>
+        </w:rPr>
+      </w:pPr>
+      <w:r>
+        <w:rPr>
+          <w:b/>
+          <w:bCs/>
+          <w:szCs w:val="28"/>
+        </w:rPr>
+        <w:t>9.1.1</w:t>
+      </w:r>
+      <w:r>
+        <w:rPr>
+          <w:b/>
+          <w:bCs/>
+          <w:szCs w:val="28"/>
+        </w:rPr>
+        <w:t xml:space="preserve"> Conteúdo e Personalização</w:t>
+      </w:r>
+    </w:p>
+    <w:p>
+      <w:pPr>
+        <w:tabs>
+          <w:tab w:val="num" w:pos="720"/>
+        </w:tabs>
+        <w:spacing w:after="0" w:line="360" w:lineRule="auto"/>
+        <w:ind w:left="0" w:right="0" w:firstLine="1134"/>
+        <w:rPr>
+          <w:rFonts w:ascii="Arial" w:hAnsi="Arial" w:cs="Arial"/>
+          <w:sz w:val="24"/>
+          <w:szCs w:val="22"/>
+        </w:rPr>
+      </w:pPr>
+      <w:r>
+        <w:rPr>
+          <w:rFonts w:ascii="Arial" w:hAnsi="Arial" w:cs="Arial"/>
+          <w:sz w:val="24"/>
+          <w:szCs w:val="22"/>
+        </w:rPr>
+        <w:t xml:space="preserve">Informações detalhadas e de qualidade: Os usuários devem encontrar informações precisas e bem explicadas sobre cada exercício: como fazer, músculos trabalhados, benefícios, </w:t>
+      </w:r>
+      <w:r>
+        <w:rPr>
+          <w:rFonts w:ascii="Arial" w:hAnsi="Arial" w:cs="Arial"/>
+          <w:sz w:val="24"/>
+          <w:szCs w:val="22"/>
+        </w:rPr>
+        <w:t>dicas e variações</w:t>
+      </w:r>
+      <w:r>
+        <w:rPr>
+          <w:rFonts w:ascii="Arial" w:hAnsi="Arial" w:cs="Arial"/>
+          <w:sz w:val="24"/>
+          <w:szCs w:val="22"/>
+        </w:rPr>
+        <w:t>.</w:t>
+      </w:r>
+    </w:p>
+    <w:p>
+      <w:pPr>
+        <w:tabs>
+          <w:tab w:val="num" w:pos="720"/>
+        </w:tabs>
+        <w:spacing w:after="0" w:line="360" w:lineRule="auto"/>
+        <w:ind w:left="0" w:right="0" w:firstLine="1134"/>
+        <w:rPr>
+          <w:rFonts w:ascii="Arial" w:hAnsi="Arial" w:cs="Arial"/>
+          <w:sz w:val="24"/>
+          <w:szCs w:val="22"/>
+        </w:rPr>
+      </w:pPr>
+      <w:r>
+        <w:rPr>
+          <w:rFonts w:ascii="Arial" w:hAnsi="Arial" w:cs="Arial"/>
+          <w:sz w:val="24"/>
+          <w:szCs w:val="22"/>
+        </w:rPr>
+        <w:t>Vídeos e imagens: Incluir vídeos tutoriais de alta qualidade ou animações mostrando como realizar os exercícios corretamente. As imagens também devem ser de boa qualidade e mostrar posições corretas e incorretas.</w:t>
+      </w:r>
+    </w:p>
+    <w:p>
+      <w:pPr>
+        <w:tabs>
+          <w:tab w:val="num" w:pos="720"/>
+        </w:tabs>
+        <w:spacing w:after="0" w:line="360" w:lineRule="auto"/>
+        <w:ind w:left="0" w:right="0" w:firstLine="1134"/>
+        <w:rPr>
+          <w:rFonts w:ascii="Arial" w:hAnsi="Arial" w:cs="Arial"/>
+          <w:sz w:val="24"/>
+          <w:szCs w:val="22"/>
+        </w:rPr>
+      </w:pPr>
+      <w:r>
+        <w:rPr>
+          <w:rFonts w:ascii="Arial" w:hAnsi="Arial" w:cs="Arial"/>
+          <w:sz w:val="24"/>
+          <w:szCs w:val="22"/>
+        </w:rPr>
+        <w:t xml:space="preserve">Planos de treino personalizados: Oferecer a opção de criar planos de treino personalizados com base nos objetivos do usuário (como emagrecimento, hipertrofia, </w:t>
+      </w:r>
+      <w:r>
+        <w:rPr>
+          <w:rFonts w:ascii="Arial" w:hAnsi="Arial" w:cs="Arial"/>
+          <w:sz w:val="24"/>
+          <w:szCs w:val="22"/>
+        </w:rPr>
+        <w:t>resistência etc.</w:t>
+      </w:r>
+      <w:r>
+        <w:rPr>
+          <w:rFonts w:ascii="Arial" w:hAnsi="Arial" w:cs="Arial"/>
+          <w:sz w:val="24"/>
+          <w:szCs w:val="22"/>
+        </w:rPr>
+        <w:t>) pode aumentar o engajamento e a satisfação.</w:t>
+      </w:r>
+    </w:p>
+    <w:p>
+      <w:pPr>
+        <w:tabs>
+          <w:tab w:val="num" w:pos="720"/>
+        </w:tabs>
+        <w:spacing w:after="0" w:line="360" w:lineRule="auto"/>
+        <w:ind w:left="0" w:right="0" w:firstLine="1134"/>
+        <w:rPr>
+          <w:rFonts w:ascii="Arial" w:hAnsi="Arial" w:cs="Arial"/>
+          <w:sz w:val="24"/>
+          <w:szCs w:val="22"/>
+        </w:rPr>
+      </w:pPr>
+      <w:r>
+        <w:rPr>
+          <w:rFonts w:ascii="Arial" w:hAnsi="Arial" w:cs="Arial"/>
+          <w:sz w:val="24"/>
+          <w:szCs w:val="22"/>
+        </w:rPr>
+        <w:t>Comentários e avaliações: Permitir que os usuários deixem feedback sobre os exercícios ou planos de treino pode ajudar a construir uma comunidade ativa e fornecer informações valiosas para outros visitantes.</w:t>
+      </w:r>
+    </w:p>
+    <w:p>
+      <w:pPr>
+        <w:tabs>
+          <w:tab w:val="num" w:pos="720"/>
+        </w:tabs>
+        <w:spacing w:after="0" w:line="360" w:lineRule="auto"/>
+        <w:ind w:left="0" w:right="0" w:firstLine="1134"/>
+        <w:rPr>
+          <w:rFonts w:ascii="Arial" w:hAnsi="Arial" w:cs="Arial"/>
+          <w:sz w:val="24"/>
+          <w:szCs w:val="22"/>
+        </w:rPr>
+      </w:pPr>
+    </w:p>
+    <w:p>
+      <w:pPr>
+        <w:tabs>
+          <w:tab w:val="num" w:pos="720"/>
+        </w:tabs>
+        <w:spacing w:after="0" w:line="360" w:lineRule="auto"/>
+        <w:ind w:left="0" w:right="0" w:firstLine="1134"/>
+        <w:rPr>
+          <w:rFonts w:ascii="Arial" w:hAnsi="Arial" w:cs="Arial"/>
+          <w:sz w:val="24"/>
+          <w:szCs w:val="22"/>
+        </w:rPr>
+      </w:pPr>
+    </w:p>
+    <w:p>
+      <w:pPr>
+        <w:tabs>
+          <w:tab w:val="num" w:pos="720"/>
+        </w:tabs>
+        <w:spacing w:after="0" w:line="360" w:lineRule="auto"/>
+        <w:ind w:left="0" w:right="0" w:firstLine="1134"/>
+        <w:rPr>
+          <w:rFonts w:ascii="Arial" w:hAnsi="Arial" w:cs="Arial"/>
+          <w:sz w:val="24"/>
+          <w:szCs w:val="22"/>
+        </w:rPr>
+      </w:pPr>
+    </w:p>
+    <w:p>
+      <w:pPr>
+        <w:rPr>
+          <w:b/>
+          <w:bCs/>
+          <w:szCs w:val="28"/>
+        </w:rPr>
+      </w:pPr>
+      <w:r>
+        <w:rPr>
+          <w:b/>
+          <w:bCs/>
+          <w:szCs w:val="28"/>
+        </w:rPr>
+        <w:t>9.1.2</w:t>
+      </w:r>
+      <w:r>
+        <w:rPr>
+          <w:b/>
+          <w:bCs/>
+          <w:szCs w:val="28"/>
+        </w:rPr>
+        <w:t xml:space="preserve"> Funcionalidades Extras</w:t>
+      </w:r>
+    </w:p>
+    <w:p>
+      <w:pPr>
+        <w:tabs>
+          <w:tab w:val="num" w:pos="720"/>
+        </w:tabs>
+        <w:spacing w:after="0" w:line="360" w:lineRule="auto"/>
+        <w:ind w:left="0" w:right="0" w:firstLine="1134"/>
+        <w:rPr>
+          <w:rFonts w:ascii="Arial" w:hAnsi="Arial" w:cs="Arial"/>
+          <w:sz w:val="24"/>
+          <w:szCs w:val="22"/>
+        </w:rPr>
+      </w:pPr>
+      <w:r>
+        <w:rPr>
+          <w:rFonts w:ascii="Arial" w:hAnsi="Arial" w:cs="Arial"/>
+          <w:sz w:val="24"/>
+          <w:szCs w:val="22"/>
+        </w:rPr>
+        <w:t xml:space="preserve">Integração com dispositivos e apps: Integrar o site com apps de fitness populares ou </w:t>
+      </w:r>
+      <w:proofErr w:type="spellStart"/>
+      <w:r>
+        <w:rPr>
+          <w:rFonts w:ascii="Arial" w:hAnsi="Arial" w:cs="Arial"/>
+          <w:sz w:val="24"/>
+          <w:szCs w:val="22"/>
+        </w:rPr>
+        <w:t>wearables</w:t>
+      </w:r>
+      <w:proofErr w:type="spellEnd"/>
+      <w:r>
+        <w:rPr>
+          <w:rFonts w:ascii="Arial" w:hAnsi="Arial" w:cs="Arial"/>
+          <w:sz w:val="24"/>
+          <w:szCs w:val="22"/>
+        </w:rPr>
+        <w:t xml:space="preserve"> (como o Fitbit ou o Google Fit) pode tornar o acompanhamento de atividades mais fácil e conveniente.</w:t>
+      </w:r>
+    </w:p>
+    <w:p>
+      <w:pPr>
+        <w:tabs>
+          <w:tab w:val="num" w:pos="720"/>
+        </w:tabs>
+        <w:spacing w:after="0" w:line="360" w:lineRule="auto"/>
+        <w:ind w:left="0" w:right="0" w:firstLine="1134"/>
+        <w:rPr>
+          <w:rFonts w:ascii="Arial" w:hAnsi="Arial" w:cs="Arial"/>
+          <w:sz w:val="24"/>
+          <w:szCs w:val="22"/>
+        </w:rPr>
+      </w:pPr>
+      <w:r>
+        <w:rPr>
+          <w:rFonts w:ascii="Arial" w:hAnsi="Arial" w:cs="Arial"/>
+          <w:sz w:val="24"/>
+          <w:szCs w:val="22"/>
+        </w:rPr>
+        <w:t>Desafios e recompensas: Criar desafios de treino ou metas mensais, com recompensas ou badges digitais, pode aumentar o engajamento e motivação dos usuários.</w:t>
+      </w:r>
+    </w:p>
+    <w:p>
+      <w:pPr>
+        <w:tabs>
+          <w:tab w:val="num" w:pos="720"/>
+        </w:tabs>
+        <w:spacing w:after="0" w:line="360" w:lineRule="auto"/>
+        <w:ind w:left="0" w:right="0" w:firstLine="1134"/>
+        <w:rPr>
+          <w:rFonts w:ascii="Arial" w:hAnsi="Arial" w:cs="Arial"/>
+          <w:sz w:val="24"/>
+          <w:szCs w:val="22"/>
+        </w:rPr>
+      </w:pPr>
+      <w:r>
+        <w:rPr>
+          <w:rFonts w:ascii="Arial" w:hAnsi="Arial" w:cs="Arial"/>
+          <w:sz w:val="24"/>
+          <w:szCs w:val="22"/>
+        </w:rPr>
+        <w:t>Calendário de treinos: Disponibilizar um calendário interativo para que os usuários agendem e organizem seus treinos pode ser útil, especialmente para quem segue uma rotina mais rigorosa.</w:t>
+      </w:r>
+    </w:p>
+    <w:p>
+      <w:pPr>
+        <w:tabs>
+          <w:tab w:val="num" w:pos="720"/>
+        </w:tabs>
+        <w:spacing w:after="0" w:line="360" w:lineRule="auto"/>
+        <w:ind w:left="0" w:right="0" w:firstLine="1134"/>
+        <w:rPr>
+          <w:rFonts w:ascii="Arial" w:hAnsi="Arial" w:cs="Arial"/>
+          <w:sz w:val="24"/>
+          <w:szCs w:val="22"/>
+        </w:rPr>
+      </w:pPr>
+    </w:p>
+    <w:p>
+      <w:pPr>
+        <w:rPr>
+          <w:b/>
+          <w:bCs/>
+          <w:szCs w:val="28"/>
+        </w:rPr>
+      </w:pPr>
+      <w:r>
+        <w:rPr>
+          <w:b/>
+          <w:bCs/>
+          <w:szCs w:val="28"/>
+        </w:rPr>
+        <w:t>9.1.3</w:t>
+      </w:r>
+      <w:r>
+        <w:rPr>
+          <w:b/>
+          <w:bCs/>
+          <w:szCs w:val="28"/>
+        </w:rPr>
+        <w:t xml:space="preserve"> SEO e Marketing</w:t>
+      </w:r>
+    </w:p>
+    <w:p>
+      <w:pPr>
+        <w:tabs>
+          <w:tab w:val="num" w:pos="720"/>
+        </w:tabs>
+        <w:spacing w:after="0" w:line="360" w:lineRule="auto"/>
+        <w:ind w:left="0" w:right="0" w:firstLine="1134"/>
+        <w:rPr>
+          <w:rFonts w:ascii="Arial" w:hAnsi="Arial" w:cs="Arial"/>
+          <w:sz w:val="24"/>
+          <w:szCs w:val="22"/>
+        </w:rPr>
+      </w:pPr>
+      <w:r>
+        <w:rPr>
+          <w:rFonts w:ascii="Arial" w:hAnsi="Arial" w:cs="Arial"/>
+          <w:sz w:val="24"/>
+          <w:szCs w:val="22"/>
+        </w:rPr>
+        <w:t>Marketing de conteúdo: Além de vídeos e tutoriais, criar blogs ou artigos relacionados a nutrição, saúde, bem-estar e dicas de treino pode atrair mais visitantes e estabelecer autoridade no nicho.</w:t>
+      </w:r>
+    </w:p>
+    <w:p>
+      <w:pPr>
+        <w:tabs>
+          <w:tab w:val="num" w:pos="720"/>
+        </w:tabs>
+        <w:spacing w:after="0" w:line="360" w:lineRule="auto"/>
+        <w:ind w:left="0" w:right="0" w:firstLine="1134"/>
+        <w:rPr>
+          <w:rFonts w:ascii="Arial" w:hAnsi="Arial" w:cs="Arial"/>
+          <w:sz w:val="24"/>
+          <w:szCs w:val="22"/>
+        </w:rPr>
+      </w:pPr>
+      <w:r>
+        <w:rPr>
+          <w:rFonts w:ascii="Arial" w:hAnsi="Arial" w:cs="Arial"/>
+          <w:sz w:val="24"/>
+          <w:szCs w:val="22"/>
+        </w:rPr>
+        <w:t>Integração com redes sociais: Facilitar o compartilhamento de conteúdo do site nas redes sociais e até mesmo permitir login através de redes sociais pode aumentar a visibilidade e facilitar o acesso.</w:t>
+      </w:r>
+    </w:p>
+    <w:p>
+      <w:pPr>
+        <w:tabs>
+          <w:tab w:val="num" w:pos="720"/>
+        </w:tabs>
+        <w:spacing w:after="0" w:line="360" w:lineRule="auto"/>
+        <w:ind w:left="0" w:right="0" w:firstLine="1134"/>
+        <w:rPr>
+          <w:rFonts w:ascii="Arial" w:hAnsi="Arial" w:cs="Arial"/>
+          <w:sz w:val="24"/>
+          <w:szCs w:val="22"/>
+        </w:rPr>
+      </w:pPr>
+    </w:p>
+    <w:p>
+      <w:pPr>
+        <w:rPr>
+          <w:b/>
+          <w:bCs/>
+          <w:szCs w:val="28"/>
+        </w:rPr>
+      </w:pPr>
+      <w:r>
+        <w:rPr>
+          <w:b/>
+          <w:bCs/>
+          <w:szCs w:val="28"/>
+        </w:rPr>
+        <w:t>9</w:t>
+      </w:r>
+      <w:r>
+        <w:rPr>
+          <w:b/>
+          <w:bCs/>
+          <w:szCs w:val="28"/>
+        </w:rPr>
+        <w:t>.</w:t>
+      </w:r>
+      <w:r>
+        <w:rPr>
+          <w:b/>
+          <w:bCs/>
+          <w:szCs w:val="28"/>
+        </w:rPr>
+        <w:t>1.4</w:t>
+      </w:r>
+      <w:r>
+        <w:rPr>
+          <w:b/>
+          <w:bCs/>
+          <w:szCs w:val="28"/>
+        </w:rPr>
+        <w:t xml:space="preserve"> Acessibilidade</w:t>
+      </w:r>
+    </w:p>
+    <w:p>
+      <w:pPr>
+        <w:tabs>
+          <w:tab w:val="num" w:pos="720"/>
+        </w:tabs>
+        <w:spacing w:after="0" w:line="360" w:lineRule="auto"/>
+        <w:ind w:left="0" w:right="0" w:firstLine="1134"/>
+        <w:rPr>
+          <w:rFonts w:ascii="Arial" w:hAnsi="Arial" w:cs="Arial"/>
+          <w:sz w:val="24"/>
+          <w:szCs w:val="22"/>
+        </w:rPr>
+      </w:pPr>
+      <w:r>
+        <w:rPr>
+          <w:rFonts w:ascii="Arial" w:hAnsi="Arial" w:cs="Arial"/>
+          <w:sz w:val="24"/>
+          <w:szCs w:val="22"/>
+        </w:rPr>
+        <w:t>Acessibilidade para todos: Garantir que o site seja acessível para pessoas com deficiência, como leitores de tela e navegação por teclado, pode ampliar a audiência e melhorar a inclusão.</w:t>
+      </w:r>
+    </w:p>
+    <w:p>
+      <w:pPr>
+        <w:tabs>
+          <w:tab w:val="num" w:pos="720"/>
+        </w:tabs>
+        <w:spacing w:after="0" w:line="360" w:lineRule="auto"/>
+        <w:ind w:left="0" w:right="0" w:firstLine="1134"/>
+        <w:rPr>
+          <w:rFonts w:ascii="Arial" w:hAnsi="Arial" w:cs="Arial"/>
+          <w:sz w:val="24"/>
+          <w:szCs w:val="22"/>
+        </w:rPr>
+      </w:pPr>
+      <w:r>
+        <w:rPr>
+          <w:rFonts w:ascii="Arial" w:hAnsi="Arial" w:cs="Arial"/>
+          <w:sz w:val="24"/>
+          <w:szCs w:val="22"/>
+        </w:rPr>
+        <w:t>Contraste e legibilidade: Texto com bom contraste e fontes legíveis, especialmente para pessoas com problemas de visão, são fundamentais.</w:t>
+      </w:r>
+    </w:p>
+    <w:p>
+      <w:pPr>
+        <w:tabs>
+          <w:tab w:val="num" w:pos="720"/>
+        </w:tabs>
+        <w:spacing w:after="0" w:line="360" w:lineRule="auto"/>
+        <w:ind w:left="0" w:right="0" w:firstLine="1134"/>
+        <w:rPr>
+          <w:rFonts w:ascii="Arial" w:hAnsi="Arial" w:cs="Arial"/>
+          <w:sz w:val="24"/>
+          <w:szCs w:val="22"/>
+        </w:rPr>
+      </w:pPr>
+    </w:p>
+    <w:p>
+      <w:pPr>
+        <w:tabs>
+          <w:tab w:val="num" w:pos="720"/>
+        </w:tabs>
+        <w:spacing w:after="0" w:line="360" w:lineRule="auto"/>
+        <w:ind w:left="0" w:right="0" w:firstLine="1134"/>
+        <w:rPr>
+          <w:rFonts w:ascii="Arial" w:hAnsi="Arial" w:cs="Arial"/>
+          <w:sz w:val="24"/>
+          <w:szCs w:val="22"/>
+        </w:rPr>
+      </w:pPr>
+    </w:p>
+    <w:p>
+      <w:pPr>
+        <w:tabs>
+          <w:tab w:val="num" w:pos="720"/>
+        </w:tabs>
+        <w:spacing w:after="0" w:line="360" w:lineRule="auto"/>
+        <w:ind w:left="0" w:right="0" w:firstLine="1134"/>
+        <w:rPr>
+          <w:rFonts w:ascii="Arial" w:hAnsi="Arial" w:cs="Arial"/>
+          <w:sz w:val="24"/>
+          <w:szCs w:val="22"/>
+        </w:rPr>
+      </w:pPr>
+    </w:p>
+    <w:p>
+      <w:pPr>
+        <w:tabs>
+          <w:tab w:val="num" w:pos="720"/>
+        </w:tabs>
+        <w:spacing w:after="0" w:line="360" w:lineRule="auto"/>
+        <w:ind w:left="0" w:right="0" w:firstLine="1134"/>
+        <w:rPr>
+          <w:rFonts w:ascii="Arial" w:hAnsi="Arial" w:cs="Arial"/>
+          <w:sz w:val="24"/>
+          <w:szCs w:val="22"/>
+        </w:rPr>
+      </w:pPr>
+    </w:p>
+    <w:p>
+      <w:pPr>
+        <w:tabs>
+          <w:tab w:val="num" w:pos="720"/>
+        </w:tabs>
+        <w:spacing w:after="0" w:line="360" w:lineRule="auto"/>
+        <w:ind w:left="0" w:right="0" w:firstLine="1134"/>
+        <w:rPr>
+          <w:rFonts w:ascii="Arial" w:hAnsi="Arial" w:cs="Arial"/>
+          <w:sz w:val="24"/>
+          <w:szCs w:val="22"/>
+        </w:rPr>
+      </w:pPr>
+    </w:p>
+    <w:p>
+      <w:pPr>
+        <w:tabs>
+          <w:tab w:val="num" w:pos="720"/>
+        </w:tabs>
+        <w:spacing w:after="0" w:line="360" w:lineRule="auto"/>
+        <w:ind w:left="0" w:right="0" w:firstLine="1134"/>
+        <w:rPr>
+          <w:rFonts w:ascii="Arial" w:hAnsi="Arial" w:cs="Arial"/>
+          <w:sz w:val="24"/>
+          <w:szCs w:val="22"/>
+        </w:rPr>
+      </w:pPr>
+    </w:p>
+    <w:p>
+      <w:pPr>
+        <w:rPr>
+          <w:b/>
+          <w:bCs/>
+          <w:szCs w:val="28"/>
+        </w:rPr>
+      </w:pPr>
+      <w:r>
+        <w:rPr>
+          <w:b/>
+          <w:bCs/>
+          <w:szCs w:val="28"/>
+        </w:rPr>
+        <w:t>9.1</w:t>
+      </w:r>
+      <w:r>
+        <w:rPr>
+          <w:b/>
+          <w:bCs/>
+          <w:szCs w:val="28"/>
+        </w:rPr>
+        <w:t>.</w:t>
+      </w:r>
+      <w:r>
+        <w:rPr>
+          <w:b/>
+          <w:bCs/>
+          <w:szCs w:val="28"/>
+        </w:rPr>
+        <w:t>5</w:t>
+      </w:r>
+      <w:r>
+        <w:rPr>
+          <w:b/>
+          <w:bCs/>
+          <w:szCs w:val="28"/>
+        </w:rPr>
+        <w:t xml:space="preserve"> Segurança e Privacidade</w:t>
+      </w:r>
+    </w:p>
+    <w:p>
+      <w:pPr>
+        <w:tabs>
+          <w:tab w:val="num" w:pos="720"/>
+        </w:tabs>
+        <w:spacing w:after="0" w:line="360" w:lineRule="auto"/>
+        <w:ind w:left="0" w:right="0" w:firstLine="1134"/>
+        <w:rPr>
+          <w:rFonts w:ascii="Arial" w:hAnsi="Arial" w:cs="Arial"/>
+          <w:sz w:val="24"/>
+          <w:szCs w:val="22"/>
+        </w:rPr>
+      </w:pPr>
+      <w:r>
+        <w:rPr>
+          <w:rFonts w:ascii="Arial" w:hAnsi="Arial" w:cs="Arial"/>
+          <w:sz w:val="24"/>
+          <w:szCs w:val="22"/>
+        </w:rPr>
+        <w:t>Proteção de dados pessoais: Se o site coleta dados de usuários (como dados pessoais, de pagamento ou de treino), deve ter um sistema de segurança robusto e garantir que os dados estão sendo usados de forma ética e segura.</w:t>
+      </w:r>
+    </w:p>
+    <w:p>
+      <w:pPr>
+        <w:tabs>
+          <w:tab w:val="num" w:pos="720"/>
+        </w:tabs>
+        <w:spacing w:after="0" w:line="360" w:lineRule="auto"/>
+        <w:ind w:left="0" w:right="0" w:firstLine="1134"/>
+        <w:rPr>
+          <w:rFonts w:ascii="Arial" w:hAnsi="Arial" w:cs="Arial"/>
+          <w:sz w:val="24"/>
+          <w:szCs w:val="22"/>
+        </w:rPr>
+      </w:pPr>
+      <w:r>
+        <w:rPr>
+          <w:rFonts w:ascii="Arial" w:hAnsi="Arial" w:cs="Arial"/>
+          <w:sz w:val="24"/>
+          <w:szCs w:val="22"/>
+        </w:rPr>
+        <w:t>Autenticação segura: Se houver opções de login ou contas de usuário, a autenticação precisa ser segura, com verificação de dois fatores ou outras formas de proteção.</w:t>
+      </w:r>
+    </w:p>
+    <w:p>
+      <w:pPr>
+        <w:rPr>
+          <w:b/>
+          <w:bCs/>
+          <w:szCs w:val="28"/>
+        </w:rPr>
+      </w:pPr>
+      <w:r>
+        <w:rPr>
+          <w:b/>
+          <w:bCs/>
+          <w:szCs w:val="28"/>
+        </w:rPr>
+        <w:t>9.1.6</w:t>
+      </w:r>
+      <w:r>
+        <w:rPr>
+          <w:b/>
+          <w:bCs/>
+          <w:szCs w:val="28"/>
+        </w:rPr>
+        <w:t xml:space="preserve"> Monetização</w:t>
+      </w:r>
+    </w:p>
+    <w:p>
+      <w:pPr>
+        <w:tabs>
+          <w:tab w:val="num" w:pos="720"/>
+        </w:tabs>
+        <w:spacing w:after="0" w:line="360" w:lineRule="auto"/>
+        <w:ind w:left="0" w:right="0" w:firstLine="1134"/>
+        <w:rPr>
+          <w:rFonts w:ascii="Arial" w:hAnsi="Arial" w:cs="Arial"/>
+          <w:sz w:val="24"/>
+          <w:szCs w:val="22"/>
+        </w:rPr>
+      </w:pPr>
+      <w:r>
+        <w:rPr>
+          <w:rFonts w:ascii="Arial" w:hAnsi="Arial" w:cs="Arial"/>
+          <w:sz w:val="24"/>
+          <w:szCs w:val="22"/>
+        </w:rPr>
+        <w:t>Modelos de assinatura: Se o site oferece planos de treino pagos ou conteúdo exclusivo, é importante ter um sistema de pagamento fácil e seguro.</w:t>
+      </w:r>
+    </w:p>
+    <w:p>
+      <w:pPr>
+        <w:tabs>
+          <w:tab w:val="num" w:pos="720"/>
+        </w:tabs>
+        <w:spacing w:after="0" w:line="360" w:lineRule="auto"/>
+        <w:ind w:left="0" w:right="0" w:firstLine="1134"/>
+        <w:rPr>
+          <w:rFonts w:ascii="Arial" w:hAnsi="Arial" w:cs="Arial"/>
+          <w:sz w:val="24"/>
+          <w:szCs w:val="22"/>
+        </w:rPr>
+      </w:pPr>
+      <w:r>
+        <w:rPr>
+          <w:rFonts w:ascii="Arial" w:hAnsi="Arial" w:cs="Arial"/>
+          <w:sz w:val="24"/>
+          <w:szCs w:val="22"/>
+        </w:rPr>
+        <w:t>Publicidade relevante: Se o site for gratuito, considere incluir anúncios de forma não intrusiva, ou parceria com marcas de produtos de fitness, suplementos, equipamentos de treino, etc.</w:t>
+      </w:r>
+    </w:p>
+    <w:p>
+      <w:pPr>
+        <w:tabs>
+          <w:tab w:val="num" w:pos="720"/>
+        </w:tabs>
+        <w:spacing w:after="0" w:line="360" w:lineRule="auto"/>
+        <w:ind w:left="0" w:right="0" w:firstLine="1134"/>
+        <w:rPr>
+          <w:rFonts w:ascii="Arial" w:hAnsi="Arial" w:cs="Arial"/>
+          <w:sz w:val="24"/>
+          <w:szCs w:val="22"/>
+        </w:rPr>
+      </w:pPr>
+    </w:p>
+    <w:p>
+      <w:pPr>
+        <w:rPr>
+          <w:b/>
+          <w:bCs/>
+          <w:szCs w:val="28"/>
+        </w:rPr>
+      </w:pPr>
+      <w:r>
+        <w:rPr>
+          <w:b/>
+          <w:bCs/>
+          <w:szCs w:val="28"/>
+        </w:rPr>
+        <w:t>9.1.7</w:t>
+      </w:r>
+      <w:r>
+        <w:rPr>
+          <w:b/>
+          <w:bCs/>
+          <w:szCs w:val="28"/>
+        </w:rPr>
+        <w:t xml:space="preserve"> Feedback e Suporte</w:t>
+      </w:r>
+    </w:p>
+    <w:p>
+      <w:pPr>
+        <w:tabs>
+          <w:tab w:val="num" w:pos="720"/>
+        </w:tabs>
+        <w:spacing w:after="0" w:line="360" w:lineRule="auto"/>
+        <w:ind w:left="0" w:right="0" w:firstLine="1134"/>
+        <w:rPr>
+          <w:rFonts w:ascii="Arial" w:hAnsi="Arial" w:cs="Arial"/>
+          <w:sz w:val="24"/>
+          <w:szCs w:val="22"/>
+        </w:rPr>
+      </w:pPr>
+      <w:r>
+        <w:rPr>
+          <w:rFonts w:ascii="Arial" w:hAnsi="Arial" w:cs="Arial"/>
+          <w:sz w:val="24"/>
+          <w:szCs w:val="22"/>
+        </w:rPr>
+        <w:t xml:space="preserve">Suporte ao usuário: Disponibilizar canais de suporte para tirar dúvidas ou resolver problemas, como chat ao vivo, e-mail ou </w:t>
+      </w:r>
+      <w:proofErr w:type="spellStart"/>
+      <w:r>
+        <w:rPr>
+          <w:rFonts w:ascii="Arial" w:hAnsi="Arial" w:cs="Arial"/>
+          <w:sz w:val="24"/>
+          <w:szCs w:val="22"/>
+        </w:rPr>
+        <w:t>FAQs</w:t>
+      </w:r>
+      <w:proofErr w:type="spellEnd"/>
+      <w:r>
+        <w:rPr>
+          <w:rFonts w:ascii="Arial" w:hAnsi="Arial" w:cs="Arial"/>
+          <w:sz w:val="24"/>
+          <w:szCs w:val="22"/>
+        </w:rPr>
+        <w:t>.</w:t>
+      </w:r>
+    </w:p>
+    <w:p>
+      <w:pPr>
+        <w:tabs>
+          <w:tab w:val="num" w:pos="720"/>
+        </w:tabs>
+        <w:spacing w:after="0" w:line="360" w:lineRule="auto"/>
+        <w:ind w:left="0" w:right="0" w:firstLine="1134"/>
+        <w:rPr>
+          <w:rFonts w:ascii="Arial" w:hAnsi="Arial" w:cs="Arial"/>
+          <w:sz w:val="24"/>
+          <w:szCs w:val="22"/>
+        </w:rPr>
+      </w:pPr>
+      <w:r>
+        <w:rPr>
+          <w:rFonts w:ascii="Arial" w:hAnsi="Arial" w:cs="Arial"/>
+          <w:sz w:val="24"/>
+          <w:szCs w:val="22"/>
+        </w:rPr>
+        <w:t>Pesquisa de satisfação: Implementar uma maneira de coletar feedback dos usuários para melhorar continuamente a experiência oferecida.</w:t>
+      </w:r>
+    </w:p>
+    <w:p>
+      <w:pPr>
+        <w:tabs>
+          <w:tab w:val="num" w:pos="720"/>
+        </w:tabs>
+        <w:spacing w:after="0" w:line="360" w:lineRule="auto"/>
+        <w:ind w:left="0" w:right="0" w:firstLine="1134"/>
+        <w:rPr>
+          <w:rFonts w:ascii="Arial" w:hAnsi="Arial" w:cs="Arial"/>
+          <w:sz w:val="24"/>
+          <w:szCs w:val="22"/>
+        </w:rPr>
+      </w:pPr>
+      <w:r>
+        <w:rPr>
+          <w:rFonts w:ascii="Arial" w:hAnsi="Arial" w:cs="Arial"/>
+          <w:sz w:val="24"/>
+          <w:szCs w:val="22"/>
+        </w:rPr>
+        <w:t>Exemplos de melhorias:</w:t>
+      </w:r>
+    </w:p>
+    <w:p>
+      <w:pPr>
+        <w:tabs>
+          <w:tab w:val="num" w:pos="720"/>
+        </w:tabs>
+        <w:spacing w:after="0" w:line="360" w:lineRule="auto"/>
+        <w:ind w:left="0" w:right="0" w:firstLine="1134"/>
+        <w:rPr>
+          <w:rFonts w:ascii="Arial" w:hAnsi="Arial" w:cs="Arial"/>
+          <w:sz w:val="24"/>
+          <w:szCs w:val="22"/>
+        </w:rPr>
+      </w:pPr>
+      <w:r>
+        <w:rPr>
+          <w:rFonts w:ascii="Arial" w:hAnsi="Arial" w:cs="Arial"/>
+          <w:sz w:val="24"/>
+          <w:szCs w:val="22"/>
+        </w:rPr>
+        <w:t>Página de Exercícios: Criar uma página interativa onde o usuário pode filtrar exercícios por objetivo (emagrecimento, hipertrofia, resistência), nível (iniciante, intermediário, avançado), tipo de exercício (</w:t>
+      </w:r>
+      <w:proofErr w:type="spellStart"/>
+      <w:r>
+        <w:rPr>
+          <w:rFonts w:ascii="Arial" w:hAnsi="Arial" w:cs="Arial"/>
+          <w:sz w:val="24"/>
+          <w:szCs w:val="22"/>
+        </w:rPr>
+        <w:t>cardio</w:t>
+      </w:r>
+      <w:proofErr w:type="spellEnd"/>
+      <w:r>
+        <w:rPr>
+          <w:rFonts w:ascii="Arial" w:hAnsi="Arial" w:cs="Arial"/>
+          <w:sz w:val="24"/>
+          <w:szCs w:val="22"/>
+        </w:rPr>
+        <w:t>, força, flexibilidade), etc.</w:t>
+      </w:r>
+    </w:p>
+    <w:p>
+      <w:pPr>
+        <w:tabs>
+          <w:tab w:val="num" w:pos="720"/>
+        </w:tabs>
+        <w:spacing w:after="0" w:line="360" w:lineRule="auto"/>
+        <w:ind w:left="0" w:right="0" w:firstLine="1134"/>
+        <w:rPr>
+          <w:rFonts w:ascii="Arial" w:hAnsi="Arial" w:cs="Arial"/>
+          <w:sz w:val="24"/>
+          <w:szCs w:val="22"/>
+        </w:rPr>
+      </w:pPr>
+      <w:r>
+        <w:rPr>
+          <w:rFonts w:ascii="Arial" w:hAnsi="Arial" w:cs="Arial"/>
+          <w:sz w:val="24"/>
+          <w:szCs w:val="22"/>
+        </w:rPr>
+        <w:t xml:space="preserve">Aulas ao Vivo ou Gravadas: Se possível, oferecer treinos ao vivo ou gravados (como aulas de yoga, </w:t>
+      </w:r>
+      <w:proofErr w:type="spellStart"/>
+      <w:r>
+        <w:rPr>
+          <w:rFonts w:ascii="Arial" w:hAnsi="Arial" w:cs="Arial"/>
+          <w:sz w:val="24"/>
+          <w:szCs w:val="22"/>
+        </w:rPr>
+        <w:t>pilates</w:t>
+      </w:r>
+      <w:proofErr w:type="spellEnd"/>
+      <w:r>
+        <w:rPr>
+          <w:rFonts w:ascii="Arial" w:hAnsi="Arial" w:cs="Arial"/>
+          <w:sz w:val="24"/>
+          <w:szCs w:val="22"/>
+        </w:rPr>
+        <w:t xml:space="preserve"> ou HIIT) pode agregar valor ao site e criar um vínculo mais forte com a comunidade.</w:t>
+      </w:r>
+    </w:p>
+    <w:p>
+      <w:pPr>
+        <w:tabs>
+          <w:tab w:val="num" w:pos="720"/>
+        </w:tabs>
+        <w:spacing w:after="0" w:line="360" w:lineRule="auto"/>
+        <w:ind w:left="0" w:right="0" w:firstLine="1134"/>
+        <w:rPr>
+          <w:rFonts w:ascii="Arial" w:hAnsi="Arial" w:cs="Arial"/>
+          <w:sz w:val="24"/>
+          <w:szCs w:val="22"/>
+        </w:rPr>
+      </w:pPr>
+      <w:r>
+        <w:rPr>
+          <w:rFonts w:ascii="Arial" w:hAnsi="Arial" w:cs="Arial"/>
+          <w:sz w:val="24"/>
+          <w:szCs w:val="22"/>
+        </w:rPr>
+        <w:t>Desafios de Comunidade: Organizar competições ou desafios entre os usuários, com metas como "Treinar por 30 dias seguidos" ou "Completar 10.000 repetições", pode estimular mais participação.</w:t>
+      </w:r>
+    </w:p>
+    <w:p>
+      <w:pPr>
+        <w:tabs>
+          <w:tab w:val="num" w:pos="720"/>
+        </w:tabs>
+        <w:spacing w:after="0" w:line="360" w:lineRule="auto"/>
+        <w:ind w:left="0" w:right="0" w:firstLine="1134"/>
+        <w:rPr>
+          <w:rFonts w:ascii="Arial" w:hAnsi="Arial" w:cs="Arial"/>
+          <w:sz w:val="24"/>
+          <w:szCs w:val="22"/>
+        </w:rPr>
+      </w:pPr>
+    </w:p>
+    <w:p>
+      <w:pPr>
+        <w:tabs>
+          <w:tab w:val="num" w:pos="720"/>
+        </w:tabs>
+        <w:spacing w:after="0" w:line="360" w:lineRule="auto"/>
+        <w:ind w:left="0" w:right="0" w:firstLine="1134"/>
+        <w:rPr>
+          <w:rFonts w:ascii="Arial" w:hAnsi="Arial" w:cs="Arial"/>
+          <w:sz w:val="24"/>
+          <w:szCs w:val="22"/>
+        </w:rPr>
+      </w:pPr>
+    </w:p>
+    <w:p>
+      <w:pPr>
+        <w:tabs>
+          <w:tab w:val="num" w:pos="720"/>
+        </w:tabs>
+        <w:spacing w:after="0" w:line="360" w:lineRule="auto"/>
+        <w:ind w:left="0" w:right="0" w:firstLine="1134"/>
+        <w:rPr>
+          <w:rFonts w:ascii="Arial" w:hAnsi="Arial" w:cs="Arial"/>
+          <w:sz w:val="24"/>
+          <w:szCs w:val="22"/>
+        </w:rPr>
+      </w:pPr>
+    </w:p>
+    <w:p>
+      <w:pPr>
+        <w:pStyle w:val="Ttulo1"/>
+        <w:numPr>
+          <w:ilvl w:val="0"/>
+          <w:numId w:val="3"/>
+        </w:numPr>
+      </w:pPr>
+      <w:r>
+        <w:t xml:space="preserve">METODOLOGIA </w:t>
+      </w:r>
+    </w:p>
+    <w:p/>
+    <w:p>
+      <w:pPr>
+        <w:rPr>
+          <w:b/>
+          <w:bCs/>
+          <w:szCs w:val="28"/>
+        </w:rPr>
+      </w:pPr>
+      <w:r>
+        <w:rPr>
+          <w:b/>
+          <w:bCs/>
+          <w:szCs w:val="28"/>
+        </w:rPr>
+        <w:t xml:space="preserve">10.1 </w:t>
+      </w:r>
+      <w:r>
+        <w:rPr>
+          <w:b/>
+          <w:bCs/>
+          <w:szCs w:val="28"/>
+        </w:rPr>
+        <w:t>Planejamento e Definição de Objetivos</w:t>
+      </w:r>
+    </w:p>
+    <w:p>
+      <w:pPr>
+        <w:tabs>
+          <w:tab w:val="num" w:pos="720"/>
+        </w:tabs>
+        <w:spacing w:after="0" w:line="360" w:lineRule="auto"/>
+        <w:ind w:left="0" w:right="0" w:firstLine="1134"/>
+        <w:rPr>
+          <w:rFonts w:ascii="Arial" w:hAnsi="Arial" w:cs="Arial"/>
+          <w:sz w:val="24"/>
+          <w:szCs w:val="22"/>
+        </w:rPr>
+      </w:pPr>
+      <w:r>
+        <w:rPr>
+          <w:rFonts w:ascii="Arial" w:hAnsi="Arial" w:cs="Arial"/>
+          <w:sz w:val="24"/>
+          <w:szCs w:val="22"/>
+        </w:rPr>
+        <w:t>A primeira fase é crucial para o sucesso do projeto. É necessário definir claramente os objetivos do site e entender as necessidades do público-alvo. Durante essa etapa, devemos abordar as seguintes questões:</w:t>
+      </w:r>
+    </w:p>
+    <w:p>
+      <w:pPr>
+        <w:tabs>
+          <w:tab w:val="num" w:pos="720"/>
+        </w:tabs>
+        <w:spacing w:after="0" w:line="360" w:lineRule="auto"/>
+        <w:ind w:left="0" w:right="0" w:firstLine="1134"/>
+        <w:rPr>
+          <w:rFonts w:ascii="Arial" w:hAnsi="Arial" w:cs="Arial"/>
+          <w:sz w:val="24"/>
+          <w:szCs w:val="22"/>
+        </w:rPr>
+      </w:pPr>
+    </w:p>
+    <w:p>
+      <w:pPr>
+        <w:tabs>
+          <w:tab w:val="num" w:pos="720"/>
+        </w:tabs>
+        <w:spacing w:after="0" w:line="360" w:lineRule="auto"/>
+        <w:ind w:left="0" w:right="0" w:firstLine="1134"/>
+        <w:rPr>
+          <w:rFonts w:ascii="Arial" w:hAnsi="Arial" w:cs="Arial"/>
+          <w:sz w:val="24"/>
+          <w:szCs w:val="22"/>
+        </w:rPr>
+      </w:pPr>
+    </w:p>
+    <w:p>
+      <w:pPr>
+        <w:tabs>
+          <w:tab w:val="num" w:pos="720"/>
+        </w:tabs>
+        <w:spacing w:after="0" w:line="360" w:lineRule="auto"/>
+        <w:ind w:left="0" w:right="0" w:firstLine="1134"/>
+        <w:rPr>
+          <w:rFonts w:ascii="Arial" w:hAnsi="Arial" w:cs="Arial"/>
+          <w:sz w:val="24"/>
+          <w:szCs w:val="22"/>
+        </w:rPr>
+      </w:pPr>
+    </w:p>
+    <w:p>
+      <w:pPr>
+        <w:rPr>
+          <w:b/>
+          <w:bCs/>
+          <w:szCs w:val="28"/>
+        </w:rPr>
+      </w:pPr>
+      <w:r>
+        <w:rPr>
+          <w:b/>
+          <w:bCs/>
+          <w:szCs w:val="28"/>
+        </w:rPr>
+        <w:t xml:space="preserve">10.1.1 </w:t>
+      </w:r>
+      <w:r>
+        <w:rPr>
+          <w:b/>
+          <w:bCs/>
+          <w:szCs w:val="28"/>
+        </w:rPr>
+        <w:t>Objetivos principais do site:</w:t>
+      </w:r>
+    </w:p>
+    <w:p>
+      <w:pPr>
+        <w:tabs>
+          <w:tab w:val="num" w:pos="720"/>
+          <w:tab w:val="num" w:pos="1440"/>
+        </w:tabs>
+        <w:spacing w:after="0" w:line="360" w:lineRule="auto"/>
+        <w:ind w:left="0" w:right="0" w:firstLine="1134"/>
+        <w:rPr>
+          <w:rFonts w:ascii="Arial" w:hAnsi="Arial" w:cs="Arial"/>
+          <w:sz w:val="24"/>
+          <w:szCs w:val="22"/>
+        </w:rPr>
+      </w:pPr>
+      <w:r>
+        <w:rPr>
+          <w:rFonts w:ascii="Arial" w:hAnsi="Arial" w:cs="Arial"/>
+          <w:sz w:val="24"/>
+          <w:szCs w:val="22"/>
+        </w:rPr>
+        <w:t>Oferecer planos de treino e tutoriais de exercícios?</w:t>
+      </w:r>
+    </w:p>
+    <w:p>
+      <w:pPr>
+        <w:tabs>
+          <w:tab w:val="num" w:pos="720"/>
+          <w:tab w:val="num" w:pos="1440"/>
+        </w:tabs>
+        <w:spacing w:after="0" w:line="360" w:lineRule="auto"/>
+        <w:ind w:left="0" w:right="0" w:firstLine="1134"/>
+        <w:rPr>
+          <w:rFonts w:ascii="Arial" w:hAnsi="Arial" w:cs="Arial"/>
+          <w:sz w:val="24"/>
+          <w:szCs w:val="22"/>
+        </w:rPr>
+      </w:pPr>
+      <w:r>
+        <w:rPr>
+          <w:rFonts w:ascii="Arial" w:hAnsi="Arial" w:cs="Arial"/>
+          <w:sz w:val="24"/>
+          <w:szCs w:val="22"/>
+        </w:rPr>
+        <w:t>Fornece</w:t>
+      </w:r>
+      <w:r>
+        <w:rPr>
+          <w:rFonts w:ascii="Arial" w:hAnsi="Arial" w:cs="Arial"/>
+          <w:sz w:val="24"/>
+          <w:szCs w:val="22"/>
+        </w:rPr>
+        <w:t xml:space="preserve"> recursos de acompanhamento de progresso?</w:t>
+      </w:r>
+    </w:p>
+    <w:p>
+      <w:pPr>
+        <w:tabs>
+          <w:tab w:val="num" w:pos="720"/>
+          <w:tab w:val="num" w:pos="1440"/>
+        </w:tabs>
+        <w:spacing w:after="0" w:line="360" w:lineRule="auto"/>
+        <w:ind w:left="0" w:right="0" w:firstLine="1134"/>
+        <w:rPr>
+          <w:rFonts w:ascii="Arial" w:hAnsi="Arial" w:cs="Arial"/>
+          <w:sz w:val="24"/>
+          <w:szCs w:val="22"/>
+        </w:rPr>
+      </w:pPr>
+      <w:r>
+        <w:rPr>
+          <w:rFonts w:ascii="Arial" w:hAnsi="Arial" w:cs="Arial"/>
+          <w:sz w:val="24"/>
+          <w:szCs w:val="22"/>
+        </w:rPr>
+        <w:t>Ser uma plataforma de engajamento, com desafios?</w:t>
+      </w:r>
+    </w:p>
+    <w:p>
+      <w:pPr>
+        <w:tabs>
+          <w:tab w:val="num" w:pos="720"/>
+          <w:tab w:val="num" w:pos="1440"/>
+        </w:tabs>
+        <w:spacing w:after="0" w:line="360" w:lineRule="auto"/>
+        <w:ind w:left="0" w:right="0" w:firstLine="1134"/>
+        <w:rPr>
+          <w:rFonts w:ascii="Arial" w:hAnsi="Arial" w:cs="Arial"/>
+          <w:sz w:val="24"/>
+          <w:szCs w:val="22"/>
+        </w:rPr>
+      </w:pPr>
+      <w:r>
+        <w:rPr>
+          <w:rFonts w:ascii="Arial" w:hAnsi="Arial" w:cs="Arial"/>
+          <w:sz w:val="24"/>
+          <w:szCs w:val="22"/>
+        </w:rPr>
+        <w:t>Comercializar serviços relacionados a fitness?</w:t>
+      </w:r>
+    </w:p>
+    <w:p>
+      <w:pPr>
+        <w:rPr>
+          <w:b/>
+          <w:bCs/>
+          <w:szCs w:val="28"/>
+        </w:rPr>
+      </w:pPr>
+      <w:r>
+        <w:rPr>
+          <w:b/>
+          <w:bCs/>
+          <w:szCs w:val="28"/>
+        </w:rPr>
+        <w:t xml:space="preserve">10.1.2 </w:t>
+      </w:r>
+      <w:r>
+        <w:rPr>
+          <w:b/>
+          <w:bCs/>
+          <w:szCs w:val="28"/>
+        </w:rPr>
+        <w:t>Público-alvo:</w:t>
+      </w:r>
+    </w:p>
+    <w:p>
+      <w:pPr>
+        <w:tabs>
+          <w:tab w:val="num" w:pos="720"/>
+          <w:tab w:val="num" w:pos="1440"/>
+        </w:tabs>
+        <w:spacing w:after="0" w:line="360" w:lineRule="auto"/>
+        <w:ind w:left="0" w:right="0" w:firstLine="1134"/>
+        <w:rPr>
+          <w:rFonts w:ascii="Arial" w:hAnsi="Arial" w:cs="Arial"/>
+          <w:sz w:val="24"/>
+          <w:szCs w:val="22"/>
+        </w:rPr>
+      </w:pPr>
+      <w:r>
+        <w:rPr>
+          <w:rFonts w:ascii="Arial" w:hAnsi="Arial" w:cs="Arial"/>
+          <w:sz w:val="24"/>
+          <w:szCs w:val="22"/>
+        </w:rPr>
+        <w:t>Quem são os usuários? Iniciantes, intermediários, avançados, personal trainers, ou academias?</w:t>
+      </w:r>
+    </w:p>
+    <w:p>
+      <w:pPr>
+        <w:tabs>
+          <w:tab w:val="num" w:pos="720"/>
+          <w:tab w:val="num" w:pos="1440"/>
+        </w:tabs>
+        <w:spacing w:after="0" w:line="360" w:lineRule="auto"/>
+        <w:ind w:left="0" w:right="0" w:firstLine="1134"/>
+        <w:rPr>
+          <w:rFonts w:ascii="Arial" w:hAnsi="Arial" w:cs="Arial"/>
+          <w:sz w:val="24"/>
+          <w:szCs w:val="22"/>
+        </w:rPr>
+      </w:pPr>
+      <w:r>
+        <w:rPr>
+          <w:rFonts w:ascii="Arial" w:hAnsi="Arial" w:cs="Arial"/>
+          <w:sz w:val="24"/>
+          <w:szCs w:val="22"/>
+        </w:rPr>
+        <w:t>Qual é a faixa etária e nível de fitness predominante?</w:t>
+      </w:r>
+    </w:p>
+    <w:p>
+      <w:pPr>
+        <w:tabs>
+          <w:tab w:val="num" w:pos="720"/>
+          <w:tab w:val="num" w:pos="1440"/>
+        </w:tabs>
+        <w:spacing w:after="0" w:line="360" w:lineRule="auto"/>
+        <w:ind w:left="0" w:right="0" w:firstLine="1134"/>
+        <w:rPr>
+          <w:rFonts w:ascii="Arial" w:hAnsi="Arial" w:cs="Arial"/>
+          <w:sz w:val="24"/>
+          <w:szCs w:val="22"/>
+        </w:rPr>
+      </w:pPr>
+      <w:r>
+        <w:rPr>
+          <w:rFonts w:ascii="Arial" w:hAnsi="Arial" w:cs="Arial"/>
+          <w:sz w:val="24"/>
+          <w:szCs w:val="22"/>
+        </w:rPr>
+        <w:t>Quais são as preferências e expectativas dos usuários?</w:t>
+      </w:r>
+    </w:p>
+    <w:p>
+      <w:pPr>
+        <w:tabs>
+          <w:tab w:val="num" w:pos="720"/>
+        </w:tabs>
+        <w:spacing w:after="0" w:line="360" w:lineRule="auto"/>
+        <w:ind w:right="0"/>
+        <w:rPr>
+          <w:rFonts w:ascii="Arial" w:hAnsi="Arial" w:cs="Arial"/>
+          <w:sz w:val="24"/>
+          <w:szCs w:val="22"/>
+        </w:rPr>
+      </w:pPr>
+      <w:r>
+        <w:rPr>
+          <w:b/>
+          <w:bCs/>
+          <w:szCs w:val="28"/>
+        </w:rPr>
+        <w:t xml:space="preserve">10.1.3 </w:t>
+      </w:r>
+      <w:r>
+        <w:rPr>
+          <w:b/>
+          <w:bCs/>
+          <w:szCs w:val="28"/>
+        </w:rPr>
+        <w:t>Definição de funcionalidades essenciais</w:t>
+      </w:r>
+      <w:r>
+        <w:rPr>
+          <w:rFonts w:ascii="Arial" w:hAnsi="Arial" w:cs="Arial"/>
+          <w:sz w:val="24"/>
+          <w:szCs w:val="22"/>
+        </w:rPr>
+        <w:t>:</w:t>
+      </w:r>
+    </w:p>
+    <w:p>
+      <w:pPr>
+        <w:tabs>
+          <w:tab w:val="num" w:pos="720"/>
+          <w:tab w:val="num" w:pos="1440"/>
+        </w:tabs>
+        <w:spacing w:after="0" w:line="360" w:lineRule="auto"/>
+        <w:ind w:left="0" w:right="0" w:firstLine="1134"/>
+        <w:rPr>
+          <w:rFonts w:ascii="Arial" w:hAnsi="Arial" w:cs="Arial"/>
+          <w:sz w:val="24"/>
+          <w:szCs w:val="22"/>
+        </w:rPr>
+      </w:pPr>
+      <w:r>
+        <w:rPr>
+          <w:rFonts w:ascii="Arial" w:hAnsi="Arial" w:cs="Arial"/>
+          <w:sz w:val="24"/>
+          <w:szCs w:val="22"/>
+        </w:rPr>
+        <w:t xml:space="preserve">Exemplo: Criar planos de treino personalizados, vídeos explicativos, calendário de treinos, integração com apps de </w:t>
+      </w:r>
+      <w:r>
+        <w:rPr>
+          <w:rFonts w:ascii="Arial" w:hAnsi="Arial" w:cs="Arial"/>
+          <w:sz w:val="24"/>
+          <w:szCs w:val="22"/>
+        </w:rPr>
+        <w:t>saúde etc.</w:t>
+      </w:r>
+    </w:p>
+    <w:p>
+      <w:pPr>
+        <w:tabs>
+          <w:tab w:val="num" w:pos="720"/>
+          <w:tab w:val="num" w:pos="1440"/>
+        </w:tabs>
+        <w:spacing w:after="0" w:line="360" w:lineRule="auto"/>
+        <w:ind w:left="0" w:right="0" w:firstLine="1134"/>
+        <w:rPr>
+          <w:rFonts w:ascii="Arial" w:hAnsi="Arial" w:cs="Arial"/>
+          <w:sz w:val="24"/>
+          <w:szCs w:val="22"/>
+        </w:rPr>
+      </w:pPr>
+      <w:r>
+        <w:rPr>
+          <w:rFonts w:ascii="Arial" w:hAnsi="Arial" w:cs="Arial"/>
+          <w:sz w:val="24"/>
+          <w:szCs w:val="22"/>
+        </w:rPr>
+        <w:t>Foco em usabilidade, como botões visíveis, filtros de pesquisa, e navegação simples.</w:t>
+      </w:r>
+    </w:p>
+    <w:p>
+      <w:pPr>
+        <w:tabs>
+          <w:tab w:val="num" w:pos="720"/>
+          <w:tab w:val="num" w:pos="1440"/>
+        </w:tabs>
+        <w:spacing w:after="0" w:line="360" w:lineRule="auto"/>
+        <w:ind w:left="0" w:right="0" w:firstLine="1134"/>
+        <w:rPr>
+          <w:rFonts w:ascii="Arial" w:hAnsi="Arial" w:cs="Arial"/>
+          <w:sz w:val="24"/>
+          <w:szCs w:val="22"/>
+        </w:rPr>
+      </w:pPr>
+    </w:p>
+    <w:p>
+      <w:pPr>
+        <w:tabs>
+          <w:tab w:val="num" w:pos="720"/>
+          <w:tab w:val="num" w:pos="1440"/>
+        </w:tabs>
+        <w:spacing w:after="0" w:line="360" w:lineRule="auto"/>
+        <w:ind w:left="0" w:right="0" w:firstLine="1134"/>
+        <w:rPr>
+          <w:rFonts w:ascii="Arial" w:hAnsi="Arial" w:cs="Arial"/>
+          <w:sz w:val="24"/>
+          <w:szCs w:val="22"/>
+        </w:rPr>
+      </w:pPr>
+    </w:p>
+    <w:p>
+      <w:pPr>
+        <w:tabs>
+          <w:tab w:val="num" w:pos="720"/>
+          <w:tab w:val="num" w:pos="1440"/>
+        </w:tabs>
+        <w:spacing w:after="0" w:line="360" w:lineRule="auto"/>
+        <w:ind w:left="0" w:right="0" w:firstLine="1134"/>
+        <w:rPr>
+          <w:rFonts w:ascii="Arial" w:hAnsi="Arial" w:cs="Arial"/>
+          <w:sz w:val="24"/>
+          <w:szCs w:val="22"/>
+        </w:rPr>
+      </w:pPr>
+    </w:p>
+    <w:p>
+      <w:pPr>
+        <w:tabs>
+          <w:tab w:val="num" w:pos="720"/>
+          <w:tab w:val="num" w:pos="1440"/>
+        </w:tabs>
+        <w:spacing w:after="0" w:line="360" w:lineRule="auto"/>
+        <w:ind w:left="0" w:right="0" w:firstLine="1134"/>
+        <w:rPr>
+          <w:rFonts w:ascii="Arial" w:hAnsi="Arial" w:cs="Arial"/>
+          <w:sz w:val="24"/>
+          <w:szCs w:val="22"/>
+        </w:rPr>
+      </w:pPr>
+    </w:p>
+    <w:p>
+      <w:pPr>
+        <w:tabs>
+          <w:tab w:val="num" w:pos="720"/>
+          <w:tab w:val="num" w:pos="1440"/>
+        </w:tabs>
+        <w:spacing w:after="0" w:line="360" w:lineRule="auto"/>
+        <w:ind w:left="0" w:right="0" w:firstLine="1134"/>
+        <w:rPr>
+          <w:rFonts w:ascii="Arial" w:hAnsi="Arial" w:cs="Arial"/>
+          <w:sz w:val="24"/>
+          <w:szCs w:val="22"/>
+        </w:rPr>
+      </w:pPr>
+    </w:p>
+    <w:p>
+      <w:pPr>
+        <w:tabs>
+          <w:tab w:val="num" w:pos="720"/>
+          <w:tab w:val="num" w:pos="1440"/>
+        </w:tabs>
+        <w:spacing w:after="0" w:line="360" w:lineRule="auto"/>
+        <w:ind w:left="0" w:right="0" w:firstLine="1134"/>
+        <w:rPr>
+          <w:rFonts w:ascii="Arial" w:hAnsi="Arial" w:cs="Arial"/>
+          <w:sz w:val="24"/>
+          <w:szCs w:val="22"/>
+        </w:rPr>
+      </w:pPr>
+    </w:p>
+    <w:p>
+      <w:pPr>
+        <w:tabs>
+          <w:tab w:val="num" w:pos="720"/>
+          <w:tab w:val="num" w:pos="1440"/>
+        </w:tabs>
+        <w:spacing w:after="0" w:line="360" w:lineRule="auto"/>
+        <w:ind w:left="0" w:right="0" w:firstLine="1134"/>
+        <w:rPr>
+          <w:rFonts w:ascii="Arial" w:hAnsi="Arial" w:cs="Arial"/>
+          <w:sz w:val="24"/>
+          <w:szCs w:val="22"/>
+        </w:rPr>
+      </w:pPr>
+    </w:p>
+    <w:p>
+      <w:pPr>
+        <w:rPr>
+          <w:b/>
+          <w:bCs/>
+          <w:szCs w:val="28"/>
+        </w:rPr>
+      </w:pPr>
+      <w:r>
+        <w:rPr>
+          <w:b/>
+          <w:bCs/>
+          <w:szCs w:val="28"/>
+        </w:rPr>
+        <w:t xml:space="preserve">10.1.4 </w:t>
+      </w:r>
+      <w:r>
+        <w:rPr>
+          <w:b/>
+          <w:bCs/>
+          <w:szCs w:val="28"/>
+        </w:rPr>
+        <w:t>Pesquisa e Arquitetura de Informações</w:t>
+      </w:r>
+    </w:p>
+    <w:p>
+      <w:pPr>
+        <w:tabs>
+          <w:tab w:val="num" w:pos="720"/>
+        </w:tabs>
+        <w:spacing w:after="0" w:line="360" w:lineRule="auto"/>
+        <w:ind w:left="0" w:right="0" w:firstLine="1134"/>
+        <w:rPr>
+          <w:rFonts w:ascii="Arial" w:hAnsi="Arial" w:cs="Arial"/>
+          <w:sz w:val="24"/>
+          <w:szCs w:val="22"/>
+        </w:rPr>
+      </w:pPr>
+      <w:r>
+        <w:rPr>
+          <w:rFonts w:ascii="Arial" w:hAnsi="Arial" w:cs="Arial"/>
+          <w:sz w:val="24"/>
+          <w:szCs w:val="22"/>
+        </w:rPr>
+        <w:t>Nesta etapa, a estrutura do site e os fluxos de navegação são definidos. O objetivo é garantir que a navegação seja intuitiva e a experiência do usuário seja o mais fluida possível.</w:t>
+      </w:r>
+    </w:p>
+    <w:p>
+      <w:pPr>
+        <w:tabs>
+          <w:tab w:val="num" w:pos="720"/>
+        </w:tabs>
+        <w:spacing w:after="0" w:line="360" w:lineRule="auto"/>
+        <w:ind w:left="0" w:right="0" w:firstLine="1134"/>
+        <w:rPr>
+          <w:rFonts w:ascii="Arial" w:hAnsi="Arial" w:cs="Arial"/>
+          <w:sz w:val="24"/>
+          <w:szCs w:val="22"/>
+        </w:rPr>
+      </w:pPr>
+    </w:p>
+    <w:p>
+      <w:pPr>
+        <w:tabs>
+          <w:tab w:val="num" w:pos="720"/>
+        </w:tabs>
+        <w:spacing w:after="0" w:line="360" w:lineRule="auto"/>
+        <w:ind w:left="0" w:right="0" w:firstLine="1134"/>
+        <w:rPr>
+          <w:rFonts w:ascii="Arial" w:hAnsi="Arial" w:cs="Arial"/>
+          <w:sz w:val="24"/>
+          <w:szCs w:val="22"/>
+        </w:rPr>
+      </w:pPr>
+    </w:p>
+    <w:p>
+      <w:pPr>
+        <w:rPr>
+          <w:b/>
+          <w:bCs/>
+          <w:szCs w:val="28"/>
+        </w:rPr>
+      </w:pPr>
+      <w:r>
+        <w:rPr>
+          <w:b/>
+          <w:bCs/>
+          <w:szCs w:val="28"/>
+        </w:rPr>
+        <w:t xml:space="preserve">10.1.5 </w:t>
+      </w:r>
+      <w:r>
+        <w:rPr>
+          <w:b/>
+          <w:bCs/>
+          <w:szCs w:val="28"/>
+        </w:rPr>
+        <w:t>Arquitetura de Informação:</w:t>
+      </w:r>
+    </w:p>
+    <w:p>
+      <w:pPr>
+        <w:tabs>
+          <w:tab w:val="num" w:pos="720"/>
+        </w:tabs>
+        <w:spacing w:after="0" w:line="360" w:lineRule="auto"/>
+        <w:ind w:left="0" w:right="0" w:firstLine="1134"/>
+        <w:rPr>
+          <w:rFonts w:ascii="Arial" w:hAnsi="Arial" w:cs="Arial"/>
+          <w:sz w:val="24"/>
+          <w:szCs w:val="22"/>
+        </w:rPr>
+      </w:pPr>
+      <w:r>
+        <w:rPr>
+          <w:rFonts w:ascii="Arial" w:hAnsi="Arial" w:cs="Arial"/>
+          <w:sz w:val="24"/>
+          <w:szCs w:val="22"/>
+        </w:rPr>
+        <w:t>Organizar o conteúdo de maneira hierárquica. O site precisa ter uma estrutura lógica, onde o usuário consiga encontrar facilmente o que procura.</w:t>
+      </w:r>
+    </w:p>
+    <w:p>
+      <w:pPr>
+        <w:tabs>
+          <w:tab w:val="num" w:pos="720"/>
+        </w:tabs>
+        <w:spacing w:after="0" w:line="360" w:lineRule="auto"/>
+        <w:ind w:left="0" w:right="0" w:firstLine="1134"/>
+        <w:rPr>
+          <w:rFonts w:ascii="Arial" w:hAnsi="Arial" w:cs="Arial"/>
+          <w:sz w:val="24"/>
+          <w:szCs w:val="22"/>
+        </w:rPr>
+      </w:pPr>
+    </w:p>
+    <w:p>
+      <w:pPr>
+        <w:tabs>
+          <w:tab w:val="num" w:pos="720"/>
+        </w:tabs>
+        <w:spacing w:after="0" w:line="360" w:lineRule="auto"/>
+        <w:ind w:left="0" w:right="0" w:firstLine="1134"/>
+        <w:rPr>
+          <w:rFonts w:ascii="Arial" w:hAnsi="Arial" w:cs="Arial"/>
+          <w:sz w:val="24"/>
+          <w:szCs w:val="22"/>
+        </w:rPr>
+      </w:pPr>
+      <w:r>
+        <w:rPr>
+          <w:rFonts w:ascii="Arial" w:hAnsi="Arial" w:cs="Arial"/>
+          <w:sz w:val="24"/>
+          <w:szCs w:val="22"/>
+        </w:rPr>
+        <w:t>Exemplo de estrutura de navegação:</w:t>
+      </w:r>
+    </w:p>
+    <w:p>
+      <w:pPr>
+        <w:tabs>
+          <w:tab w:val="num" w:pos="720"/>
+        </w:tabs>
+        <w:spacing w:after="0" w:line="360" w:lineRule="auto"/>
+        <w:ind w:left="0" w:right="0" w:firstLine="1134"/>
+        <w:rPr>
+          <w:rFonts w:ascii="Arial" w:hAnsi="Arial" w:cs="Arial"/>
+          <w:sz w:val="24"/>
+          <w:szCs w:val="22"/>
+        </w:rPr>
+      </w:pPr>
+      <w:r>
+        <w:rPr>
+          <w:rFonts w:ascii="Arial" w:hAnsi="Arial" w:cs="Arial"/>
+          <w:sz w:val="24"/>
+          <w:szCs w:val="22"/>
+        </w:rPr>
+        <w:t>Home: Visão geral, chamadas para ações (</w:t>
+      </w:r>
+      <w:proofErr w:type="spellStart"/>
+      <w:r>
+        <w:rPr>
+          <w:rFonts w:ascii="Arial" w:hAnsi="Arial" w:cs="Arial"/>
+          <w:sz w:val="24"/>
+          <w:szCs w:val="22"/>
+        </w:rPr>
+        <w:t>ex</w:t>
+      </w:r>
+      <w:proofErr w:type="spellEnd"/>
+      <w:r>
+        <w:rPr>
+          <w:rFonts w:ascii="Arial" w:hAnsi="Arial" w:cs="Arial"/>
+          <w:sz w:val="24"/>
+          <w:szCs w:val="22"/>
+        </w:rPr>
+        <w:t>: "Comece seu plano de treino agora").</w:t>
+      </w:r>
+    </w:p>
+    <w:p>
+      <w:pPr>
+        <w:tabs>
+          <w:tab w:val="num" w:pos="720"/>
+        </w:tabs>
+        <w:spacing w:after="0" w:line="360" w:lineRule="auto"/>
+        <w:ind w:left="0" w:right="0" w:firstLine="1134"/>
+        <w:rPr>
+          <w:rFonts w:ascii="Arial" w:hAnsi="Arial" w:cs="Arial"/>
+          <w:sz w:val="24"/>
+          <w:szCs w:val="22"/>
+        </w:rPr>
+      </w:pPr>
+      <w:r>
+        <w:rPr>
+          <w:rFonts w:ascii="Arial" w:hAnsi="Arial" w:cs="Arial"/>
+          <w:sz w:val="24"/>
+          <w:szCs w:val="22"/>
+        </w:rPr>
+        <w:t>Exercícios: Detalhes dos exercícios com filtros por tipo, objetivo e nível.</w:t>
+      </w:r>
+    </w:p>
+    <w:p>
+      <w:pPr>
+        <w:tabs>
+          <w:tab w:val="num" w:pos="720"/>
+        </w:tabs>
+        <w:spacing w:after="0" w:line="360" w:lineRule="auto"/>
+        <w:ind w:left="0" w:right="0" w:firstLine="1134"/>
+        <w:rPr>
+          <w:rFonts w:ascii="Arial" w:hAnsi="Arial" w:cs="Arial"/>
+          <w:sz w:val="24"/>
+          <w:szCs w:val="22"/>
+        </w:rPr>
+      </w:pPr>
+      <w:r>
+        <w:rPr>
+          <w:rFonts w:ascii="Arial" w:hAnsi="Arial" w:cs="Arial"/>
+          <w:sz w:val="24"/>
+          <w:szCs w:val="22"/>
+        </w:rPr>
+        <w:t>Planos de treino: Planos de treino semanais/mensais personalizados.</w:t>
+      </w:r>
+    </w:p>
+    <w:p>
+      <w:pPr>
+        <w:tabs>
+          <w:tab w:val="num" w:pos="720"/>
+        </w:tabs>
+        <w:spacing w:after="0" w:line="360" w:lineRule="auto"/>
+        <w:ind w:left="0" w:right="0" w:firstLine="1134"/>
+        <w:rPr>
+          <w:rFonts w:ascii="Arial" w:hAnsi="Arial" w:cs="Arial"/>
+          <w:sz w:val="24"/>
+          <w:szCs w:val="22"/>
+        </w:rPr>
+      </w:pPr>
+      <w:r>
+        <w:rPr>
+          <w:rFonts w:ascii="Arial" w:hAnsi="Arial" w:cs="Arial"/>
+          <w:sz w:val="24"/>
+          <w:szCs w:val="22"/>
+        </w:rPr>
+        <w:t>Sobre: Informações sobre a missão do site, credibilidade, profissionais envolvidos.</w:t>
+      </w:r>
+    </w:p>
+    <w:p>
+      <w:pPr>
+        <w:tabs>
+          <w:tab w:val="num" w:pos="720"/>
+        </w:tabs>
+        <w:spacing w:after="0" w:line="360" w:lineRule="auto"/>
+        <w:ind w:left="0" w:right="0" w:firstLine="1134"/>
+        <w:rPr>
+          <w:rFonts w:ascii="Arial" w:hAnsi="Arial" w:cs="Arial"/>
+          <w:sz w:val="24"/>
+          <w:szCs w:val="22"/>
+        </w:rPr>
+      </w:pPr>
+    </w:p>
+    <w:p>
+      <w:pPr>
+        <w:rPr>
+          <w:b/>
+          <w:bCs/>
+          <w:szCs w:val="28"/>
+        </w:rPr>
+      </w:pPr>
+      <w:r>
+        <w:rPr>
+          <w:b/>
+          <w:bCs/>
+          <w:szCs w:val="28"/>
+        </w:rPr>
+        <w:t xml:space="preserve">10.1.6 </w:t>
+      </w:r>
+      <w:r>
+        <w:rPr>
+          <w:b/>
+          <w:bCs/>
+          <w:szCs w:val="28"/>
+        </w:rPr>
+        <w:t>Desenvolvimento</w:t>
+      </w:r>
+    </w:p>
+    <w:p>
+      <w:pPr>
+        <w:rPr>
+          <w:b/>
+          <w:bCs/>
+          <w:szCs w:val="28"/>
+        </w:rPr>
+      </w:pPr>
+    </w:p>
+    <w:p>
+      <w:pPr>
+        <w:tabs>
+          <w:tab w:val="num" w:pos="720"/>
+        </w:tabs>
+        <w:spacing w:after="0" w:line="360" w:lineRule="auto"/>
+        <w:ind w:left="0" w:right="0" w:firstLine="1134"/>
+        <w:rPr>
+          <w:rFonts w:ascii="Arial" w:hAnsi="Arial" w:cs="Arial"/>
+          <w:sz w:val="24"/>
+          <w:szCs w:val="22"/>
+        </w:rPr>
+      </w:pPr>
+      <w:r>
+        <w:rPr>
+          <w:rFonts w:ascii="Arial" w:hAnsi="Arial" w:cs="Arial"/>
+          <w:sz w:val="24"/>
+          <w:szCs w:val="22"/>
+        </w:rPr>
+        <w:t>Com a arquitetura definida, o design entra em ação, seguindo as diretrizes de usabilidade e branding estabelecidas na fase anterior.</w:t>
+      </w:r>
+    </w:p>
+    <w:p>
+      <w:pPr>
+        <w:tabs>
+          <w:tab w:val="num" w:pos="720"/>
+        </w:tabs>
+        <w:spacing w:after="0" w:line="360" w:lineRule="auto"/>
+        <w:ind w:left="0" w:right="0" w:firstLine="1134"/>
+        <w:rPr>
+          <w:rFonts w:ascii="Arial" w:hAnsi="Arial" w:cs="Arial"/>
+          <w:sz w:val="24"/>
+          <w:szCs w:val="22"/>
+        </w:rPr>
+      </w:pPr>
+      <w:r>
+        <w:rPr>
+          <w:rFonts w:ascii="Arial" w:hAnsi="Arial" w:cs="Arial"/>
+          <w:sz w:val="24"/>
+          <w:szCs w:val="22"/>
+        </w:rPr>
+        <w:t>Design de Interface (UI):</w:t>
+      </w:r>
+    </w:p>
+    <w:p>
+      <w:pPr>
+        <w:tabs>
+          <w:tab w:val="num" w:pos="720"/>
+        </w:tabs>
+        <w:spacing w:after="0" w:line="360" w:lineRule="auto"/>
+        <w:ind w:left="0" w:right="0" w:firstLine="1134"/>
+        <w:rPr>
+          <w:rFonts w:ascii="Arial" w:hAnsi="Arial" w:cs="Arial"/>
+          <w:sz w:val="24"/>
+          <w:szCs w:val="22"/>
+        </w:rPr>
+      </w:pPr>
+      <w:r>
+        <w:rPr>
+          <w:rFonts w:ascii="Arial" w:hAnsi="Arial" w:cs="Arial"/>
+          <w:sz w:val="24"/>
+          <w:szCs w:val="22"/>
+        </w:rPr>
+        <w:t>Design Responsivo: O site deve ser otimizado para funcionar bem em dispositivos móveis e desktops, dado que muitos usuários acessam conteúdo de treino diretamente do celular.</w:t>
+      </w:r>
+    </w:p>
+    <w:p>
+      <w:pPr>
+        <w:tabs>
+          <w:tab w:val="num" w:pos="720"/>
+        </w:tabs>
+        <w:spacing w:after="0" w:line="360" w:lineRule="auto"/>
+        <w:ind w:left="0" w:right="0" w:firstLine="1134"/>
+        <w:rPr>
+          <w:rFonts w:ascii="Arial" w:hAnsi="Arial" w:cs="Arial"/>
+          <w:sz w:val="24"/>
+          <w:szCs w:val="22"/>
+        </w:rPr>
+      </w:pPr>
+      <w:r>
+        <w:rPr>
+          <w:rFonts w:ascii="Arial" w:hAnsi="Arial" w:cs="Arial"/>
+          <w:sz w:val="24"/>
+          <w:szCs w:val="22"/>
+        </w:rPr>
+        <w:t>Estilo visual: Utilizar cores, tipografia e ícones que transmitam energia, saúde e profissionalismo. O uso de imagens e vídeos de alta qualidade (demonstrando os exercícios corretamente) é fundamental.</w:t>
+      </w:r>
+    </w:p>
+    <w:p>
+      <w:pPr>
+        <w:tabs>
+          <w:tab w:val="num" w:pos="720"/>
+        </w:tabs>
+        <w:spacing w:after="0" w:line="360" w:lineRule="auto"/>
+        <w:ind w:left="0" w:right="0" w:firstLine="1134"/>
+        <w:rPr>
+          <w:rFonts w:ascii="Arial" w:hAnsi="Arial" w:cs="Arial"/>
+          <w:sz w:val="24"/>
+          <w:szCs w:val="22"/>
+        </w:rPr>
+      </w:pPr>
+      <w:r>
+        <w:rPr>
+          <w:rFonts w:ascii="Arial" w:hAnsi="Arial" w:cs="Arial"/>
+          <w:sz w:val="24"/>
+          <w:szCs w:val="22"/>
+        </w:rPr>
+        <w:t>Usabilidade: O layout deve ser intuitivo, com botões grandes, formulários simplificados e informações organizadas de forma clara.</w:t>
+      </w:r>
+    </w:p>
+    <w:p>
+      <w:pPr>
+        <w:tabs>
+          <w:tab w:val="num" w:pos="720"/>
+        </w:tabs>
+        <w:spacing w:after="0" w:line="360" w:lineRule="auto"/>
+        <w:ind w:left="0" w:right="0" w:firstLine="1134"/>
+        <w:rPr>
+          <w:rFonts w:ascii="Arial" w:hAnsi="Arial" w:cs="Arial"/>
+          <w:sz w:val="24"/>
+          <w:szCs w:val="22"/>
+        </w:rPr>
+      </w:pPr>
+      <w:r>
+        <w:rPr>
+          <w:rFonts w:ascii="Arial" w:hAnsi="Arial" w:cs="Arial"/>
+          <w:sz w:val="24"/>
+          <w:szCs w:val="22"/>
+        </w:rPr>
+        <w:lastRenderedPageBreak/>
+        <w:t>Desenvolvimento Front-end:</w:t>
+      </w:r>
+    </w:p>
+    <w:p>
+      <w:pPr>
+        <w:tabs>
+          <w:tab w:val="num" w:pos="720"/>
+        </w:tabs>
+        <w:spacing w:after="0" w:line="360" w:lineRule="auto"/>
+        <w:ind w:left="0" w:right="0" w:firstLine="1134"/>
+        <w:rPr>
+          <w:rFonts w:ascii="Arial" w:hAnsi="Arial" w:cs="Arial"/>
+          <w:sz w:val="24"/>
+          <w:szCs w:val="22"/>
+        </w:rPr>
+      </w:pPr>
+      <w:r>
+        <w:rPr>
+          <w:rFonts w:ascii="Arial" w:hAnsi="Arial" w:cs="Arial"/>
+          <w:sz w:val="24"/>
+          <w:szCs w:val="22"/>
+        </w:rPr>
+        <w:t xml:space="preserve">Tecnologias: HTML, CSS e </w:t>
+      </w:r>
+      <w:proofErr w:type="spellStart"/>
+      <w:r>
+        <w:rPr>
+          <w:rFonts w:ascii="Arial" w:hAnsi="Arial" w:cs="Arial"/>
+          <w:sz w:val="24"/>
+          <w:szCs w:val="22"/>
+        </w:rPr>
+        <w:t>JavaScript</w:t>
+      </w:r>
+      <w:proofErr w:type="spellEnd"/>
+      <w:r>
+        <w:rPr>
+          <w:rFonts w:ascii="Arial" w:hAnsi="Arial" w:cs="Arial"/>
+          <w:sz w:val="24"/>
+          <w:szCs w:val="22"/>
+        </w:rPr>
+        <w:t xml:space="preserve"> (ou frameworks como </w:t>
+      </w:r>
+      <w:proofErr w:type="spellStart"/>
+      <w:r>
+        <w:rPr>
+          <w:rFonts w:ascii="Arial" w:hAnsi="Arial" w:cs="Arial"/>
+          <w:sz w:val="24"/>
+          <w:szCs w:val="22"/>
+        </w:rPr>
+        <w:t>React</w:t>
+      </w:r>
+      <w:proofErr w:type="spellEnd"/>
+      <w:r>
+        <w:rPr>
+          <w:rFonts w:ascii="Arial" w:hAnsi="Arial" w:cs="Arial"/>
+          <w:sz w:val="24"/>
+          <w:szCs w:val="22"/>
+        </w:rPr>
+        <w:t>, Vue.js) para garantir uma interface dinâmica e interativa.</w:t>
+      </w:r>
+    </w:p>
+    <w:p>
+      <w:pPr>
+        <w:tabs>
+          <w:tab w:val="num" w:pos="720"/>
+        </w:tabs>
+        <w:spacing w:after="0" w:line="360" w:lineRule="auto"/>
+        <w:ind w:left="0" w:right="0" w:firstLine="1134"/>
+        <w:rPr>
+          <w:rFonts w:ascii="Arial" w:hAnsi="Arial" w:cs="Arial"/>
+          <w:sz w:val="24"/>
+          <w:szCs w:val="22"/>
+        </w:rPr>
+      </w:pPr>
+      <w:r>
+        <w:rPr>
+          <w:rFonts w:ascii="Arial" w:hAnsi="Arial" w:cs="Arial"/>
+          <w:sz w:val="24"/>
+          <w:szCs w:val="22"/>
+        </w:rPr>
+        <w:t>Animações e Transições: Uso de animações suaves e transições ao clicar em botões ou navegar para diferentes seções do site.</w:t>
+      </w:r>
+    </w:p>
+    <w:p>
+      <w:pPr>
+        <w:tabs>
+          <w:tab w:val="num" w:pos="720"/>
+        </w:tabs>
+        <w:spacing w:after="0" w:line="360" w:lineRule="auto"/>
+        <w:ind w:left="0" w:right="0" w:firstLine="1134"/>
+        <w:rPr>
+          <w:rFonts w:ascii="Arial" w:hAnsi="Arial" w:cs="Arial"/>
+          <w:sz w:val="24"/>
+          <w:szCs w:val="22"/>
+        </w:rPr>
+      </w:pPr>
+      <w:r>
+        <w:rPr>
+          <w:rFonts w:ascii="Arial" w:hAnsi="Arial" w:cs="Arial"/>
+          <w:sz w:val="24"/>
+          <w:szCs w:val="22"/>
+        </w:rPr>
+        <w:t>Desenvolvimento Back-end:</w:t>
+      </w:r>
+    </w:p>
+    <w:p>
+      <w:pPr>
+        <w:tabs>
+          <w:tab w:val="num" w:pos="720"/>
+        </w:tabs>
+        <w:spacing w:after="0" w:line="360" w:lineRule="auto"/>
+        <w:ind w:left="0" w:right="0" w:firstLine="1134"/>
+        <w:rPr>
+          <w:rFonts w:ascii="Arial" w:hAnsi="Arial" w:cs="Arial"/>
+          <w:sz w:val="24"/>
+          <w:szCs w:val="22"/>
+        </w:rPr>
+      </w:pPr>
+      <w:r>
+        <w:rPr>
+          <w:rFonts w:ascii="Arial" w:hAnsi="Arial" w:cs="Arial"/>
+          <w:sz w:val="24"/>
+          <w:szCs w:val="22"/>
+        </w:rPr>
+        <w:t xml:space="preserve">Banco de Dados: Para armazenar informações dos usuários, como planos de treino, progresso, métricas de saúde, histórico de </w:t>
+      </w:r>
+      <w:r>
+        <w:rPr>
+          <w:rFonts w:ascii="Arial" w:hAnsi="Arial" w:cs="Arial"/>
+          <w:sz w:val="24"/>
+          <w:szCs w:val="22"/>
+        </w:rPr>
+        <w:t>treinos etc.</w:t>
+      </w:r>
+    </w:p>
+    <w:p>
+      <w:pPr>
+        <w:tabs>
+          <w:tab w:val="num" w:pos="720"/>
+        </w:tabs>
+        <w:spacing w:after="0" w:line="360" w:lineRule="auto"/>
+        <w:ind w:left="0" w:right="0" w:firstLine="1134"/>
+        <w:rPr>
+          <w:rFonts w:ascii="Arial" w:hAnsi="Arial" w:cs="Arial"/>
+          <w:sz w:val="24"/>
+          <w:szCs w:val="22"/>
+        </w:rPr>
+      </w:pPr>
+      <w:r>
+        <w:rPr>
+          <w:rFonts w:ascii="Arial" w:hAnsi="Arial" w:cs="Arial"/>
+          <w:sz w:val="24"/>
+          <w:szCs w:val="22"/>
+        </w:rPr>
+        <w:t xml:space="preserve">Linguagens e Frameworks: Utilização de linguagens como PHP, Node.js, Python (Django, </w:t>
+      </w:r>
+      <w:proofErr w:type="spellStart"/>
+      <w:r>
+        <w:rPr>
+          <w:rFonts w:ascii="Arial" w:hAnsi="Arial" w:cs="Arial"/>
+          <w:sz w:val="24"/>
+          <w:szCs w:val="22"/>
+        </w:rPr>
+        <w:t>Flask</w:t>
+      </w:r>
+      <w:proofErr w:type="spellEnd"/>
+      <w:r>
+        <w:rPr>
+          <w:rFonts w:ascii="Arial" w:hAnsi="Arial" w:cs="Arial"/>
+          <w:sz w:val="24"/>
+          <w:szCs w:val="22"/>
+        </w:rPr>
+        <w:t xml:space="preserve">) ou Ruby </w:t>
+      </w:r>
+      <w:proofErr w:type="spellStart"/>
+      <w:r>
+        <w:rPr>
+          <w:rFonts w:ascii="Arial" w:hAnsi="Arial" w:cs="Arial"/>
+          <w:sz w:val="24"/>
+          <w:szCs w:val="22"/>
+        </w:rPr>
+        <w:t>on</w:t>
+      </w:r>
+      <w:proofErr w:type="spellEnd"/>
+      <w:r>
+        <w:rPr>
+          <w:rFonts w:ascii="Arial" w:hAnsi="Arial" w:cs="Arial"/>
+          <w:sz w:val="24"/>
+          <w:szCs w:val="22"/>
+        </w:rPr>
+        <w:t xml:space="preserve"> </w:t>
+      </w:r>
+      <w:proofErr w:type="spellStart"/>
+      <w:r>
+        <w:rPr>
+          <w:rFonts w:ascii="Arial" w:hAnsi="Arial" w:cs="Arial"/>
+          <w:sz w:val="24"/>
+          <w:szCs w:val="22"/>
+        </w:rPr>
+        <w:t>Rails</w:t>
+      </w:r>
+      <w:proofErr w:type="spellEnd"/>
+      <w:r>
+        <w:rPr>
+          <w:rFonts w:ascii="Arial" w:hAnsi="Arial" w:cs="Arial"/>
+          <w:sz w:val="24"/>
+          <w:szCs w:val="22"/>
+        </w:rPr>
+        <w:t xml:space="preserve"> para construir a lógica do site.</w:t>
+      </w:r>
+    </w:p>
+    <w:p>
+      <w:pPr>
+        <w:tabs>
+          <w:tab w:val="num" w:pos="720"/>
+        </w:tabs>
+        <w:spacing w:after="0" w:line="360" w:lineRule="auto"/>
+        <w:ind w:left="0" w:right="0" w:firstLine="1134"/>
+        <w:rPr>
+          <w:rFonts w:ascii="Arial" w:hAnsi="Arial" w:cs="Arial"/>
+          <w:sz w:val="24"/>
+          <w:szCs w:val="22"/>
+        </w:rPr>
+      </w:pPr>
+      <w:r>
+        <w:rPr>
+          <w:rFonts w:ascii="Arial" w:hAnsi="Arial" w:cs="Arial"/>
+          <w:sz w:val="24"/>
+          <w:szCs w:val="22"/>
+        </w:rPr>
+        <w:t>APIs: Integrações com APIs de serviços externos, como Google Fit, MyFitnessPal ou outras plataformas de rastreamento de atividades.</w:t>
+      </w:r>
+    </w:p>
+    <w:p>
+      <w:pPr>
+        <w:tabs>
+          <w:tab w:val="num" w:pos="720"/>
+        </w:tabs>
+        <w:spacing w:after="0" w:line="360" w:lineRule="auto"/>
+        <w:ind w:left="0" w:right="0" w:firstLine="1134"/>
+        <w:rPr>
+          <w:rFonts w:ascii="Arial" w:hAnsi="Arial" w:cs="Arial"/>
+          <w:sz w:val="24"/>
+          <w:szCs w:val="22"/>
+        </w:rPr>
+      </w:pPr>
+      <w:r>
+        <w:rPr>
+          <w:rFonts w:ascii="Arial" w:hAnsi="Arial" w:cs="Arial"/>
+          <w:sz w:val="24"/>
+          <w:szCs w:val="22"/>
+        </w:rPr>
+        <w:t>Integração de Funcionalidades:</w:t>
+      </w:r>
+    </w:p>
+    <w:p>
+      <w:pPr>
+        <w:tabs>
+          <w:tab w:val="num" w:pos="720"/>
+        </w:tabs>
+        <w:spacing w:after="0" w:line="360" w:lineRule="auto"/>
+        <w:ind w:left="0" w:right="0" w:firstLine="1134"/>
+        <w:rPr>
+          <w:rFonts w:ascii="Arial" w:hAnsi="Arial" w:cs="Arial"/>
+          <w:sz w:val="24"/>
+          <w:szCs w:val="22"/>
+        </w:rPr>
+      </w:pPr>
+      <w:r>
+        <w:rPr>
+          <w:rFonts w:ascii="Arial" w:hAnsi="Arial" w:cs="Arial"/>
+          <w:sz w:val="24"/>
+          <w:szCs w:val="22"/>
+        </w:rPr>
+        <w:t>Cadastro de usuário: Possibilidade de criação de contas, login com redes sociais, personalização do perfil.</w:t>
+      </w:r>
+    </w:p>
+    <w:p>
+      <w:pPr>
+        <w:tabs>
+          <w:tab w:val="num" w:pos="720"/>
+        </w:tabs>
+        <w:spacing w:after="0" w:line="360" w:lineRule="auto"/>
+        <w:ind w:left="0" w:right="0" w:firstLine="1134"/>
+        <w:rPr>
+          <w:rFonts w:ascii="Arial" w:hAnsi="Arial" w:cs="Arial"/>
+          <w:sz w:val="24"/>
+          <w:szCs w:val="22"/>
+        </w:rPr>
+      </w:pPr>
+      <w:r>
+        <w:rPr>
+          <w:rFonts w:ascii="Arial" w:hAnsi="Arial" w:cs="Arial"/>
+          <w:sz w:val="24"/>
+          <w:szCs w:val="22"/>
+        </w:rPr>
+        <w:t xml:space="preserve">Plataforma de pagamento (se necessário): Integração com sistemas como PayPal, </w:t>
+      </w:r>
+      <w:proofErr w:type="spellStart"/>
+      <w:r>
+        <w:rPr>
+          <w:rFonts w:ascii="Arial" w:hAnsi="Arial" w:cs="Arial"/>
+          <w:sz w:val="24"/>
+          <w:szCs w:val="22"/>
+        </w:rPr>
+        <w:t>Stripe</w:t>
+      </w:r>
+      <w:proofErr w:type="spellEnd"/>
+      <w:r>
+        <w:rPr>
+          <w:rFonts w:ascii="Arial" w:hAnsi="Arial" w:cs="Arial"/>
+          <w:sz w:val="24"/>
+          <w:szCs w:val="22"/>
+        </w:rPr>
+        <w:t>, ou outras soluções para assinatura de planos pagos.</w:t>
+      </w:r>
+    </w:p>
+    <w:p>
+      <w:pPr>
+        <w:tabs>
+          <w:tab w:val="num" w:pos="720"/>
+        </w:tabs>
+        <w:spacing w:after="0" w:line="360" w:lineRule="auto"/>
+        <w:ind w:left="0" w:right="0" w:firstLine="1134"/>
+        <w:rPr>
+          <w:rFonts w:ascii="Arial" w:hAnsi="Arial" w:cs="Arial"/>
+          <w:sz w:val="24"/>
+          <w:szCs w:val="22"/>
+        </w:rPr>
+      </w:pPr>
+      <w:r>
+        <w:rPr>
+          <w:rFonts w:ascii="Arial" w:hAnsi="Arial" w:cs="Arial"/>
+          <w:sz w:val="24"/>
+          <w:szCs w:val="22"/>
+        </w:rPr>
+        <w:t>Integração de conteúdo multimídia: Carregar e exibir vídeos de treino, imagens e animações.</w:t>
+      </w:r>
+    </w:p>
+    <w:p>
+      <w:pPr>
+        <w:tabs>
+          <w:tab w:val="num" w:pos="720"/>
+        </w:tabs>
+        <w:spacing w:after="0" w:line="360" w:lineRule="auto"/>
+        <w:ind w:left="0" w:right="0" w:firstLine="1134"/>
+        <w:rPr>
+          <w:rFonts w:ascii="Arial" w:hAnsi="Arial" w:cs="Arial"/>
+          <w:sz w:val="24"/>
+          <w:szCs w:val="22"/>
+        </w:rPr>
+      </w:pPr>
+    </w:p>
+    <w:p>
+      <w:pPr>
+        <w:tabs>
+          <w:tab w:val="num" w:pos="720"/>
+        </w:tabs>
+        <w:spacing w:after="0" w:line="360" w:lineRule="auto"/>
+        <w:ind w:left="0" w:right="0" w:firstLine="1134"/>
+        <w:rPr>
+          <w:rFonts w:ascii="Arial" w:hAnsi="Arial" w:cs="Arial"/>
+          <w:sz w:val="24"/>
+          <w:szCs w:val="22"/>
+        </w:rPr>
+      </w:pPr>
+    </w:p>
+    <w:p>
+      <w:pPr>
+        <w:tabs>
+          <w:tab w:val="num" w:pos="720"/>
+        </w:tabs>
+        <w:spacing w:after="0" w:line="360" w:lineRule="auto"/>
+        <w:ind w:left="0" w:right="0" w:firstLine="1134"/>
+        <w:rPr>
+          <w:rFonts w:ascii="Arial" w:hAnsi="Arial" w:cs="Arial"/>
+          <w:sz w:val="24"/>
+          <w:szCs w:val="22"/>
+        </w:rPr>
+      </w:pPr>
+    </w:p>
+    <w:p>
+      <w:pPr>
+        <w:tabs>
+          <w:tab w:val="num" w:pos="720"/>
+        </w:tabs>
+        <w:spacing w:after="0" w:line="360" w:lineRule="auto"/>
+        <w:ind w:left="0" w:right="0" w:firstLine="1134"/>
+        <w:rPr>
+          <w:rFonts w:ascii="Arial" w:hAnsi="Arial" w:cs="Arial"/>
+          <w:sz w:val="24"/>
+          <w:szCs w:val="22"/>
+        </w:rPr>
+      </w:pPr>
+    </w:p>
+    <w:p>
+      <w:pPr>
+        <w:tabs>
+          <w:tab w:val="num" w:pos="720"/>
+        </w:tabs>
+        <w:spacing w:after="0" w:line="360" w:lineRule="auto"/>
+        <w:ind w:left="0" w:right="0" w:firstLine="1134"/>
+        <w:rPr>
+          <w:rFonts w:ascii="Arial" w:hAnsi="Arial" w:cs="Arial"/>
+          <w:sz w:val="24"/>
+          <w:szCs w:val="22"/>
+        </w:rPr>
+      </w:pPr>
+    </w:p>
+    <w:p>
+      <w:pPr>
+        <w:tabs>
+          <w:tab w:val="num" w:pos="720"/>
+        </w:tabs>
+        <w:spacing w:after="0" w:line="360" w:lineRule="auto"/>
+        <w:ind w:left="0" w:right="0" w:firstLine="1134"/>
+        <w:rPr>
+          <w:rFonts w:ascii="Arial" w:hAnsi="Arial" w:cs="Arial"/>
+          <w:sz w:val="24"/>
+          <w:szCs w:val="22"/>
+        </w:rPr>
+      </w:pPr>
+    </w:p>
+    <w:p>
+      <w:pPr>
+        <w:tabs>
+          <w:tab w:val="num" w:pos="720"/>
+        </w:tabs>
+        <w:spacing w:after="0" w:line="360" w:lineRule="auto"/>
+        <w:ind w:left="0" w:right="0" w:firstLine="1134"/>
+        <w:rPr>
+          <w:rFonts w:ascii="Arial" w:hAnsi="Arial" w:cs="Arial"/>
+          <w:sz w:val="24"/>
+          <w:szCs w:val="22"/>
+        </w:rPr>
+      </w:pPr>
+    </w:p>
+    <w:p>
+      <w:pPr>
+        <w:tabs>
+          <w:tab w:val="num" w:pos="720"/>
+        </w:tabs>
+        <w:spacing w:after="0" w:line="360" w:lineRule="auto"/>
+        <w:ind w:left="0" w:right="0" w:firstLine="1134"/>
+        <w:rPr>
+          <w:rFonts w:ascii="Arial" w:hAnsi="Arial" w:cs="Arial"/>
+          <w:sz w:val="24"/>
+          <w:szCs w:val="22"/>
+        </w:rPr>
+      </w:pPr>
+    </w:p>
+    <w:p>
+      <w:pPr>
+        <w:tabs>
+          <w:tab w:val="num" w:pos="720"/>
+        </w:tabs>
+        <w:spacing w:after="0" w:line="360" w:lineRule="auto"/>
+        <w:ind w:left="0" w:right="0" w:firstLine="1134"/>
+        <w:rPr>
+          <w:rFonts w:ascii="Arial" w:hAnsi="Arial" w:cs="Arial"/>
+          <w:sz w:val="24"/>
+          <w:szCs w:val="22"/>
+        </w:rPr>
+      </w:pPr>
+    </w:p>
+    <w:p>
+      <w:pPr>
+        <w:tabs>
+          <w:tab w:val="num" w:pos="720"/>
+        </w:tabs>
+        <w:spacing w:after="0" w:line="360" w:lineRule="auto"/>
+        <w:ind w:left="0" w:right="0" w:firstLine="1134"/>
+        <w:rPr>
+          <w:rFonts w:ascii="Arial" w:hAnsi="Arial" w:cs="Arial"/>
+          <w:sz w:val="24"/>
+          <w:szCs w:val="22"/>
+        </w:rPr>
+      </w:pPr>
+    </w:p>
+    <w:p>
+      <w:pPr>
+        <w:tabs>
+          <w:tab w:val="num" w:pos="720"/>
+        </w:tabs>
+        <w:spacing w:after="0" w:line="360" w:lineRule="auto"/>
+        <w:ind w:left="0" w:right="0" w:firstLine="1134"/>
+        <w:rPr>
+          <w:rFonts w:ascii="Arial" w:hAnsi="Arial" w:cs="Arial"/>
+          <w:sz w:val="24"/>
+          <w:szCs w:val="22"/>
+        </w:rPr>
+      </w:pPr>
+    </w:p>
+    <w:p>
+      <w:pPr>
+        <w:tabs>
+          <w:tab w:val="num" w:pos="720"/>
+        </w:tabs>
+        <w:spacing w:after="0" w:line="360" w:lineRule="auto"/>
+        <w:ind w:left="0" w:right="0" w:firstLine="1134"/>
+        <w:rPr>
+          <w:rFonts w:ascii="Arial" w:hAnsi="Arial" w:cs="Arial"/>
+          <w:sz w:val="24"/>
+          <w:szCs w:val="22"/>
+        </w:rPr>
+      </w:pPr>
+    </w:p>
+    <w:p>
+      <w:pPr>
+        <w:tabs>
+          <w:tab w:val="num" w:pos="720"/>
+        </w:tabs>
+        <w:spacing w:after="0" w:line="360" w:lineRule="auto"/>
+        <w:ind w:left="0" w:right="0" w:firstLine="1134"/>
+        <w:rPr>
+          <w:rFonts w:ascii="Arial" w:hAnsi="Arial" w:cs="Arial"/>
+          <w:sz w:val="24"/>
+          <w:szCs w:val="22"/>
+        </w:rPr>
+      </w:pPr>
+    </w:p>
+    <w:p>
+      <w:pPr>
+        <w:tabs>
+          <w:tab w:val="num" w:pos="720"/>
+        </w:tabs>
+        <w:spacing w:after="0" w:line="360" w:lineRule="auto"/>
+        <w:ind w:left="0" w:right="0" w:firstLine="1134"/>
+        <w:rPr>
+          <w:rFonts w:ascii="Arial" w:hAnsi="Arial" w:cs="Arial"/>
+          <w:sz w:val="24"/>
+          <w:szCs w:val="22"/>
+        </w:rPr>
+      </w:pPr>
+    </w:p>
+    <w:p>
+      <w:pPr>
+        <w:pStyle w:val="PargrafodaLista"/>
+        <w:numPr>
+          <w:ilvl w:val="0"/>
+          <w:numId w:val="3"/>
+        </w:numPr>
+        <w:tabs>
+          <w:tab w:val="num" w:pos="720"/>
+        </w:tabs>
+        <w:spacing w:after="0" w:line="360" w:lineRule="auto"/>
+        <w:ind w:right="0"/>
+        <w:rPr>
+          <w:rFonts w:ascii="Arial" w:hAnsi="Arial" w:cs="Arial"/>
+          <w:sz w:val="24"/>
+          <w:szCs w:val="22"/>
+        </w:rPr>
+      </w:pPr>
+      <w:r>
+        <w:rPr>
+          <w:rFonts w:ascii="Arial" w:hAnsi="Arial" w:cs="Arial"/>
+          <w:sz w:val="24"/>
+          <w:szCs w:val="22"/>
+        </w:rPr>
+        <w:lastRenderedPageBreak/>
+        <w:t xml:space="preserve">FLUXOGRAMA </w:t>
+      </w:r>
+    </w:p>
+    <w:p>
+      <w:pPr>
+        <w:pStyle w:val="PargrafodaLista"/>
+        <w:keepNext/>
+        <w:tabs>
+          <w:tab w:val="num" w:pos="720"/>
+        </w:tabs>
+        <w:spacing w:after="0" w:line="360" w:lineRule="auto"/>
+        <w:ind w:left="1919" w:right="0" w:firstLine="0"/>
+      </w:pPr>
+      <w:r>
+        <w:rPr>
+          <w:rFonts w:ascii="Arial" w:hAnsi="Arial" w:cs="Arial"/>
+          <w:noProof/>
+          <w:sz w:val="24"/>
+          <w:szCs w:val="22"/>
+        </w:rPr>
+        <w:drawing>
+          <wp:inline distT="0" distB="0" distL="0" distR="0" wp14:anchorId="034ACC39" wp14:editId="22702AF2">
+            <wp:extent cx="5002306" cy="3470910"/>
+            <wp:effectExtent l="0" t="0" r="8255" b="0"/>
+            <wp:docPr id="892297743" name="Imagem 1" descr="Diagrama&#10;&#10;Descrição gerada automaticamente"/>
+            <wp:cNvGraphicFramePr>
+              <a:graphicFrameLocks xmlns:a="http://schemas.openxmlformats.org/drawingml/2006/main" noChangeAspect="1"/>
+            </wp:cNvGraphicFramePr>
+            <a:graphic xmlns:a="http://schemas.openxmlformats.org/drawingml/2006/main">
+              <a:graphicData uri="http://schemas.openxmlformats.org/drawingml/2006/picture">
+                <pic:pic xmlns:pic="http://schemas.openxmlformats.org/drawingml/2006/picture">
+                  <pic:nvPicPr>
+                    <pic:cNvPr id="892297743" name="Imagem 1" descr="Diagrama&#10;&#10;Descrição gerada automaticamente"/>
+                    <pic:cNvPicPr/>
+                  </pic:nvPicPr>
+                  <pic:blipFill>
+                    <a:blip r:embed="rId28">
+                      <a:extLst>
+                        <a:ext uri="{28A0092B-C50C-407E-A947-70E740481C1C}">
+                          <a14:useLocalDpi xmlns:a14="http://schemas.microsoft.com/office/drawing/2010/main" val="0"/>
+                        </a:ext>
+                      </a:extLst>
+                    </a:blip>
+                    <a:stretch>
+                      <a:fillRect/>
+                    </a:stretch>
+                  </pic:blipFill>
+                  <pic:spPr>
+                    <a:xfrm>
+                      <a:off x="0" y="0"/>
+                      <a:ext cx="5009682" cy="3476028"/>
+                    </a:xfrm>
+                    <a:prstGeom prst="rect">
+                      <a:avLst/>
+                    </a:prstGeom>
+                  </pic:spPr>
+                </pic:pic>
+              </a:graphicData>
+            </a:graphic>
+          </wp:inline>
+        </w:drawing>
+      </w:r>
+    </w:p>
+    <w:p>
+      <w:pPr>
+        <w:pStyle w:val="Legenda"/>
+        <w:rPr>
+          <w:rFonts w:ascii="Arial" w:hAnsi="Arial" w:cs="Arial"/>
+          <w:sz w:val="24"/>
+          <w:szCs w:val="22"/>
+        </w:rPr>
+      </w:pPr>
+      <w:r>
+        <w:t xml:space="preserve">Figura </w:t>
+      </w:r>
+      <w:r>
+        <w:fldChar w:fldCharType="begin"/>
+      </w:r>
+      <w:r>
+        <w:instrText xml:space="preserve"> SEQ Figura \* ARABIC </w:instrText>
+      </w:r>
+      <w:r>
+        <w:fldChar w:fldCharType="separate"/>
+      </w:r>
+      <w:r>
+        <w:rPr>
+          <w:noProof/>
+        </w:rPr>
+        <w:t>15</w:t>
+      </w:r>
+      <w:r>
+        <w:fldChar w:fldCharType="end"/>
+      </w:r>
+    </w:p>
     <w:sectPr>
       <w:pgSz w:w="11906" w:h="16838"/>
       <w:pgMar w:top="1526" w:right="1012" w:bottom="1567" w:left="1440" w:header="763" w:footer="718" w:gutter="0"/>
@@ -7550,6 +10406,453 @@
 <file path=word/numbering.xml><?xml version="1.0" encoding="utf-8"?>
 <w:numbering xmlns:wpc="http://schemas.microsoft.com/office/word/2010/wordprocessingCanvas" xmlns:cx="http://schemas.microsoft.com/office/drawing/2014/chartex" xmlns:cx1="http://schemas.microsoft.com/office/drawing/2015/9/8/chartex" xmlns:cx2="http://schemas.microsoft.com/office/drawing/2015/10/21/chartex" xmlns:cx3="http://schemas.microsoft.com/office/drawing/2016/5/9/chartex" xmlns:cx4="http://schemas.microsoft.com/office/drawing/2016/5/10/chartex" xmlns:cx5="http://schemas.microsoft.com/office/drawing/2016/5/11/chartex" xmlns:cx6="http://schemas.microsoft.com/office/drawing/2016/5/12/chartex" xmlns:cx7="http://schemas.microsoft.com/office/drawing/2016/5/13/chartex" xmlns:cx8="http://schemas.microsoft.com/office/drawing/2016/5/14/chartex" xmlns:mc="http://schemas.openxmlformats.org/markup-compatibility/2006" xmlns:aink="http://schemas.microsoft.com/office/drawing/2016/ink" xmlns:am3d="http://schemas.microsoft.com/office/drawing/2017/model3d" xmlns:o="urn:schemas-microsoft-com:office:office" xmlns:oel="http://schemas.microsoft.com/office/2019/extlst" xmlns:r="http://schemas.openxmlformats.org/officeDocument/2006/relationships" xmlns:m="http://schemas.openxmlformats.org/officeDocument/2006/math" xmlns:v="urn:schemas-microsoft-com:vml" xmlns:wp14="http://schemas.microsoft.com/office/word/2010/wordprocessingDrawing" xmlns:wp="http://schemas.openxmlformats.org/drawingml/2006/wordprocessingDrawing" xmlns:w10="urn:schemas-microsoft-com:office:word" xmlns:w="http://schemas.openxmlformats.org/wordprocessingml/2006/main" xmlns:w14="http://schemas.microsoft.com/office/word/2010/wordml" xmlns:w15="http://schemas.microsoft.com/office/word/2012/wordml" xmlns:w16cex="http://schemas.microsoft.com/office/word/2018/wordml/cex" xmlns:w16cid="http://schemas.microsoft.com/office/word/2016/wordml/cid" xmlns:w16="http://schemas.microsoft.com/office/word/2018/wordml" xmlns:w16du="http://schemas.microsoft.com/office/word/2023/wordml/word16du" xmlns:w16sdtdh="http://schemas.microsoft.com/office/word/2020/wordml/sdtdatahash" xmlns:w16se="http://schemas.microsoft.com/office/word/2015/wordml/symex" xmlns:wpg="http://schemas.microsoft.com/office/word/2010/wordprocessingGroup" xmlns:wpi="http://schemas.microsoft.com/office/word/2010/wordprocessingInk" xmlns:wne="http://schemas.microsoft.com/office/word/2006/wordml" xmlns:wps="http://schemas.microsoft.com/office/word/2010/wordprocessingShape" mc:Ignorable="w14 w15 w16se w16cid w16 w16cex w16sdtdh w16du wp14">
   <w:abstractNum w:abstractNumId="0" w15:restartNumberingAfterBreak="0">
+    <w:nsid w:val="019C79CD"/>
+    <w:multiLevelType w:val="multilevel"/>
+    <w:tmpl w:val="03983F1A"/>
+    <w:lvl w:ilvl="0">
+      <w:start w:val="1"/>
+      <w:numFmt w:val="bullet"/>
+      <w:lvlText w:val=""/>
+      <w:lvlJc w:val="left"/>
+      <w:pPr>
+        <w:tabs>
+          <w:tab w:val="num" w:pos="720"/>
+        </w:tabs>
+        <w:ind w:left="720" w:hanging="360"/>
+      </w:pPr>
+      <w:rPr>
+        <w:rFonts w:ascii="Symbol" w:hAnsi="Symbol" w:hint="default"/>
+        <w:sz w:val="20"/>
+      </w:rPr>
+    </w:lvl>
+    <w:lvl w:ilvl="1" w:tentative="1">
+      <w:start w:val="1"/>
+      <w:numFmt w:val="bullet"/>
+      <w:lvlText w:val="o"/>
+      <w:lvlJc w:val="left"/>
+      <w:pPr>
+        <w:tabs>
+          <w:tab w:val="num" w:pos="1440"/>
+        </w:tabs>
+        <w:ind w:left="1440" w:hanging="360"/>
+      </w:pPr>
+      <w:rPr>
+        <w:rFonts w:ascii="Courier New" w:hAnsi="Courier New" w:hint="default"/>
+        <w:sz w:val="20"/>
+      </w:rPr>
+    </w:lvl>
+    <w:lvl w:ilvl="2" w:tentative="1">
+      <w:start w:val="1"/>
+      <w:numFmt w:val="bullet"/>
+      <w:lvlText w:val=""/>
+      <w:lvlJc w:val="left"/>
+      <w:pPr>
+        <w:tabs>
+          <w:tab w:val="num" w:pos="2160"/>
+        </w:tabs>
+        <w:ind w:left="2160" w:hanging="360"/>
+      </w:pPr>
+      <w:rPr>
+        <w:rFonts w:ascii="Wingdings" w:hAnsi="Wingdings" w:hint="default"/>
+        <w:sz w:val="20"/>
+      </w:rPr>
+    </w:lvl>
+    <w:lvl w:ilvl="3" w:tentative="1">
+      <w:start w:val="1"/>
+      <w:numFmt w:val="bullet"/>
+      <w:lvlText w:val=""/>
+      <w:lvlJc w:val="left"/>
+      <w:pPr>
+        <w:tabs>
+          <w:tab w:val="num" w:pos="2880"/>
+        </w:tabs>
+        <w:ind w:left="2880" w:hanging="360"/>
+      </w:pPr>
+      <w:rPr>
+        <w:rFonts w:ascii="Wingdings" w:hAnsi="Wingdings" w:hint="default"/>
+        <w:sz w:val="20"/>
+      </w:rPr>
+    </w:lvl>
+    <w:lvl w:ilvl="4" w:tentative="1">
+      <w:start w:val="1"/>
+      <w:numFmt w:val="bullet"/>
+      <w:lvlText w:val=""/>
+      <w:lvlJc w:val="left"/>
+      <w:pPr>
+        <w:tabs>
+          <w:tab w:val="num" w:pos="3600"/>
+        </w:tabs>
+        <w:ind w:left="3600" w:hanging="360"/>
+      </w:pPr>
+      <w:rPr>
+        <w:rFonts w:ascii="Wingdings" w:hAnsi="Wingdings" w:hint="default"/>
+        <w:sz w:val="20"/>
+      </w:rPr>
+    </w:lvl>
+    <w:lvl w:ilvl="5" w:tentative="1">
+      <w:start w:val="1"/>
+      <w:numFmt w:val="bullet"/>
+      <w:lvlText w:val=""/>
+      <w:lvlJc w:val="left"/>
+      <w:pPr>
+        <w:tabs>
+          <w:tab w:val="num" w:pos="4320"/>
+        </w:tabs>
+        <w:ind w:left="4320" w:hanging="360"/>
+      </w:pPr>
+      <w:rPr>
+        <w:rFonts w:ascii="Wingdings" w:hAnsi="Wingdings" w:hint="default"/>
+        <w:sz w:val="20"/>
+      </w:rPr>
+    </w:lvl>
+    <w:lvl w:ilvl="6" w:tentative="1">
+      <w:start w:val="1"/>
+      <w:numFmt w:val="bullet"/>
+      <w:lvlText w:val=""/>
+      <w:lvlJc w:val="left"/>
+      <w:pPr>
+        <w:tabs>
+          <w:tab w:val="num" w:pos="5040"/>
+        </w:tabs>
+        <w:ind w:left="5040" w:hanging="360"/>
+      </w:pPr>
+      <w:rPr>
+        <w:rFonts w:ascii="Wingdings" w:hAnsi="Wingdings" w:hint="default"/>
+        <w:sz w:val="20"/>
+      </w:rPr>
+    </w:lvl>
+    <w:lvl w:ilvl="7" w:tentative="1">
+      <w:start w:val="1"/>
+      <w:numFmt w:val="bullet"/>
+      <w:lvlText w:val=""/>
+      <w:lvlJc w:val="left"/>
+      <w:pPr>
+        <w:tabs>
+          <w:tab w:val="num" w:pos="5760"/>
+        </w:tabs>
+        <w:ind w:left="5760" w:hanging="360"/>
+      </w:pPr>
+      <w:rPr>
+        <w:rFonts w:ascii="Wingdings" w:hAnsi="Wingdings" w:hint="default"/>
+        <w:sz w:val="20"/>
+      </w:rPr>
+    </w:lvl>
+    <w:lvl w:ilvl="8" w:tentative="1">
+      <w:start w:val="1"/>
+      <w:numFmt w:val="bullet"/>
+      <w:lvlText w:val=""/>
+      <w:lvlJc w:val="left"/>
+      <w:pPr>
+        <w:tabs>
+          <w:tab w:val="num" w:pos="6480"/>
+        </w:tabs>
+        <w:ind w:left="6480" w:hanging="360"/>
+      </w:pPr>
+      <w:rPr>
+        <w:rFonts w:ascii="Wingdings" w:hAnsi="Wingdings" w:hint="default"/>
+        <w:sz w:val="20"/>
+      </w:rPr>
+    </w:lvl>
+  </w:abstractNum>
+  <w:abstractNum w:abstractNumId="1" w15:restartNumberingAfterBreak="0">
+    <w:nsid w:val="05523A90"/>
+    <w:multiLevelType w:val="multilevel"/>
+    <w:tmpl w:val="D0306BE8"/>
+    <w:lvl w:ilvl="0">
+      <w:start w:val="1"/>
+      <w:numFmt w:val="bullet"/>
+      <w:lvlText w:val=""/>
+      <w:lvlJc w:val="left"/>
+      <w:pPr>
+        <w:tabs>
+          <w:tab w:val="num" w:pos="720"/>
+        </w:tabs>
+        <w:ind w:left="720" w:hanging="360"/>
+      </w:pPr>
+      <w:rPr>
+        <w:rFonts w:ascii="Symbol" w:hAnsi="Symbol" w:hint="default"/>
+        <w:sz w:val="20"/>
+      </w:rPr>
+    </w:lvl>
+    <w:lvl w:ilvl="1" w:tentative="1">
+      <w:start w:val="1"/>
+      <w:numFmt w:val="bullet"/>
+      <w:lvlText w:val="o"/>
+      <w:lvlJc w:val="left"/>
+      <w:pPr>
+        <w:tabs>
+          <w:tab w:val="num" w:pos="1440"/>
+        </w:tabs>
+        <w:ind w:left="1440" w:hanging="360"/>
+      </w:pPr>
+      <w:rPr>
+        <w:rFonts w:ascii="Courier New" w:hAnsi="Courier New" w:hint="default"/>
+        <w:sz w:val="20"/>
+      </w:rPr>
+    </w:lvl>
+    <w:lvl w:ilvl="2" w:tentative="1">
+      <w:start w:val="1"/>
+      <w:numFmt w:val="bullet"/>
+      <w:lvlText w:val=""/>
+      <w:lvlJc w:val="left"/>
+      <w:pPr>
+        <w:tabs>
+          <w:tab w:val="num" w:pos="2160"/>
+        </w:tabs>
+        <w:ind w:left="2160" w:hanging="360"/>
+      </w:pPr>
+      <w:rPr>
+        <w:rFonts w:ascii="Wingdings" w:hAnsi="Wingdings" w:hint="default"/>
+        <w:sz w:val="20"/>
+      </w:rPr>
+    </w:lvl>
+    <w:lvl w:ilvl="3" w:tentative="1">
+      <w:start w:val="1"/>
+      <w:numFmt w:val="bullet"/>
+      <w:lvlText w:val=""/>
+      <w:lvlJc w:val="left"/>
+      <w:pPr>
+        <w:tabs>
+          <w:tab w:val="num" w:pos="2880"/>
+        </w:tabs>
+        <w:ind w:left="2880" w:hanging="360"/>
+      </w:pPr>
+      <w:rPr>
+        <w:rFonts w:ascii="Wingdings" w:hAnsi="Wingdings" w:hint="default"/>
+        <w:sz w:val="20"/>
+      </w:rPr>
+    </w:lvl>
+    <w:lvl w:ilvl="4" w:tentative="1">
+      <w:start w:val="1"/>
+      <w:numFmt w:val="bullet"/>
+      <w:lvlText w:val=""/>
+      <w:lvlJc w:val="left"/>
+      <w:pPr>
+        <w:tabs>
+          <w:tab w:val="num" w:pos="3600"/>
+        </w:tabs>
+        <w:ind w:left="3600" w:hanging="360"/>
+      </w:pPr>
+      <w:rPr>
+        <w:rFonts w:ascii="Wingdings" w:hAnsi="Wingdings" w:hint="default"/>
+        <w:sz w:val="20"/>
+      </w:rPr>
+    </w:lvl>
+    <w:lvl w:ilvl="5" w:tentative="1">
+      <w:start w:val="1"/>
+      <w:numFmt w:val="bullet"/>
+      <w:lvlText w:val=""/>
+      <w:lvlJc w:val="left"/>
+      <w:pPr>
+        <w:tabs>
+          <w:tab w:val="num" w:pos="4320"/>
+        </w:tabs>
+        <w:ind w:left="4320" w:hanging="360"/>
+      </w:pPr>
+      <w:rPr>
+        <w:rFonts w:ascii="Wingdings" w:hAnsi="Wingdings" w:hint="default"/>
+        <w:sz w:val="20"/>
+      </w:rPr>
+    </w:lvl>
+    <w:lvl w:ilvl="6" w:tentative="1">
+      <w:start w:val="1"/>
+      <w:numFmt w:val="bullet"/>
+      <w:lvlText w:val=""/>
+      <w:lvlJc w:val="left"/>
+      <w:pPr>
+        <w:tabs>
+          <w:tab w:val="num" w:pos="5040"/>
+        </w:tabs>
+        <w:ind w:left="5040" w:hanging="360"/>
+      </w:pPr>
+      <w:rPr>
+        <w:rFonts w:ascii="Wingdings" w:hAnsi="Wingdings" w:hint="default"/>
+        <w:sz w:val="20"/>
+      </w:rPr>
+    </w:lvl>
+    <w:lvl w:ilvl="7" w:tentative="1">
+      <w:start w:val="1"/>
+      <w:numFmt w:val="bullet"/>
+      <w:lvlText w:val=""/>
+      <w:lvlJc w:val="left"/>
+      <w:pPr>
+        <w:tabs>
+          <w:tab w:val="num" w:pos="5760"/>
+        </w:tabs>
+        <w:ind w:left="5760" w:hanging="360"/>
+      </w:pPr>
+      <w:rPr>
+        <w:rFonts w:ascii="Wingdings" w:hAnsi="Wingdings" w:hint="default"/>
+        <w:sz w:val="20"/>
+      </w:rPr>
+    </w:lvl>
+    <w:lvl w:ilvl="8" w:tentative="1">
+      <w:start w:val="1"/>
+      <w:numFmt w:val="bullet"/>
+      <w:lvlText w:val=""/>
+      <w:lvlJc w:val="left"/>
+      <w:pPr>
+        <w:tabs>
+          <w:tab w:val="num" w:pos="6480"/>
+        </w:tabs>
+        <w:ind w:left="6480" w:hanging="360"/>
+      </w:pPr>
+      <w:rPr>
+        <w:rFonts w:ascii="Wingdings" w:hAnsi="Wingdings" w:hint="default"/>
+        <w:sz w:val="20"/>
+      </w:rPr>
+    </w:lvl>
+  </w:abstractNum>
+  <w:abstractNum w:abstractNumId="2" w15:restartNumberingAfterBreak="0">
+    <w:nsid w:val="07976F6B"/>
+    <w:multiLevelType w:val="multilevel"/>
+    <w:tmpl w:val="555AD5EA"/>
+    <w:lvl w:ilvl="0">
+      <w:start w:val="1"/>
+      <w:numFmt w:val="bullet"/>
+      <w:lvlText w:val=""/>
+      <w:lvlJc w:val="left"/>
+      <w:pPr>
+        <w:tabs>
+          <w:tab w:val="num" w:pos="720"/>
+        </w:tabs>
+        <w:ind w:left="720" w:hanging="360"/>
+      </w:pPr>
+      <w:rPr>
+        <w:rFonts w:ascii="Symbol" w:hAnsi="Symbol" w:hint="default"/>
+        <w:sz w:val="20"/>
+      </w:rPr>
+    </w:lvl>
+    <w:lvl w:ilvl="1" w:tentative="1">
+      <w:start w:val="1"/>
+      <w:numFmt w:val="bullet"/>
+      <w:lvlText w:val="o"/>
+      <w:lvlJc w:val="left"/>
+      <w:pPr>
+        <w:tabs>
+          <w:tab w:val="num" w:pos="1440"/>
+        </w:tabs>
+        <w:ind w:left="1440" w:hanging="360"/>
+      </w:pPr>
+      <w:rPr>
+        <w:rFonts w:ascii="Courier New" w:hAnsi="Courier New" w:hint="default"/>
+        <w:sz w:val="20"/>
+      </w:rPr>
+    </w:lvl>
+    <w:lvl w:ilvl="2" w:tentative="1">
+      <w:start w:val="1"/>
+      <w:numFmt w:val="bullet"/>
+      <w:lvlText w:val=""/>
+      <w:lvlJc w:val="left"/>
+      <w:pPr>
+        <w:tabs>
+          <w:tab w:val="num" w:pos="2160"/>
+        </w:tabs>
+        <w:ind w:left="2160" w:hanging="360"/>
+      </w:pPr>
+      <w:rPr>
+        <w:rFonts w:ascii="Wingdings" w:hAnsi="Wingdings" w:hint="default"/>
+        <w:sz w:val="20"/>
+      </w:rPr>
+    </w:lvl>
+    <w:lvl w:ilvl="3" w:tentative="1">
+      <w:start w:val="1"/>
+      <w:numFmt w:val="bullet"/>
+      <w:lvlText w:val=""/>
+      <w:lvlJc w:val="left"/>
+      <w:pPr>
+        <w:tabs>
+          <w:tab w:val="num" w:pos="2880"/>
+        </w:tabs>
+        <w:ind w:left="2880" w:hanging="360"/>
+      </w:pPr>
+      <w:rPr>
+        <w:rFonts w:ascii="Wingdings" w:hAnsi="Wingdings" w:hint="default"/>
+        <w:sz w:val="20"/>
+      </w:rPr>
+    </w:lvl>
+    <w:lvl w:ilvl="4" w:tentative="1">
+      <w:start w:val="1"/>
+      <w:numFmt w:val="bullet"/>
+      <w:lvlText w:val=""/>
+      <w:lvlJc w:val="left"/>
+      <w:pPr>
+        <w:tabs>
+          <w:tab w:val="num" w:pos="3600"/>
+        </w:tabs>
+        <w:ind w:left="3600" w:hanging="360"/>
+      </w:pPr>
+      <w:rPr>
+        <w:rFonts w:ascii="Wingdings" w:hAnsi="Wingdings" w:hint="default"/>
+        <w:sz w:val="20"/>
+      </w:rPr>
+    </w:lvl>
+    <w:lvl w:ilvl="5" w:tentative="1">
+      <w:start w:val="1"/>
+      <w:numFmt w:val="bullet"/>
+      <w:lvlText w:val=""/>
+      <w:lvlJc w:val="left"/>
+      <w:pPr>
+        <w:tabs>
+          <w:tab w:val="num" w:pos="4320"/>
+        </w:tabs>
+        <w:ind w:left="4320" w:hanging="360"/>
+      </w:pPr>
+      <w:rPr>
+        <w:rFonts w:ascii="Wingdings" w:hAnsi="Wingdings" w:hint="default"/>
+        <w:sz w:val="20"/>
+      </w:rPr>
+    </w:lvl>
+    <w:lvl w:ilvl="6" w:tentative="1">
+      <w:start w:val="1"/>
+      <w:numFmt w:val="bullet"/>
+      <w:lvlText w:val=""/>
+      <w:lvlJc w:val="left"/>
+      <w:pPr>
+        <w:tabs>
+          <w:tab w:val="num" w:pos="5040"/>
+        </w:tabs>
+        <w:ind w:left="5040" w:hanging="360"/>
+      </w:pPr>
+      <w:rPr>
+        <w:rFonts w:ascii="Wingdings" w:hAnsi="Wingdings" w:hint="default"/>
+        <w:sz w:val="20"/>
+      </w:rPr>
+    </w:lvl>
+    <w:lvl w:ilvl="7" w:tentative="1">
+      <w:start w:val="1"/>
+      <w:numFmt w:val="bullet"/>
+      <w:lvlText w:val=""/>
+      <w:lvlJc w:val="left"/>
+      <w:pPr>
+        <w:tabs>
+          <w:tab w:val="num" w:pos="5760"/>
+        </w:tabs>
+        <w:ind w:left="5760" w:hanging="360"/>
+      </w:pPr>
+      <w:rPr>
+        <w:rFonts w:ascii="Wingdings" w:hAnsi="Wingdings" w:hint="default"/>
+        <w:sz w:val="20"/>
+      </w:rPr>
+    </w:lvl>
+    <w:lvl w:ilvl="8" w:tentative="1">
+      <w:start w:val="1"/>
+      <w:numFmt w:val="bullet"/>
+      <w:lvlText w:val=""/>
+      <w:lvlJc w:val="left"/>
+      <w:pPr>
+        <w:tabs>
+          <w:tab w:val="num" w:pos="6480"/>
+        </w:tabs>
+        <w:ind w:left="6480" w:hanging="360"/>
+      </w:pPr>
+      <w:rPr>
+        <w:rFonts w:ascii="Wingdings" w:hAnsi="Wingdings" w:hint="default"/>
+        <w:sz w:val="20"/>
+      </w:rPr>
+    </w:lvl>
+  </w:abstractNum>
+  <w:abstractNum w:abstractNumId="3" w15:restartNumberingAfterBreak="0">
     <w:nsid w:val="0EB309D3"/>
     <w:multiLevelType w:val="multilevel"/>
     <w:tmpl w:val="D542F392"/>
@@ -7664,7 +10967,603 @@
       </w:rPr>
     </w:lvl>
   </w:abstractNum>
-  <w:abstractNum w:abstractNumId="1" w15:restartNumberingAfterBreak="0">
+  <w:abstractNum w:abstractNumId="4" w15:restartNumberingAfterBreak="0">
+    <w:nsid w:val="28B42B4E"/>
+    <w:multiLevelType w:val="multilevel"/>
+    <w:tmpl w:val="F0A455A4"/>
+    <w:lvl w:ilvl="0">
+      <w:start w:val="1"/>
+      <w:numFmt w:val="bullet"/>
+      <w:lvlText w:val=""/>
+      <w:lvlJc w:val="left"/>
+      <w:pPr>
+        <w:tabs>
+          <w:tab w:val="num" w:pos="720"/>
+        </w:tabs>
+        <w:ind w:left="720" w:hanging="360"/>
+      </w:pPr>
+      <w:rPr>
+        <w:rFonts w:ascii="Symbol" w:hAnsi="Symbol" w:hint="default"/>
+        <w:sz w:val="20"/>
+      </w:rPr>
+    </w:lvl>
+    <w:lvl w:ilvl="1" w:tentative="1">
+      <w:start w:val="1"/>
+      <w:numFmt w:val="bullet"/>
+      <w:lvlText w:val="o"/>
+      <w:lvlJc w:val="left"/>
+      <w:pPr>
+        <w:tabs>
+          <w:tab w:val="num" w:pos="1440"/>
+        </w:tabs>
+        <w:ind w:left="1440" w:hanging="360"/>
+      </w:pPr>
+      <w:rPr>
+        <w:rFonts w:ascii="Courier New" w:hAnsi="Courier New" w:hint="default"/>
+        <w:sz w:val="20"/>
+      </w:rPr>
+    </w:lvl>
+    <w:lvl w:ilvl="2" w:tentative="1">
+      <w:start w:val="1"/>
+      <w:numFmt w:val="bullet"/>
+      <w:lvlText w:val=""/>
+      <w:lvlJc w:val="left"/>
+      <w:pPr>
+        <w:tabs>
+          <w:tab w:val="num" w:pos="2160"/>
+        </w:tabs>
+        <w:ind w:left="2160" w:hanging="360"/>
+      </w:pPr>
+      <w:rPr>
+        <w:rFonts w:ascii="Wingdings" w:hAnsi="Wingdings" w:hint="default"/>
+        <w:sz w:val="20"/>
+      </w:rPr>
+    </w:lvl>
+    <w:lvl w:ilvl="3" w:tentative="1">
+      <w:start w:val="1"/>
+      <w:numFmt w:val="bullet"/>
+      <w:lvlText w:val=""/>
+      <w:lvlJc w:val="left"/>
+      <w:pPr>
+        <w:tabs>
+          <w:tab w:val="num" w:pos="2880"/>
+        </w:tabs>
+        <w:ind w:left="2880" w:hanging="360"/>
+      </w:pPr>
+      <w:rPr>
+        <w:rFonts w:ascii="Wingdings" w:hAnsi="Wingdings" w:hint="default"/>
+        <w:sz w:val="20"/>
+      </w:rPr>
+    </w:lvl>
+    <w:lvl w:ilvl="4" w:tentative="1">
+      <w:start w:val="1"/>
+      <w:numFmt w:val="bullet"/>
+      <w:lvlText w:val=""/>
+      <w:lvlJc w:val="left"/>
+      <w:pPr>
+        <w:tabs>
+          <w:tab w:val="num" w:pos="3600"/>
+        </w:tabs>
+        <w:ind w:left="3600" w:hanging="360"/>
+      </w:pPr>
+      <w:rPr>
+        <w:rFonts w:ascii="Wingdings" w:hAnsi="Wingdings" w:hint="default"/>
+        <w:sz w:val="20"/>
+      </w:rPr>
+    </w:lvl>
+    <w:lvl w:ilvl="5" w:tentative="1">
+      <w:start w:val="1"/>
+      <w:numFmt w:val="bullet"/>
+      <w:lvlText w:val=""/>
+      <w:lvlJc w:val="left"/>
+      <w:pPr>
+        <w:tabs>
+          <w:tab w:val="num" w:pos="4320"/>
+        </w:tabs>
+        <w:ind w:left="4320" w:hanging="360"/>
+      </w:pPr>
+      <w:rPr>
+        <w:rFonts w:ascii="Wingdings" w:hAnsi="Wingdings" w:hint="default"/>
+        <w:sz w:val="20"/>
+      </w:rPr>
+    </w:lvl>
+    <w:lvl w:ilvl="6" w:tentative="1">
+      <w:start w:val="1"/>
+      <w:numFmt w:val="bullet"/>
+      <w:lvlText w:val=""/>
+      <w:lvlJc w:val="left"/>
+      <w:pPr>
+        <w:tabs>
+          <w:tab w:val="num" w:pos="5040"/>
+        </w:tabs>
+        <w:ind w:left="5040" w:hanging="360"/>
+      </w:pPr>
+      <w:rPr>
+        <w:rFonts w:ascii="Wingdings" w:hAnsi="Wingdings" w:hint="default"/>
+        <w:sz w:val="20"/>
+      </w:rPr>
+    </w:lvl>
+    <w:lvl w:ilvl="7" w:tentative="1">
+      <w:start w:val="1"/>
+      <w:numFmt w:val="bullet"/>
+      <w:lvlText w:val=""/>
+      <w:lvlJc w:val="left"/>
+      <w:pPr>
+        <w:tabs>
+          <w:tab w:val="num" w:pos="5760"/>
+        </w:tabs>
+        <w:ind w:left="5760" w:hanging="360"/>
+      </w:pPr>
+      <w:rPr>
+        <w:rFonts w:ascii="Wingdings" w:hAnsi="Wingdings" w:hint="default"/>
+        <w:sz w:val="20"/>
+      </w:rPr>
+    </w:lvl>
+    <w:lvl w:ilvl="8" w:tentative="1">
+      <w:start w:val="1"/>
+      <w:numFmt w:val="bullet"/>
+      <w:lvlText w:val=""/>
+      <w:lvlJc w:val="left"/>
+      <w:pPr>
+        <w:tabs>
+          <w:tab w:val="num" w:pos="6480"/>
+        </w:tabs>
+        <w:ind w:left="6480" w:hanging="360"/>
+      </w:pPr>
+      <w:rPr>
+        <w:rFonts w:ascii="Wingdings" w:hAnsi="Wingdings" w:hint="default"/>
+        <w:sz w:val="20"/>
+      </w:rPr>
+    </w:lvl>
+  </w:abstractNum>
+  <w:abstractNum w:abstractNumId="5" w15:restartNumberingAfterBreak="0">
+    <w:nsid w:val="4D40465C"/>
+    <w:multiLevelType w:val="multilevel"/>
+    <w:tmpl w:val="D87A4B80"/>
+    <w:lvl w:ilvl="0">
+      <w:start w:val="1"/>
+      <w:numFmt w:val="bullet"/>
+      <w:lvlText w:val=""/>
+      <w:lvlJc w:val="left"/>
+      <w:pPr>
+        <w:tabs>
+          <w:tab w:val="num" w:pos="720"/>
+        </w:tabs>
+        <w:ind w:left="720" w:hanging="360"/>
+      </w:pPr>
+      <w:rPr>
+        <w:rFonts w:ascii="Symbol" w:hAnsi="Symbol" w:hint="default"/>
+        <w:sz w:val="20"/>
+      </w:rPr>
+    </w:lvl>
+    <w:lvl w:ilvl="1" w:tentative="1">
+      <w:start w:val="1"/>
+      <w:numFmt w:val="bullet"/>
+      <w:lvlText w:val="o"/>
+      <w:lvlJc w:val="left"/>
+      <w:pPr>
+        <w:tabs>
+          <w:tab w:val="num" w:pos="1440"/>
+        </w:tabs>
+        <w:ind w:left="1440" w:hanging="360"/>
+      </w:pPr>
+      <w:rPr>
+        <w:rFonts w:ascii="Courier New" w:hAnsi="Courier New" w:hint="default"/>
+        <w:sz w:val="20"/>
+      </w:rPr>
+    </w:lvl>
+    <w:lvl w:ilvl="2" w:tentative="1">
+      <w:start w:val="1"/>
+      <w:numFmt w:val="bullet"/>
+      <w:lvlText w:val=""/>
+      <w:lvlJc w:val="left"/>
+      <w:pPr>
+        <w:tabs>
+          <w:tab w:val="num" w:pos="2160"/>
+        </w:tabs>
+        <w:ind w:left="2160" w:hanging="360"/>
+      </w:pPr>
+      <w:rPr>
+        <w:rFonts w:ascii="Wingdings" w:hAnsi="Wingdings" w:hint="default"/>
+        <w:sz w:val="20"/>
+      </w:rPr>
+    </w:lvl>
+    <w:lvl w:ilvl="3" w:tentative="1">
+      <w:start w:val="1"/>
+      <w:numFmt w:val="bullet"/>
+      <w:lvlText w:val=""/>
+      <w:lvlJc w:val="left"/>
+      <w:pPr>
+        <w:tabs>
+          <w:tab w:val="num" w:pos="2880"/>
+        </w:tabs>
+        <w:ind w:left="2880" w:hanging="360"/>
+      </w:pPr>
+      <w:rPr>
+        <w:rFonts w:ascii="Wingdings" w:hAnsi="Wingdings" w:hint="default"/>
+        <w:sz w:val="20"/>
+      </w:rPr>
+    </w:lvl>
+    <w:lvl w:ilvl="4" w:tentative="1">
+      <w:start w:val="1"/>
+      <w:numFmt w:val="bullet"/>
+      <w:lvlText w:val=""/>
+      <w:lvlJc w:val="left"/>
+      <w:pPr>
+        <w:tabs>
+          <w:tab w:val="num" w:pos="3600"/>
+        </w:tabs>
+        <w:ind w:left="3600" w:hanging="360"/>
+      </w:pPr>
+      <w:rPr>
+        <w:rFonts w:ascii="Wingdings" w:hAnsi="Wingdings" w:hint="default"/>
+        <w:sz w:val="20"/>
+      </w:rPr>
+    </w:lvl>
+    <w:lvl w:ilvl="5" w:tentative="1">
+      <w:start w:val="1"/>
+      <w:numFmt w:val="bullet"/>
+      <w:lvlText w:val=""/>
+      <w:lvlJc w:val="left"/>
+      <w:pPr>
+        <w:tabs>
+          <w:tab w:val="num" w:pos="4320"/>
+        </w:tabs>
+        <w:ind w:left="4320" w:hanging="360"/>
+      </w:pPr>
+      <w:rPr>
+        <w:rFonts w:ascii="Wingdings" w:hAnsi="Wingdings" w:hint="default"/>
+        <w:sz w:val="20"/>
+      </w:rPr>
+    </w:lvl>
+    <w:lvl w:ilvl="6" w:tentative="1">
+      <w:start w:val="1"/>
+      <w:numFmt w:val="bullet"/>
+      <w:lvlText w:val=""/>
+      <w:lvlJc w:val="left"/>
+      <w:pPr>
+        <w:tabs>
+          <w:tab w:val="num" w:pos="5040"/>
+        </w:tabs>
+        <w:ind w:left="5040" w:hanging="360"/>
+      </w:pPr>
+      <w:rPr>
+        <w:rFonts w:ascii="Wingdings" w:hAnsi="Wingdings" w:hint="default"/>
+        <w:sz w:val="20"/>
+      </w:rPr>
+    </w:lvl>
+    <w:lvl w:ilvl="7" w:tentative="1">
+      <w:start w:val="1"/>
+      <w:numFmt w:val="bullet"/>
+      <w:lvlText w:val=""/>
+      <w:lvlJc w:val="left"/>
+      <w:pPr>
+        <w:tabs>
+          <w:tab w:val="num" w:pos="5760"/>
+        </w:tabs>
+        <w:ind w:left="5760" w:hanging="360"/>
+      </w:pPr>
+      <w:rPr>
+        <w:rFonts w:ascii="Wingdings" w:hAnsi="Wingdings" w:hint="default"/>
+        <w:sz w:val="20"/>
+      </w:rPr>
+    </w:lvl>
+    <w:lvl w:ilvl="8" w:tentative="1">
+      <w:start w:val="1"/>
+      <w:numFmt w:val="bullet"/>
+      <w:lvlText w:val=""/>
+      <w:lvlJc w:val="left"/>
+      <w:pPr>
+        <w:tabs>
+          <w:tab w:val="num" w:pos="6480"/>
+        </w:tabs>
+        <w:ind w:left="6480" w:hanging="360"/>
+      </w:pPr>
+      <w:rPr>
+        <w:rFonts w:ascii="Wingdings" w:hAnsi="Wingdings" w:hint="default"/>
+        <w:sz w:val="20"/>
+      </w:rPr>
+    </w:lvl>
+  </w:abstractNum>
+  <w:abstractNum w:abstractNumId="6" w15:restartNumberingAfterBreak="0">
+    <w:nsid w:val="4D6D0C74"/>
+    <w:multiLevelType w:val="multilevel"/>
+    <w:tmpl w:val="FEBC3A4E"/>
+    <w:lvl w:ilvl="0">
+      <w:start w:val="1"/>
+      <w:numFmt w:val="bullet"/>
+      <w:lvlText w:val=""/>
+      <w:lvlJc w:val="left"/>
+      <w:pPr>
+        <w:tabs>
+          <w:tab w:val="num" w:pos="720"/>
+        </w:tabs>
+        <w:ind w:left="720" w:hanging="360"/>
+      </w:pPr>
+      <w:rPr>
+        <w:rFonts w:ascii="Symbol" w:hAnsi="Symbol" w:hint="default"/>
+        <w:sz w:val="20"/>
+      </w:rPr>
+    </w:lvl>
+    <w:lvl w:ilvl="1" w:tentative="1">
+      <w:start w:val="1"/>
+      <w:numFmt w:val="bullet"/>
+      <w:lvlText w:val="o"/>
+      <w:lvlJc w:val="left"/>
+      <w:pPr>
+        <w:tabs>
+          <w:tab w:val="num" w:pos="1440"/>
+        </w:tabs>
+        <w:ind w:left="1440" w:hanging="360"/>
+      </w:pPr>
+      <w:rPr>
+        <w:rFonts w:ascii="Courier New" w:hAnsi="Courier New" w:hint="default"/>
+        <w:sz w:val="20"/>
+      </w:rPr>
+    </w:lvl>
+    <w:lvl w:ilvl="2" w:tentative="1">
+      <w:start w:val="1"/>
+      <w:numFmt w:val="bullet"/>
+      <w:lvlText w:val=""/>
+      <w:lvlJc w:val="left"/>
+      <w:pPr>
+        <w:tabs>
+          <w:tab w:val="num" w:pos="2160"/>
+        </w:tabs>
+        <w:ind w:left="2160" w:hanging="360"/>
+      </w:pPr>
+      <w:rPr>
+        <w:rFonts w:ascii="Wingdings" w:hAnsi="Wingdings" w:hint="default"/>
+        <w:sz w:val="20"/>
+      </w:rPr>
+    </w:lvl>
+    <w:lvl w:ilvl="3" w:tentative="1">
+      <w:start w:val="1"/>
+      <w:numFmt w:val="bullet"/>
+      <w:lvlText w:val=""/>
+      <w:lvlJc w:val="left"/>
+      <w:pPr>
+        <w:tabs>
+          <w:tab w:val="num" w:pos="2880"/>
+        </w:tabs>
+        <w:ind w:left="2880" w:hanging="360"/>
+      </w:pPr>
+      <w:rPr>
+        <w:rFonts w:ascii="Wingdings" w:hAnsi="Wingdings" w:hint="default"/>
+        <w:sz w:val="20"/>
+      </w:rPr>
+    </w:lvl>
+    <w:lvl w:ilvl="4" w:tentative="1">
+      <w:start w:val="1"/>
+      <w:numFmt w:val="bullet"/>
+      <w:lvlText w:val=""/>
+      <w:lvlJc w:val="left"/>
+      <w:pPr>
+        <w:tabs>
+          <w:tab w:val="num" w:pos="3600"/>
+        </w:tabs>
+        <w:ind w:left="3600" w:hanging="360"/>
+      </w:pPr>
+      <w:rPr>
+        <w:rFonts w:ascii="Wingdings" w:hAnsi="Wingdings" w:hint="default"/>
+        <w:sz w:val="20"/>
+      </w:rPr>
+    </w:lvl>
+    <w:lvl w:ilvl="5" w:tentative="1">
+      <w:start w:val="1"/>
+      <w:numFmt w:val="bullet"/>
+      <w:lvlText w:val=""/>
+      <w:lvlJc w:val="left"/>
+      <w:pPr>
+        <w:tabs>
+          <w:tab w:val="num" w:pos="4320"/>
+        </w:tabs>
+        <w:ind w:left="4320" w:hanging="360"/>
+      </w:pPr>
+      <w:rPr>
+        <w:rFonts w:ascii="Wingdings" w:hAnsi="Wingdings" w:hint="default"/>
+        <w:sz w:val="20"/>
+      </w:rPr>
+    </w:lvl>
+    <w:lvl w:ilvl="6" w:tentative="1">
+      <w:start w:val="1"/>
+      <w:numFmt w:val="bullet"/>
+      <w:lvlText w:val=""/>
+      <w:lvlJc w:val="left"/>
+      <w:pPr>
+        <w:tabs>
+          <w:tab w:val="num" w:pos="5040"/>
+        </w:tabs>
+        <w:ind w:left="5040" w:hanging="360"/>
+      </w:pPr>
+      <w:rPr>
+        <w:rFonts w:ascii="Wingdings" w:hAnsi="Wingdings" w:hint="default"/>
+        <w:sz w:val="20"/>
+      </w:rPr>
+    </w:lvl>
+    <w:lvl w:ilvl="7" w:tentative="1">
+      <w:start w:val="1"/>
+      <w:numFmt w:val="bullet"/>
+      <w:lvlText w:val=""/>
+      <w:lvlJc w:val="left"/>
+      <w:pPr>
+        <w:tabs>
+          <w:tab w:val="num" w:pos="5760"/>
+        </w:tabs>
+        <w:ind w:left="5760" w:hanging="360"/>
+      </w:pPr>
+      <w:rPr>
+        <w:rFonts w:ascii="Wingdings" w:hAnsi="Wingdings" w:hint="default"/>
+        <w:sz w:val="20"/>
+      </w:rPr>
+    </w:lvl>
+    <w:lvl w:ilvl="8" w:tentative="1">
+      <w:start w:val="1"/>
+      <w:numFmt w:val="bullet"/>
+      <w:lvlText w:val=""/>
+      <w:lvlJc w:val="left"/>
+      <w:pPr>
+        <w:tabs>
+          <w:tab w:val="num" w:pos="6480"/>
+        </w:tabs>
+        <w:ind w:left="6480" w:hanging="360"/>
+      </w:pPr>
+      <w:rPr>
+        <w:rFonts w:ascii="Wingdings" w:hAnsi="Wingdings" w:hint="default"/>
+        <w:sz w:val="20"/>
+      </w:rPr>
+    </w:lvl>
+  </w:abstractNum>
+  <w:abstractNum w:abstractNumId="7" w15:restartNumberingAfterBreak="0">
+    <w:nsid w:val="5240377B"/>
+    <w:multiLevelType w:val="multilevel"/>
+    <w:tmpl w:val="440AAA44"/>
+    <w:lvl w:ilvl="0">
+      <w:start w:val="1"/>
+      <w:numFmt w:val="bullet"/>
+      <w:lvlText w:val=""/>
+      <w:lvlJc w:val="left"/>
+      <w:pPr>
+        <w:tabs>
+          <w:tab w:val="num" w:pos="720"/>
+        </w:tabs>
+        <w:ind w:left="720" w:hanging="360"/>
+      </w:pPr>
+      <w:rPr>
+        <w:rFonts w:ascii="Symbol" w:hAnsi="Symbol" w:hint="default"/>
+        <w:sz w:val="20"/>
+      </w:rPr>
+    </w:lvl>
+    <w:lvl w:ilvl="1">
+      <w:start w:val="1"/>
+      <w:numFmt w:val="bullet"/>
+      <w:lvlText w:val="o"/>
+      <w:lvlJc w:val="left"/>
+      <w:pPr>
+        <w:tabs>
+          <w:tab w:val="num" w:pos="1440"/>
+        </w:tabs>
+        <w:ind w:left="1440" w:hanging="360"/>
+      </w:pPr>
+      <w:rPr>
+        <w:rFonts w:ascii="Courier New" w:hAnsi="Courier New" w:hint="default"/>
+        <w:sz w:val="20"/>
+      </w:rPr>
+    </w:lvl>
+    <w:lvl w:ilvl="2" w:tentative="1">
+      <w:start w:val="1"/>
+      <w:numFmt w:val="bullet"/>
+      <w:lvlText w:val=""/>
+      <w:lvlJc w:val="left"/>
+      <w:pPr>
+        <w:tabs>
+          <w:tab w:val="num" w:pos="2160"/>
+        </w:tabs>
+        <w:ind w:left="2160" w:hanging="360"/>
+      </w:pPr>
+      <w:rPr>
+        <w:rFonts w:ascii="Wingdings" w:hAnsi="Wingdings" w:hint="default"/>
+        <w:sz w:val="20"/>
+      </w:rPr>
+    </w:lvl>
+    <w:lvl w:ilvl="3" w:tentative="1">
+      <w:start w:val="1"/>
+      <w:numFmt w:val="bullet"/>
+      <w:lvlText w:val=""/>
+      <w:lvlJc w:val="left"/>
+      <w:pPr>
+        <w:tabs>
+          <w:tab w:val="num" w:pos="2880"/>
+        </w:tabs>
+        <w:ind w:left="2880" w:hanging="360"/>
+      </w:pPr>
+      <w:rPr>
+        <w:rFonts w:ascii="Wingdings" w:hAnsi="Wingdings" w:hint="default"/>
+        <w:sz w:val="20"/>
+      </w:rPr>
+    </w:lvl>
+    <w:lvl w:ilvl="4" w:tentative="1">
+      <w:start w:val="1"/>
+      <w:numFmt w:val="bullet"/>
+      <w:lvlText w:val=""/>
+      <w:lvlJc w:val="left"/>
+      <w:pPr>
+        <w:tabs>
+          <w:tab w:val="num" w:pos="3600"/>
+        </w:tabs>
+        <w:ind w:left="3600" w:hanging="360"/>
+      </w:pPr>
+      <w:rPr>
+        <w:rFonts w:ascii="Wingdings" w:hAnsi="Wingdings" w:hint="default"/>
+        <w:sz w:val="20"/>
+      </w:rPr>
+    </w:lvl>
+    <w:lvl w:ilvl="5" w:tentative="1">
+      <w:start w:val="1"/>
+      <w:numFmt w:val="bullet"/>
+      <w:lvlText w:val=""/>
+      <w:lvlJc w:val="left"/>
+      <w:pPr>
+        <w:tabs>
+          <w:tab w:val="num" w:pos="4320"/>
+        </w:tabs>
+        <w:ind w:left="4320" w:hanging="360"/>
+      </w:pPr>
+      <w:rPr>
+        <w:rFonts w:ascii="Wingdings" w:hAnsi="Wingdings" w:hint="default"/>
+        <w:sz w:val="20"/>
+      </w:rPr>
+    </w:lvl>
+    <w:lvl w:ilvl="6" w:tentative="1">
+      <w:start w:val="1"/>
+      <w:numFmt w:val="bullet"/>
+      <w:lvlText w:val=""/>
+      <w:lvlJc w:val="left"/>
+      <w:pPr>
+        <w:tabs>
+          <w:tab w:val="num" w:pos="5040"/>
+        </w:tabs>
+        <w:ind w:left="5040" w:hanging="360"/>
+      </w:pPr>
+      <w:rPr>
+        <w:rFonts w:ascii="Wingdings" w:hAnsi="Wingdings" w:hint="default"/>
+        <w:sz w:val="20"/>
+      </w:rPr>
+    </w:lvl>
+    <w:lvl w:ilvl="7" w:tentative="1">
+      <w:start w:val="1"/>
+      <w:numFmt w:val="bullet"/>
+      <w:lvlText w:val=""/>
+      <w:lvlJc w:val="left"/>
+      <w:pPr>
+        <w:tabs>
+          <w:tab w:val="num" w:pos="5760"/>
+        </w:tabs>
+        <w:ind w:left="5760" w:hanging="360"/>
+      </w:pPr>
+      <w:rPr>
+        <w:rFonts w:ascii="Wingdings" w:hAnsi="Wingdings" w:hint="default"/>
+        <w:sz w:val="20"/>
+      </w:rPr>
+    </w:lvl>
+    <w:lvl w:ilvl="8" w:tentative="1">
+      <w:start w:val="1"/>
+      <w:numFmt w:val="bullet"/>
+      <w:lvlText w:val=""/>
+      <w:lvlJc w:val="left"/>
+      <w:pPr>
+        <w:tabs>
+          <w:tab w:val="num" w:pos="6480"/>
+        </w:tabs>
+        <w:ind w:left="6480" w:hanging="360"/>
+      </w:pPr>
+      <w:rPr>
+        <w:rFonts w:ascii="Wingdings" w:hAnsi="Wingdings" w:hint="default"/>
+        <w:sz w:val="20"/>
+      </w:rPr>
+    </w:lvl>
+  </w:abstractNum>
+  <w:abstractNum w:abstractNumId="8" w15:restartNumberingAfterBreak="0">
     <w:nsid w:val="5B080082"/>
     <w:multiLevelType w:val="multilevel"/>
     <w:tmpl w:val="CB724C08"/>
@@ -7790,7 +11689,156 @@
       </w:rPr>
     </w:lvl>
   </w:abstractNum>
-  <w:abstractNum w:abstractNumId="2" w15:restartNumberingAfterBreak="0">
+  <w:abstractNum w:abstractNumId="9" w15:restartNumberingAfterBreak="0">
+    <w:nsid w:val="61AF4ABB"/>
+    <w:multiLevelType w:val="multilevel"/>
+    <w:tmpl w:val="67242ABA"/>
+    <w:lvl w:ilvl="0">
+      <w:start w:val="1"/>
+      <w:numFmt w:val="bullet"/>
+      <w:lvlText w:val=""/>
+      <w:lvlJc w:val="left"/>
+      <w:pPr>
+        <w:tabs>
+          <w:tab w:val="num" w:pos="720"/>
+        </w:tabs>
+        <w:ind w:left="720" w:hanging="360"/>
+      </w:pPr>
+      <w:rPr>
+        <w:rFonts w:ascii="Symbol" w:hAnsi="Symbol" w:hint="default"/>
+        <w:sz w:val="20"/>
+      </w:rPr>
+    </w:lvl>
+    <w:lvl w:ilvl="1">
+      <w:start w:val="1"/>
+      <w:numFmt w:val="bullet"/>
+      <w:lvlText w:val="o"/>
+      <w:lvlJc w:val="left"/>
+      <w:pPr>
+        <w:tabs>
+          <w:tab w:val="num" w:pos="1440"/>
+        </w:tabs>
+        <w:ind w:left="1440" w:hanging="360"/>
+      </w:pPr>
+      <w:rPr>
+        <w:rFonts w:ascii="Courier New" w:hAnsi="Courier New" w:hint="default"/>
+        <w:sz w:val="20"/>
+      </w:rPr>
+    </w:lvl>
+    <w:lvl w:ilvl="2">
+      <w:start w:val="1"/>
+      <w:numFmt w:val="bullet"/>
+      <w:lvlText w:val=""/>
+      <w:lvlJc w:val="left"/>
+      <w:pPr>
+        <w:tabs>
+          <w:tab w:val="num" w:pos="2160"/>
+        </w:tabs>
+        <w:ind w:left="2160" w:hanging="360"/>
+      </w:pPr>
+      <w:rPr>
+        <w:rFonts w:ascii="Wingdings" w:hAnsi="Wingdings" w:hint="default"/>
+        <w:sz w:val="20"/>
+      </w:rPr>
+    </w:lvl>
+    <w:lvl w:ilvl="3" w:tentative="1">
+      <w:start w:val="1"/>
+      <w:numFmt w:val="bullet"/>
+      <w:lvlText w:val=""/>
+      <w:lvlJc w:val="left"/>
+      <w:pPr>
+        <w:tabs>
+          <w:tab w:val="num" w:pos="2880"/>
+        </w:tabs>
+        <w:ind w:left="2880" w:hanging="360"/>
+      </w:pPr>
+      <w:rPr>
+        <w:rFonts w:ascii="Wingdings" w:hAnsi="Wingdings" w:hint="default"/>
+        <w:sz w:val="20"/>
+      </w:rPr>
+    </w:lvl>
+    <w:lvl w:ilvl="4" w:tentative="1">
+      <w:start w:val="1"/>
+      <w:numFmt w:val="bullet"/>
+      <w:lvlText w:val=""/>
+      <w:lvlJc w:val="left"/>
+      <w:pPr>
+        <w:tabs>
+          <w:tab w:val="num" w:pos="3600"/>
+        </w:tabs>
+        <w:ind w:left="3600" w:hanging="360"/>
+      </w:pPr>
+      <w:rPr>
+        <w:rFonts w:ascii="Wingdings" w:hAnsi="Wingdings" w:hint="default"/>
+        <w:sz w:val="20"/>
+      </w:rPr>
+    </w:lvl>
+    <w:lvl w:ilvl="5" w:tentative="1">
+      <w:start w:val="1"/>
+      <w:numFmt w:val="bullet"/>
+      <w:lvlText w:val=""/>
+      <w:lvlJc w:val="left"/>
+      <w:pPr>
+        <w:tabs>
+          <w:tab w:val="num" w:pos="4320"/>
+        </w:tabs>
+        <w:ind w:left="4320" w:hanging="360"/>
+      </w:pPr>
+      <w:rPr>
+        <w:rFonts w:ascii="Wingdings" w:hAnsi="Wingdings" w:hint="default"/>
+        <w:sz w:val="20"/>
+      </w:rPr>
+    </w:lvl>
+    <w:lvl w:ilvl="6" w:tentative="1">
+      <w:start w:val="1"/>
+      <w:numFmt w:val="bullet"/>
+      <w:lvlText w:val=""/>
+      <w:lvlJc w:val="left"/>
+      <w:pPr>
+        <w:tabs>
+          <w:tab w:val="num" w:pos="5040"/>
+        </w:tabs>
+        <w:ind w:left="5040" w:hanging="360"/>
+      </w:pPr>
+      <w:rPr>
+        <w:rFonts w:ascii="Wingdings" w:hAnsi="Wingdings" w:hint="default"/>
+        <w:sz w:val="20"/>
+      </w:rPr>
+    </w:lvl>
+    <w:lvl w:ilvl="7" w:tentative="1">
+      <w:start w:val="1"/>
+      <w:numFmt w:val="bullet"/>
+      <w:lvlText w:val=""/>
+      <w:lvlJc w:val="left"/>
+      <w:pPr>
+        <w:tabs>
+          <w:tab w:val="num" w:pos="5760"/>
+        </w:tabs>
+        <w:ind w:left="5760" w:hanging="360"/>
+      </w:pPr>
+      <w:rPr>
+        <w:rFonts w:ascii="Wingdings" w:hAnsi="Wingdings" w:hint="default"/>
+        <w:sz w:val="20"/>
+      </w:rPr>
+    </w:lvl>
+    <w:lvl w:ilvl="8" w:tentative="1">
+      <w:start w:val="1"/>
+      <w:numFmt w:val="bullet"/>
+      <w:lvlText w:val=""/>
+      <w:lvlJc w:val="left"/>
+      <w:pPr>
+        <w:tabs>
+          <w:tab w:val="num" w:pos="6480"/>
+        </w:tabs>
+        <w:ind w:left="6480" w:hanging="360"/>
+      </w:pPr>
+      <w:rPr>
+        <w:rFonts w:ascii="Wingdings" w:hAnsi="Wingdings" w:hint="default"/>
+        <w:sz w:val="20"/>
+      </w:rPr>
+    </w:lvl>
+  </w:abstractNum>
+  <w:abstractNum w:abstractNumId="10" w15:restartNumberingAfterBreak="0">
     <w:nsid w:val="63F74445"/>
     <w:multiLevelType w:val="multilevel"/>
     <w:tmpl w:val="8F30C388"/>
@@ -7911,14 +11959,646 @@
       </w:rPr>
     </w:lvl>
   </w:abstractNum>
+  <w:abstractNum w:abstractNumId="11" w15:restartNumberingAfterBreak="0">
+    <w:nsid w:val="657E5FCF"/>
+    <w:multiLevelType w:val="multilevel"/>
+    <w:tmpl w:val="C67074DC"/>
+    <w:lvl w:ilvl="0">
+      <w:start w:val="1"/>
+      <w:numFmt w:val="bullet"/>
+      <w:lvlText w:val=""/>
+      <w:lvlJc w:val="left"/>
+      <w:pPr>
+        <w:tabs>
+          <w:tab w:val="num" w:pos="720"/>
+        </w:tabs>
+        <w:ind w:left="720" w:hanging="360"/>
+      </w:pPr>
+      <w:rPr>
+        <w:rFonts w:ascii="Symbol" w:hAnsi="Symbol" w:hint="default"/>
+        <w:sz w:val="20"/>
+      </w:rPr>
+    </w:lvl>
+    <w:lvl w:ilvl="1" w:tentative="1">
+      <w:start w:val="1"/>
+      <w:numFmt w:val="bullet"/>
+      <w:lvlText w:val="o"/>
+      <w:lvlJc w:val="left"/>
+      <w:pPr>
+        <w:tabs>
+          <w:tab w:val="num" w:pos="1440"/>
+        </w:tabs>
+        <w:ind w:left="1440" w:hanging="360"/>
+      </w:pPr>
+      <w:rPr>
+        <w:rFonts w:ascii="Courier New" w:hAnsi="Courier New" w:hint="default"/>
+        <w:sz w:val="20"/>
+      </w:rPr>
+    </w:lvl>
+    <w:lvl w:ilvl="2" w:tentative="1">
+      <w:start w:val="1"/>
+      <w:numFmt w:val="bullet"/>
+      <w:lvlText w:val=""/>
+      <w:lvlJc w:val="left"/>
+      <w:pPr>
+        <w:tabs>
+          <w:tab w:val="num" w:pos="2160"/>
+        </w:tabs>
+        <w:ind w:left="2160" w:hanging="360"/>
+      </w:pPr>
+      <w:rPr>
+        <w:rFonts w:ascii="Wingdings" w:hAnsi="Wingdings" w:hint="default"/>
+        <w:sz w:val="20"/>
+      </w:rPr>
+    </w:lvl>
+    <w:lvl w:ilvl="3" w:tentative="1">
+      <w:start w:val="1"/>
+      <w:numFmt w:val="bullet"/>
+      <w:lvlText w:val=""/>
+      <w:lvlJc w:val="left"/>
+      <w:pPr>
+        <w:tabs>
+          <w:tab w:val="num" w:pos="2880"/>
+        </w:tabs>
+        <w:ind w:left="2880" w:hanging="360"/>
+      </w:pPr>
+      <w:rPr>
+        <w:rFonts w:ascii="Wingdings" w:hAnsi="Wingdings" w:hint="default"/>
+        <w:sz w:val="20"/>
+      </w:rPr>
+    </w:lvl>
+    <w:lvl w:ilvl="4" w:tentative="1">
+      <w:start w:val="1"/>
+      <w:numFmt w:val="bullet"/>
+      <w:lvlText w:val=""/>
+      <w:lvlJc w:val="left"/>
+      <w:pPr>
+        <w:tabs>
+          <w:tab w:val="num" w:pos="3600"/>
+        </w:tabs>
+        <w:ind w:left="3600" w:hanging="360"/>
+      </w:pPr>
+      <w:rPr>
+        <w:rFonts w:ascii="Wingdings" w:hAnsi="Wingdings" w:hint="default"/>
+        <w:sz w:val="20"/>
+      </w:rPr>
+    </w:lvl>
+    <w:lvl w:ilvl="5" w:tentative="1">
+      <w:start w:val="1"/>
+      <w:numFmt w:val="bullet"/>
+      <w:lvlText w:val=""/>
+      <w:lvlJc w:val="left"/>
+      <w:pPr>
+        <w:tabs>
+          <w:tab w:val="num" w:pos="4320"/>
+        </w:tabs>
+        <w:ind w:left="4320" w:hanging="360"/>
+      </w:pPr>
+      <w:rPr>
+        <w:rFonts w:ascii="Wingdings" w:hAnsi="Wingdings" w:hint="default"/>
+        <w:sz w:val="20"/>
+      </w:rPr>
+    </w:lvl>
+    <w:lvl w:ilvl="6" w:tentative="1">
+      <w:start w:val="1"/>
+      <w:numFmt w:val="bullet"/>
+      <w:lvlText w:val=""/>
+      <w:lvlJc w:val="left"/>
+      <w:pPr>
+        <w:tabs>
+          <w:tab w:val="num" w:pos="5040"/>
+        </w:tabs>
+        <w:ind w:left="5040" w:hanging="360"/>
+      </w:pPr>
+      <w:rPr>
+        <w:rFonts w:ascii="Wingdings" w:hAnsi="Wingdings" w:hint="default"/>
+        <w:sz w:val="20"/>
+      </w:rPr>
+    </w:lvl>
+    <w:lvl w:ilvl="7" w:tentative="1">
+      <w:start w:val="1"/>
+      <w:numFmt w:val="bullet"/>
+      <w:lvlText w:val=""/>
+      <w:lvlJc w:val="left"/>
+      <w:pPr>
+        <w:tabs>
+          <w:tab w:val="num" w:pos="5760"/>
+        </w:tabs>
+        <w:ind w:left="5760" w:hanging="360"/>
+      </w:pPr>
+      <w:rPr>
+        <w:rFonts w:ascii="Wingdings" w:hAnsi="Wingdings" w:hint="default"/>
+        <w:sz w:val="20"/>
+      </w:rPr>
+    </w:lvl>
+    <w:lvl w:ilvl="8" w:tentative="1">
+      <w:start w:val="1"/>
+      <w:numFmt w:val="bullet"/>
+      <w:lvlText w:val=""/>
+      <w:lvlJc w:val="left"/>
+      <w:pPr>
+        <w:tabs>
+          <w:tab w:val="num" w:pos="6480"/>
+        </w:tabs>
+        <w:ind w:left="6480" w:hanging="360"/>
+      </w:pPr>
+      <w:rPr>
+        <w:rFonts w:ascii="Wingdings" w:hAnsi="Wingdings" w:hint="default"/>
+        <w:sz w:val="20"/>
+      </w:rPr>
+    </w:lvl>
+  </w:abstractNum>
+  <w:abstractNum w:abstractNumId="12" w15:restartNumberingAfterBreak="0">
+    <w:nsid w:val="69AF2F65"/>
+    <w:multiLevelType w:val="multilevel"/>
+    <w:tmpl w:val="F9BAF828"/>
+    <w:lvl w:ilvl="0">
+      <w:start w:val="1"/>
+      <w:numFmt w:val="bullet"/>
+      <w:lvlText w:val=""/>
+      <w:lvlJc w:val="left"/>
+      <w:pPr>
+        <w:tabs>
+          <w:tab w:val="num" w:pos="720"/>
+        </w:tabs>
+        <w:ind w:left="720" w:hanging="360"/>
+      </w:pPr>
+      <w:rPr>
+        <w:rFonts w:ascii="Symbol" w:hAnsi="Symbol" w:hint="default"/>
+        <w:sz w:val="20"/>
+      </w:rPr>
+    </w:lvl>
+    <w:lvl w:ilvl="1" w:tentative="1">
+      <w:start w:val="1"/>
+      <w:numFmt w:val="bullet"/>
+      <w:lvlText w:val="o"/>
+      <w:lvlJc w:val="left"/>
+      <w:pPr>
+        <w:tabs>
+          <w:tab w:val="num" w:pos="1440"/>
+        </w:tabs>
+        <w:ind w:left="1440" w:hanging="360"/>
+      </w:pPr>
+      <w:rPr>
+        <w:rFonts w:ascii="Courier New" w:hAnsi="Courier New" w:hint="default"/>
+        <w:sz w:val="20"/>
+      </w:rPr>
+    </w:lvl>
+    <w:lvl w:ilvl="2" w:tentative="1">
+      <w:start w:val="1"/>
+      <w:numFmt w:val="bullet"/>
+      <w:lvlText w:val=""/>
+      <w:lvlJc w:val="left"/>
+      <w:pPr>
+        <w:tabs>
+          <w:tab w:val="num" w:pos="2160"/>
+        </w:tabs>
+        <w:ind w:left="2160" w:hanging="360"/>
+      </w:pPr>
+      <w:rPr>
+        <w:rFonts w:ascii="Wingdings" w:hAnsi="Wingdings" w:hint="default"/>
+        <w:sz w:val="20"/>
+      </w:rPr>
+    </w:lvl>
+    <w:lvl w:ilvl="3" w:tentative="1">
+      <w:start w:val="1"/>
+      <w:numFmt w:val="bullet"/>
+      <w:lvlText w:val=""/>
+      <w:lvlJc w:val="left"/>
+      <w:pPr>
+        <w:tabs>
+          <w:tab w:val="num" w:pos="2880"/>
+        </w:tabs>
+        <w:ind w:left="2880" w:hanging="360"/>
+      </w:pPr>
+      <w:rPr>
+        <w:rFonts w:ascii="Wingdings" w:hAnsi="Wingdings" w:hint="default"/>
+        <w:sz w:val="20"/>
+      </w:rPr>
+    </w:lvl>
+    <w:lvl w:ilvl="4" w:tentative="1">
+      <w:start w:val="1"/>
+      <w:numFmt w:val="bullet"/>
+      <w:lvlText w:val=""/>
+      <w:lvlJc w:val="left"/>
+      <w:pPr>
+        <w:tabs>
+          <w:tab w:val="num" w:pos="3600"/>
+        </w:tabs>
+        <w:ind w:left="3600" w:hanging="360"/>
+      </w:pPr>
+      <w:rPr>
+        <w:rFonts w:ascii="Wingdings" w:hAnsi="Wingdings" w:hint="default"/>
+        <w:sz w:val="20"/>
+      </w:rPr>
+    </w:lvl>
+    <w:lvl w:ilvl="5" w:tentative="1">
+      <w:start w:val="1"/>
+      <w:numFmt w:val="bullet"/>
+      <w:lvlText w:val=""/>
+      <w:lvlJc w:val="left"/>
+      <w:pPr>
+        <w:tabs>
+          <w:tab w:val="num" w:pos="4320"/>
+        </w:tabs>
+        <w:ind w:left="4320" w:hanging="360"/>
+      </w:pPr>
+      <w:rPr>
+        <w:rFonts w:ascii="Wingdings" w:hAnsi="Wingdings" w:hint="default"/>
+        <w:sz w:val="20"/>
+      </w:rPr>
+    </w:lvl>
+    <w:lvl w:ilvl="6" w:tentative="1">
+      <w:start w:val="1"/>
+      <w:numFmt w:val="bullet"/>
+      <w:lvlText w:val=""/>
+      <w:lvlJc w:val="left"/>
+      <w:pPr>
+        <w:tabs>
+          <w:tab w:val="num" w:pos="5040"/>
+        </w:tabs>
+        <w:ind w:left="5040" w:hanging="360"/>
+      </w:pPr>
+      <w:rPr>
+        <w:rFonts w:ascii="Wingdings" w:hAnsi="Wingdings" w:hint="default"/>
+        <w:sz w:val="20"/>
+      </w:rPr>
+    </w:lvl>
+    <w:lvl w:ilvl="7" w:tentative="1">
+      <w:start w:val="1"/>
+      <w:numFmt w:val="bullet"/>
+      <w:lvlText w:val=""/>
+      <w:lvlJc w:val="left"/>
+      <w:pPr>
+        <w:tabs>
+          <w:tab w:val="num" w:pos="5760"/>
+        </w:tabs>
+        <w:ind w:left="5760" w:hanging="360"/>
+      </w:pPr>
+      <w:rPr>
+        <w:rFonts w:ascii="Wingdings" w:hAnsi="Wingdings" w:hint="default"/>
+        <w:sz w:val="20"/>
+      </w:rPr>
+    </w:lvl>
+    <w:lvl w:ilvl="8" w:tentative="1">
+      <w:start w:val="1"/>
+      <w:numFmt w:val="bullet"/>
+      <w:lvlText w:val=""/>
+      <w:lvlJc w:val="left"/>
+      <w:pPr>
+        <w:tabs>
+          <w:tab w:val="num" w:pos="6480"/>
+        </w:tabs>
+        <w:ind w:left="6480" w:hanging="360"/>
+      </w:pPr>
+      <w:rPr>
+        <w:rFonts w:ascii="Wingdings" w:hAnsi="Wingdings" w:hint="default"/>
+        <w:sz w:val="20"/>
+      </w:rPr>
+    </w:lvl>
+  </w:abstractNum>
+  <w:abstractNum w:abstractNumId="13" w15:restartNumberingAfterBreak="0">
+    <w:nsid w:val="6FA30B13"/>
+    <w:multiLevelType w:val="multilevel"/>
+    <w:tmpl w:val="FA94A470"/>
+    <w:lvl w:ilvl="0">
+      <w:start w:val="1"/>
+      <w:numFmt w:val="bullet"/>
+      <w:lvlText w:val=""/>
+      <w:lvlJc w:val="left"/>
+      <w:pPr>
+        <w:tabs>
+          <w:tab w:val="num" w:pos="720"/>
+        </w:tabs>
+        <w:ind w:left="720" w:hanging="360"/>
+      </w:pPr>
+      <w:rPr>
+        <w:rFonts w:ascii="Symbol" w:hAnsi="Symbol" w:hint="default"/>
+        <w:sz w:val="20"/>
+      </w:rPr>
+    </w:lvl>
+    <w:lvl w:ilvl="1" w:tentative="1">
+      <w:start w:val="1"/>
+      <w:numFmt w:val="bullet"/>
+      <w:lvlText w:val="o"/>
+      <w:lvlJc w:val="left"/>
+      <w:pPr>
+        <w:tabs>
+          <w:tab w:val="num" w:pos="1440"/>
+        </w:tabs>
+        <w:ind w:left="1440" w:hanging="360"/>
+      </w:pPr>
+      <w:rPr>
+        <w:rFonts w:ascii="Courier New" w:hAnsi="Courier New" w:hint="default"/>
+        <w:sz w:val="20"/>
+      </w:rPr>
+    </w:lvl>
+    <w:lvl w:ilvl="2" w:tentative="1">
+      <w:start w:val="1"/>
+      <w:numFmt w:val="bullet"/>
+      <w:lvlText w:val=""/>
+      <w:lvlJc w:val="left"/>
+      <w:pPr>
+        <w:tabs>
+          <w:tab w:val="num" w:pos="2160"/>
+        </w:tabs>
+        <w:ind w:left="2160" w:hanging="360"/>
+      </w:pPr>
+      <w:rPr>
+        <w:rFonts w:ascii="Wingdings" w:hAnsi="Wingdings" w:hint="default"/>
+        <w:sz w:val="20"/>
+      </w:rPr>
+    </w:lvl>
+    <w:lvl w:ilvl="3" w:tentative="1">
+      <w:start w:val="1"/>
+      <w:numFmt w:val="bullet"/>
+      <w:lvlText w:val=""/>
+      <w:lvlJc w:val="left"/>
+      <w:pPr>
+        <w:tabs>
+          <w:tab w:val="num" w:pos="2880"/>
+        </w:tabs>
+        <w:ind w:left="2880" w:hanging="360"/>
+      </w:pPr>
+      <w:rPr>
+        <w:rFonts w:ascii="Wingdings" w:hAnsi="Wingdings" w:hint="default"/>
+        <w:sz w:val="20"/>
+      </w:rPr>
+    </w:lvl>
+    <w:lvl w:ilvl="4" w:tentative="1">
+      <w:start w:val="1"/>
+      <w:numFmt w:val="bullet"/>
+      <w:lvlText w:val=""/>
+      <w:lvlJc w:val="left"/>
+      <w:pPr>
+        <w:tabs>
+          <w:tab w:val="num" w:pos="3600"/>
+        </w:tabs>
+        <w:ind w:left="3600" w:hanging="360"/>
+      </w:pPr>
+      <w:rPr>
+        <w:rFonts w:ascii="Wingdings" w:hAnsi="Wingdings" w:hint="default"/>
+        <w:sz w:val="20"/>
+      </w:rPr>
+    </w:lvl>
+    <w:lvl w:ilvl="5" w:tentative="1">
+      <w:start w:val="1"/>
+      <w:numFmt w:val="bullet"/>
+      <w:lvlText w:val=""/>
+      <w:lvlJc w:val="left"/>
+      <w:pPr>
+        <w:tabs>
+          <w:tab w:val="num" w:pos="4320"/>
+        </w:tabs>
+        <w:ind w:left="4320" w:hanging="360"/>
+      </w:pPr>
+      <w:rPr>
+        <w:rFonts w:ascii="Wingdings" w:hAnsi="Wingdings" w:hint="default"/>
+        <w:sz w:val="20"/>
+      </w:rPr>
+    </w:lvl>
+    <w:lvl w:ilvl="6" w:tentative="1">
+      <w:start w:val="1"/>
+      <w:numFmt w:val="bullet"/>
+      <w:lvlText w:val=""/>
+      <w:lvlJc w:val="left"/>
+      <w:pPr>
+        <w:tabs>
+          <w:tab w:val="num" w:pos="5040"/>
+        </w:tabs>
+        <w:ind w:left="5040" w:hanging="360"/>
+      </w:pPr>
+      <w:rPr>
+        <w:rFonts w:ascii="Wingdings" w:hAnsi="Wingdings" w:hint="default"/>
+        <w:sz w:val="20"/>
+      </w:rPr>
+    </w:lvl>
+    <w:lvl w:ilvl="7" w:tentative="1">
+      <w:start w:val="1"/>
+      <w:numFmt w:val="bullet"/>
+      <w:lvlText w:val=""/>
+      <w:lvlJc w:val="left"/>
+      <w:pPr>
+        <w:tabs>
+          <w:tab w:val="num" w:pos="5760"/>
+        </w:tabs>
+        <w:ind w:left="5760" w:hanging="360"/>
+      </w:pPr>
+      <w:rPr>
+        <w:rFonts w:ascii="Wingdings" w:hAnsi="Wingdings" w:hint="default"/>
+        <w:sz w:val="20"/>
+      </w:rPr>
+    </w:lvl>
+    <w:lvl w:ilvl="8" w:tentative="1">
+      <w:start w:val="1"/>
+      <w:numFmt w:val="bullet"/>
+      <w:lvlText w:val=""/>
+      <w:lvlJc w:val="left"/>
+      <w:pPr>
+        <w:tabs>
+          <w:tab w:val="num" w:pos="6480"/>
+        </w:tabs>
+        <w:ind w:left="6480" w:hanging="360"/>
+      </w:pPr>
+      <w:rPr>
+        <w:rFonts w:ascii="Wingdings" w:hAnsi="Wingdings" w:hint="default"/>
+        <w:sz w:val="20"/>
+      </w:rPr>
+    </w:lvl>
+  </w:abstractNum>
+  <w:abstractNum w:abstractNumId="14" w15:restartNumberingAfterBreak="0">
+    <w:nsid w:val="705D69AA"/>
+    <w:multiLevelType w:val="multilevel"/>
+    <w:tmpl w:val="C478C0CE"/>
+    <w:lvl w:ilvl="0">
+      <w:start w:val="1"/>
+      <w:numFmt w:val="bullet"/>
+      <w:lvlText w:val=""/>
+      <w:lvlJc w:val="left"/>
+      <w:pPr>
+        <w:tabs>
+          <w:tab w:val="num" w:pos="720"/>
+        </w:tabs>
+        <w:ind w:left="720" w:hanging="360"/>
+      </w:pPr>
+      <w:rPr>
+        <w:rFonts w:ascii="Symbol" w:hAnsi="Symbol" w:hint="default"/>
+        <w:sz w:val="20"/>
+      </w:rPr>
+    </w:lvl>
+    <w:lvl w:ilvl="1">
+      <w:start w:val="1"/>
+      <w:numFmt w:val="bullet"/>
+      <w:lvlText w:val="o"/>
+      <w:lvlJc w:val="left"/>
+      <w:pPr>
+        <w:tabs>
+          <w:tab w:val="num" w:pos="1440"/>
+        </w:tabs>
+        <w:ind w:left="1440" w:hanging="360"/>
+      </w:pPr>
+      <w:rPr>
+        <w:rFonts w:ascii="Courier New" w:hAnsi="Courier New" w:hint="default"/>
+        <w:sz w:val="20"/>
+      </w:rPr>
+    </w:lvl>
+    <w:lvl w:ilvl="2" w:tentative="1">
+      <w:start w:val="1"/>
+      <w:numFmt w:val="bullet"/>
+      <w:lvlText w:val=""/>
+      <w:lvlJc w:val="left"/>
+      <w:pPr>
+        <w:tabs>
+          <w:tab w:val="num" w:pos="2160"/>
+        </w:tabs>
+        <w:ind w:left="2160" w:hanging="360"/>
+      </w:pPr>
+      <w:rPr>
+        <w:rFonts w:ascii="Wingdings" w:hAnsi="Wingdings" w:hint="default"/>
+        <w:sz w:val="20"/>
+      </w:rPr>
+    </w:lvl>
+    <w:lvl w:ilvl="3" w:tentative="1">
+      <w:start w:val="1"/>
+      <w:numFmt w:val="bullet"/>
+      <w:lvlText w:val=""/>
+      <w:lvlJc w:val="left"/>
+      <w:pPr>
+        <w:tabs>
+          <w:tab w:val="num" w:pos="2880"/>
+        </w:tabs>
+        <w:ind w:left="2880" w:hanging="360"/>
+      </w:pPr>
+      <w:rPr>
+        <w:rFonts w:ascii="Wingdings" w:hAnsi="Wingdings" w:hint="default"/>
+        <w:sz w:val="20"/>
+      </w:rPr>
+    </w:lvl>
+    <w:lvl w:ilvl="4" w:tentative="1">
+      <w:start w:val="1"/>
+      <w:numFmt w:val="bullet"/>
+      <w:lvlText w:val=""/>
+      <w:lvlJc w:val="left"/>
+      <w:pPr>
+        <w:tabs>
+          <w:tab w:val="num" w:pos="3600"/>
+        </w:tabs>
+        <w:ind w:left="3600" w:hanging="360"/>
+      </w:pPr>
+      <w:rPr>
+        <w:rFonts w:ascii="Wingdings" w:hAnsi="Wingdings" w:hint="default"/>
+        <w:sz w:val="20"/>
+      </w:rPr>
+    </w:lvl>
+    <w:lvl w:ilvl="5" w:tentative="1">
+      <w:start w:val="1"/>
+      <w:numFmt w:val="bullet"/>
+      <w:lvlText w:val=""/>
+      <w:lvlJc w:val="left"/>
+      <w:pPr>
+        <w:tabs>
+          <w:tab w:val="num" w:pos="4320"/>
+        </w:tabs>
+        <w:ind w:left="4320" w:hanging="360"/>
+      </w:pPr>
+      <w:rPr>
+        <w:rFonts w:ascii="Wingdings" w:hAnsi="Wingdings" w:hint="default"/>
+        <w:sz w:val="20"/>
+      </w:rPr>
+    </w:lvl>
+    <w:lvl w:ilvl="6" w:tentative="1">
+      <w:start w:val="1"/>
+      <w:numFmt w:val="bullet"/>
+      <w:lvlText w:val=""/>
+      <w:lvlJc w:val="left"/>
+      <w:pPr>
+        <w:tabs>
+          <w:tab w:val="num" w:pos="5040"/>
+        </w:tabs>
+        <w:ind w:left="5040" w:hanging="360"/>
+      </w:pPr>
+      <w:rPr>
+        <w:rFonts w:ascii="Wingdings" w:hAnsi="Wingdings" w:hint="default"/>
+        <w:sz w:val="20"/>
+      </w:rPr>
+    </w:lvl>
+    <w:lvl w:ilvl="7" w:tentative="1">
+      <w:start w:val="1"/>
+      <w:numFmt w:val="bullet"/>
+      <w:lvlText w:val=""/>
+      <w:lvlJc w:val="left"/>
+      <w:pPr>
+        <w:tabs>
+          <w:tab w:val="num" w:pos="5760"/>
+        </w:tabs>
+        <w:ind w:left="5760" w:hanging="360"/>
+      </w:pPr>
+      <w:rPr>
+        <w:rFonts w:ascii="Wingdings" w:hAnsi="Wingdings" w:hint="default"/>
+        <w:sz w:val="20"/>
+      </w:rPr>
+    </w:lvl>
+    <w:lvl w:ilvl="8" w:tentative="1">
+      <w:start w:val="1"/>
+      <w:numFmt w:val="bullet"/>
+      <w:lvlText w:val=""/>
+      <w:lvlJc w:val="left"/>
+      <w:pPr>
+        <w:tabs>
+          <w:tab w:val="num" w:pos="6480"/>
+        </w:tabs>
+        <w:ind w:left="6480" w:hanging="360"/>
+      </w:pPr>
+      <w:rPr>
+        <w:rFonts w:ascii="Wingdings" w:hAnsi="Wingdings" w:hint="default"/>
+        <w:sz w:val="20"/>
+      </w:rPr>
+    </w:lvl>
+  </w:abstractNum>
   <w:num w:numId="1" w16cid:durableId="1567909766">
+    <w:abstractNumId w:val="8"/>
+  </w:num>
+  <w:num w:numId="2" w16cid:durableId="1894777238">
+    <w:abstractNumId w:val="3"/>
+  </w:num>
+  <w:num w:numId="3" w16cid:durableId="1878279109">
+    <w:abstractNumId w:val="10"/>
+  </w:num>
+  <w:num w:numId="4" w16cid:durableId="481432931">
     <w:abstractNumId w:val="1"/>
   </w:num>
-  <w:num w:numId="2" w16cid:durableId="1894777238">
+  <w:num w:numId="5" w16cid:durableId="1862159656">
+    <w:abstractNumId w:val="4"/>
+  </w:num>
+  <w:num w:numId="6" w16cid:durableId="1876772773">
+    <w:abstractNumId w:val="5"/>
+  </w:num>
+  <w:num w:numId="7" w16cid:durableId="534003151">
+    <w:abstractNumId w:val="6"/>
+  </w:num>
+  <w:num w:numId="8" w16cid:durableId="1107971162">
+    <w:abstractNumId w:val="11"/>
+  </w:num>
+  <w:num w:numId="9" w16cid:durableId="1468354935">
+    <w:abstractNumId w:val="12"/>
+  </w:num>
+  <w:num w:numId="10" w16cid:durableId="648828780">
     <w:abstractNumId w:val="0"/>
   </w:num>
-  <w:num w:numId="3" w16cid:durableId="1878279109">
+  <w:num w:numId="11" w16cid:durableId="172573596">
     <w:abstractNumId w:val="2"/>
+  </w:num>
+  <w:num w:numId="12" w16cid:durableId="2127037161">
+    <w:abstractNumId w:val="13"/>
+  </w:num>
+  <w:num w:numId="13" w16cid:durableId="904947382">
+    <w:abstractNumId w:val="7"/>
+  </w:num>
+  <w:num w:numId="14" w16cid:durableId="967706144">
+    <w:abstractNumId w:val="9"/>
+  </w:num>
+  <w:num w:numId="15" w16cid:durableId="757024419">
+    <w:abstractNumId w:val="14"/>
   </w:num>
   <w:numIdMacAtCleanup w:val="3"/>
 </w:numbering>
@@ -8404,7 +13084,6 @@
   <w:style w:type="character" w:default="1" w:styleId="Fontepargpadro">
     <w:name w:val="Default Paragraph Font"/>
     <w:uiPriority w:val="1"/>
-    <w:semiHidden/>
     <w:unhideWhenUsed/>
   </w:style>
   <w:style w:type="table" w:default="1" w:styleId="Tabelanormal">
